--- a/Docker/8-dockerfile.docx
+++ b/Docker/8-dockerfile.docx
@@ -260,7 +260,27 @@
           <w:sz w:val="28"/>
           <w:szCs w:val="28"/>
         </w:rPr>
-        <w:t xml:space="preserve"> must start by defining a base image using the FROM instruction. This image provides the starting point</w:t>
+        <w:t xml:space="preserve"> must start by defining a base image using the </w:t>
+      </w:r>
+      <w:r>
+        <w:rPr>
+          <w:rFonts w:asciiTheme="majorBidi" w:hAnsiTheme="majorBidi" w:cstheme="majorBidi"/>
+          <w:b/>
+          <w:bCs/>
+          <w:i/>
+          <w:iCs/>
+          <w:sz w:val="28"/>
+          <w:szCs w:val="28"/>
+        </w:rPr>
+        <w:t>FROM</w:t>
+      </w:r>
+      <w:r>
+        <w:rPr>
+          <w:rFonts w:asciiTheme="majorBidi" w:hAnsiTheme="majorBidi" w:cstheme="majorBidi"/>
+          <w:sz w:val="28"/>
+          <w:szCs w:val="28"/>
+        </w:rPr>
+        <w:t xml:space="preserve"> instruction. This image provides the starting point</w:t>
       </w:r>
       <w:r>
         <w:rPr>
@@ -1799,6 +1819,7 @@
         </w:numPr>
         <w:spacing w:after="0"/>
         <w:ind w:left="360"/>
+        <w:jc w:val="both"/>
         <w:rPr>
           <w:rFonts w:asciiTheme="majorBidi" w:hAnsiTheme="majorBidi" w:cstheme="majorBidi"/>
           <w:sz w:val="28"/>
@@ -1823,23 +1844,7 @@
           <w:sz w:val="28"/>
           <w:szCs w:val="28"/>
         </w:rPr>
-        <w:t>→</w:t>
-      </w:r>
-      <w:r>
-        <w:rPr>
-          <w:rFonts w:asciiTheme="majorBidi" w:hAnsiTheme="majorBidi" w:cstheme="majorBidi"/>
-          <w:sz w:val="28"/>
-          <w:szCs w:val="28"/>
-        </w:rPr>
-        <w:t xml:space="preserve"> </w:t>
-      </w:r>
-      <w:r>
-        <w:rPr>
-          <w:rFonts w:asciiTheme="majorBidi" w:hAnsiTheme="majorBidi" w:cstheme="majorBidi"/>
-          <w:sz w:val="28"/>
-          <w:szCs w:val="28"/>
-        </w:rPr>
-        <w:t xml:space="preserve">explicitly defines the default shell that will be used to execute any subsequent instructions that support shell form syntax in a </w:t>
+        <w:t xml:space="preserve">→ explicitly defines the default shell that will be used to execute any subsequent instructions that support shell form syntax in a </w:t>
       </w:r>
       <w:proofErr w:type="spellStart"/>
       <w:r>
@@ -1859,15 +1864,7 @@
           <w:sz w:val="28"/>
           <w:szCs w:val="28"/>
         </w:rPr>
-        <w:t xml:space="preserve">. </w:t>
-      </w:r>
-      <w:r>
-        <w:rPr>
-          <w:rFonts w:asciiTheme="majorBidi" w:hAnsiTheme="majorBidi" w:cstheme="majorBidi"/>
-          <w:sz w:val="28"/>
-          <w:szCs w:val="28"/>
-        </w:rPr>
-        <w:t>By default, Docker uses /bin/</w:t>
+        <w:t>. By default, Docker uses /bin/</w:t>
       </w:r>
       <w:proofErr w:type="spellStart"/>
       <w:r>
@@ -1885,36 +1882,33 @@
           <w:sz w:val="28"/>
           <w:szCs w:val="28"/>
         </w:rPr>
-        <w:t xml:space="preserve"> -c as the shell interpreter for shell-form instructions.</w:t>
-      </w:r>
-      <w:r>
-        <w:rPr>
-          <w:rFonts w:asciiTheme="majorBidi" w:hAnsiTheme="majorBidi" w:cstheme="majorBidi"/>
-          <w:sz w:val="28"/>
-          <w:szCs w:val="28"/>
-        </w:rPr>
-        <w:t xml:space="preserve"> </w:t>
-      </w:r>
-      <w:r>
-        <w:rPr>
-          <w:rFonts w:asciiTheme="majorBidi" w:hAnsiTheme="majorBidi" w:cstheme="majorBidi"/>
-          <w:sz w:val="28"/>
-          <w:szCs w:val="28"/>
-        </w:rPr>
-        <w:t>The SHELL instruction allows you to override this default</w:t>
-      </w:r>
-      <w:r>
-        <w:rPr>
-          <w:rFonts w:asciiTheme="majorBidi" w:hAnsiTheme="majorBidi" w:cstheme="majorBidi"/>
-          <w:sz w:val="28"/>
-          <w:szCs w:val="28"/>
-        </w:rPr>
-        <w:t>. Example:</w:t>
+        <w:t xml:space="preserve"> -c as the shell interpreter for shell-form instructions. The </w:t>
+      </w:r>
+      <w:r>
+        <w:rPr>
+          <w:rFonts w:asciiTheme="majorBidi" w:hAnsiTheme="majorBidi" w:cstheme="majorBidi"/>
+          <w:b/>
+          <w:bCs/>
+          <w:i/>
+          <w:iCs/>
+          <w:sz w:val="28"/>
+          <w:szCs w:val="28"/>
+        </w:rPr>
+        <w:t>SHELL</w:t>
+      </w:r>
+      <w:r>
+        <w:rPr>
+          <w:rFonts w:asciiTheme="majorBidi" w:hAnsiTheme="majorBidi" w:cstheme="majorBidi"/>
+          <w:sz w:val="28"/>
+          <w:szCs w:val="28"/>
+        </w:rPr>
+        <w:t xml:space="preserve"> instruction allows you to override this default. Example:</w:t>
       </w:r>
     </w:p>
     <w:p>
       <w:pPr>
         <w:ind w:left="360"/>
+        <w:jc w:val="both"/>
         <w:rPr>
           <w:rFonts w:asciiTheme="majorBidi" w:hAnsiTheme="majorBidi" w:cstheme="majorBidi"/>
           <w:b/>
@@ -2098,6 +2092,7 @@
           <w:numId w:val="22"/>
         </w:numPr>
         <w:ind w:left="720"/>
+        <w:jc w:val="both"/>
         <w:rPr>
           <w:rFonts w:asciiTheme="majorBidi" w:hAnsiTheme="majorBidi" w:cstheme="majorBidi"/>
           <w:sz w:val="28"/>
@@ -2134,31 +2129,7 @@
           <w:sz w:val="28"/>
           <w:szCs w:val="28"/>
         </w:rPr>
-        <w:t xml:space="preserve"> (default = </w:t>
-      </w:r>
-      <w:r>
-        <w:rPr>
-          <w:rFonts w:asciiTheme="majorBidi" w:hAnsiTheme="majorBidi" w:cstheme="majorBidi"/>
-          <w:sz w:val="28"/>
-          <w:szCs w:val="28"/>
-        </w:rPr>
-        <w:t>3</w:t>
-      </w:r>
-      <w:r>
-        <w:rPr>
-          <w:rFonts w:asciiTheme="majorBidi" w:hAnsiTheme="majorBidi" w:cstheme="majorBidi"/>
-          <w:sz w:val="28"/>
-          <w:szCs w:val="28"/>
-        </w:rPr>
-        <w:t xml:space="preserve">) </w:t>
-      </w:r>
-      <w:r>
-        <w:rPr>
-          <w:rFonts w:asciiTheme="majorBidi" w:hAnsiTheme="majorBidi" w:cstheme="majorBidi"/>
-          <w:sz w:val="28"/>
-          <w:szCs w:val="28"/>
-        </w:rPr>
-        <w:t>→ The number of consecutive check failures required before the container’s health status is reported as unhealthy.</w:t>
+        <w:t xml:space="preserve"> (default = 3) → The number of consecutive check failures required before the container’s health status is reported as unhealthy.</w:t>
       </w:r>
     </w:p>
     <w:p>
@@ -2169,95 +2140,32 @@
           <w:numId w:val="22"/>
         </w:numPr>
         <w:ind w:left="720"/>
-        <w:rPr>
-          <w:rFonts w:asciiTheme="majorBidi" w:hAnsiTheme="majorBidi" w:cstheme="majorBidi"/>
-          <w:sz w:val="28"/>
-          <w:szCs w:val="28"/>
-        </w:rPr>
-      </w:pPr>
-      <w:r>
-        <w:rPr>
-          <w:rFonts w:asciiTheme="majorBidi" w:hAnsiTheme="majorBidi" w:cstheme="majorBidi"/>
-          <w:b/>
-          <w:bCs/>
-          <w:i/>
-          <w:iCs/>
-          <w:sz w:val="28"/>
-          <w:szCs w:val="28"/>
-        </w:rPr>
-        <w:t>--timeout</w:t>
-      </w:r>
-      <w:r>
-        <w:rPr>
-          <w:rFonts w:asciiTheme="majorBidi" w:hAnsiTheme="majorBidi" w:cstheme="majorBidi"/>
-          <w:b/>
-          <w:bCs/>
-          <w:i/>
-          <w:iCs/>
-          <w:sz w:val="28"/>
-          <w:szCs w:val="28"/>
-        </w:rPr>
-        <w:t xml:space="preserve"> </w:t>
-      </w:r>
-      <w:r>
-        <w:rPr>
-          <w:rFonts w:asciiTheme="majorBidi" w:hAnsiTheme="majorBidi" w:cstheme="majorBidi"/>
-          <w:b/>
-          <w:bCs/>
-          <w:i/>
-          <w:iCs/>
-          <w:sz w:val="28"/>
-          <w:szCs w:val="28"/>
-        </w:rPr>
-        <w:t>30s</w:t>
-      </w:r>
-      <w:r>
-        <w:rPr>
-          <w:rFonts w:asciiTheme="majorBidi" w:hAnsiTheme="majorBidi" w:cstheme="majorBidi"/>
-          <w:sz w:val="28"/>
-          <w:szCs w:val="28"/>
-        </w:rPr>
-        <w:t xml:space="preserve"> </w:t>
-      </w:r>
-      <w:r>
-        <w:rPr>
-          <w:rFonts w:asciiTheme="majorBidi" w:hAnsiTheme="majorBidi" w:cstheme="majorBidi"/>
-          <w:sz w:val="28"/>
-          <w:szCs w:val="28"/>
-        </w:rPr>
-        <w:t>(default =</w:t>
-      </w:r>
-      <w:r>
-        <w:rPr>
-          <w:rFonts w:asciiTheme="majorBidi" w:hAnsiTheme="majorBidi" w:cstheme="majorBidi"/>
-          <w:sz w:val="28"/>
-          <w:szCs w:val="28"/>
-        </w:rPr>
-        <w:t xml:space="preserve"> </w:t>
-      </w:r>
-      <w:r>
-        <w:rPr>
-          <w:rFonts w:asciiTheme="majorBidi" w:hAnsiTheme="majorBidi" w:cstheme="majorBidi"/>
-          <w:sz w:val="28"/>
-          <w:szCs w:val="28"/>
-        </w:rPr>
-        <w:t>30 seconds)</w:t>
-      </w:r>
-      <w:r>
-        <w:rPr>
-          <w:rFonts w:asciiTheme="majorBidi" w:hAnsiTheme="majorBidi" w:cstheme="majorBidi"/>
-          <w:sz w:val="28"/>
-          <w:szCs w:val="28"/>
-        </w:rPr>
-        <w:t xml:space="preserve"> </w:t>
-      </w:r>
-      <w:r>
-        <w:rPr>
-          <w:rFonts w:asciiTheme="majorBidi" w:hAnsiTheme="majorBidi" w:cstheme="majorBidi"/>
-          <w:sz w:val="28"/>
-          <w:szCs w:val="28"/>
-        </w:rPr>
-        <w:t xml:space="preserve">→ The maximum time allowed for the </w:t>
+        <w:jc w:val="both"/>
+        <w:rPr>
+          <w:rFonts w:asciiTheme="majorBidi" w:hAnsiTheme="majorBidi" w:cstheme="majorBidi"/>
+          <w:sz w:val="28"/>
+          <w:szCs w:val="28"/>
+        </w:rPr>
+      </w:pPr>
+      <w:r>
+        <w:rPr>
+          <w:rFonts w:asciiTheme="majorBidi" w:hAnsiTheme="majorBidi" w:cstheme="majorBidi"/>
+          <w:b/>
+          <w:bCs/>
+          <w:i/>
+          <w:iCs/>
+          <w:sz w:val="28"/>
+          <w:szCs w:val="28"/>
+        </w:rPr>
+        <w:t>--timeout 30s</w:t>
+      </w:r>
+      <w:r>
+        <w:rPr>
+          <w:rFonts w:asciiTheme="majorBidi" w:hAnsiTheme="majorBidi" w:cstheme="majorBidi"/>
+          <w:sz w:val="28"/>
+          <w:szCs w:val="28"/>
+        </w:rPr>
+        <w:t xml:space="preserve"> (default = 30 seconds) → The maximum time allowed for the </w:t>
       </w:r>
       <w:r>
         <w:rPr>
@@ -2288,95 +2196,32 @@
           <w:numId w:val="22"/>
         </w:numPr>
         <w:ind w:left="720"/>
-        <w:rPr>
-          <w:rFonts w:asciiTheme="majorBidi" w:hAnsiTheme="majorBidi" w:cstheme="majorBidi"/>
-          <w:sz w:val="28"/>
-          <w:szCs w:val="28"/>
-        </w:rPr>
-      </w:pPr>
-      <w:r>
-        <w:rPr>
-          <w:rFonts w:asciiTheme="majorBidi" w:hAnsiTheme="majorBidi" w:cstheme="majorBidi"/>
-          <w:b/>
-          <w:bCs/>
-          <w:i/>
-          <w:iCs/>
-          <w:sz w:val="28"/>
-          <w:szCs w:val="28"/>
-        </w:rPr>
-        <w:t>--interval</w:t>
-      </w:r>
-      <w:r>
-        <w:rPr>
-          <w:rFonts w:asciiTheme="majorBidi" w:hAnsiTheme="majorBidi" w:cstheme="majorBidi"/>
-          <w:b/>
-          <w:bCs/>
-          <w:i/>
-          <w:iCs/>
-          <w:sz w:val="28"/>
-          <w:szCs w:val="28"/>
-        </w:rPr>
-        <w:t xml:space="preserve"> </w:t>
-      </w:r>
-      <w:r>
-        <w:rPr>
-          <w:rFonts w:asciiTheme="majorBidi" w:hAnsiTheme="majorBidi" w:cstheme="majorBidi"/>
-          <w:b/>
-          <w:bCs/>
-          <w:i/>
-          <w:iCs/>
-          <w:sz w:val="28"/>
-          <w:szCs w:val="28"/>
-        </w:rPr>
-        <w:t>5s</w:t>
-      </w:r>
-      <w:r>
-        <w:rPr>
-          <w:rFonts w:asciiTheme="majorBidi" w:hAnsiTheme="majorBidi" w:cstheme="majorBidi"/>
-          <w:sz w:val="28"/>
-          <w:szCs w:val="28"/>
-        </w:rPr>
-        <w:t xml:space="preserve"> </w:t>
-      </w:r>
-      <w:r>
-        <w:rPr>
-          <w:rFonts w:asciiTheme="majorBidi" w:hAnsiTheme="majorBidi" w:cstheme="majorBidi"/>
-          <w:sz w:val="28"/>
-          <w:szCs w:val="28"/>
-        </w:rPr>
-        <w:t>(</w:t>
-      </w:r>
-      <w:r>
-        <w:rPr>
-          <w:rFonts w:asciiTheme="majorBidi" w:hAnsiTheme="majorBidi" w:cstheme="majorBidi"/>
-          <w:sz w:val="28"/>
-          <w:szCs w:val="28"/>
-        </w:rPr>
-        <w:t xml:space="preserve">default = </w:t>
-      </w:r>
-      <w:r>
-        <w:rPr>
-          <w:rFonts w:asciiTheme="majorBidi" w:hAnsiTheme="majorBidi" w:cstheme="majorBidi"/>
-          <w:sz w:val="28"/>
-          <w:szCs w:val="28"/>
-        </w:rPr>
-        <w:t>5 seconds)</w:t>
-      </w:r>
-      <w:r>
-        <w:rPr>
-          <w:rFonts w:asciiTheme="majorBidi" w:hAnsiTheme="majorBidi" w:cstheme="majorBidi"/>
-          <w:sz w:val="28"/>
-          <w:szCs w:val="28"/>
-        </w:rPr>
-        <w:t xml:space="preserve"> </w:t>
-      </w:r>
-      <w:r>
-        <w:rPr>
-          <w:rFonts w:asciiTheme="majorBidi" w:hAnsiTheme="majorBidi" w:cstheme="majorBidi"/>
-          <w:sz w:val="28"/>
-          <w:szCs w:val="28"/>
-        </w:rPr>
-        <w:t>→ The time to wait between running the health check command periodically.</w:t>
+        <w:jc w:val="both"/>
+        <w:rPr>
+          <w:rFonts w:asciiTheme="majorBidi" w:hAnsiTheme="majorBidi" w:cstheme="majorBidi"/>
+          <w:sz w:val="28"/>
+          <w:szCs w:val="28"/>
+        </w:rPr>
+      </w:pPr>
+      <w:r>
+        <w:rPr>
+          <w:rFonts w:asciiTheme="majorBidi" w:hAnsiTheme="majorBidi" w:cstheme="majorBidi"/>
+          <w:b/>
+          <w:bCs/>
+          <w:i/>
+          <w:iCs/>
+          <w:sz w:val="28"/>
+          <w:szCs w:val="28"/>
+        </w:rPr>
+        <w:t>--interval 5s</w:t>
+      </w:r>
+      <w:r>
+        <w:rPr>
+          <w:rFonts w:asciiTheme="majorBidi" w:hAnsiTheme="majorBidi" w:cstheme="majorBidi"/>
+          <w:sz w:val="28"/>
+          <w:szCs w:val="28"/>
+        </w:rPr>
+        <w:t xml:space="preserve"> (default = 5 seconds) → The time to wait between running the health check command periodically.</w:t>
       </w:r>
     </w:p>
     <w:p>
@@ -2405,71 +2250,15 @@
           <w:sz w:val="28"/>
           <w:szCs w:val="28"/>
         </w:rPr>
-        <w:t>--start-period</w:t>
-      </w:r>
-      <w:r>
-        <w:rPr>
-          <w:rFonts w:asciiTheme="majorBidi" w:hAnsiTheme="majorBidi" w:cstheme="majorBidi"/>
-          <w:b/>
-          <w:bCs/>
-          <w:i/>
-          <w:iCs/>
-          <w:sz w:val="28"/>
-          <w:szCs w:val="28"/>
-        </w:rPr>
-        <w:t xml:space="preserve"> </w:t>
-      </w:r>
-      <w:r>
-        <w:rPr>
-          <w:rFonts w:asciiTheme="majorBidi" w:hAnsiTheme="majorBidi" w:cstheme="majorBidi"/>
-          <w:b/>
-          <w:bCs/>
-          <w:i/>
-          <w:iCs/>
-          <w:sz w:val="28"/>
-          <w:szCs w:val="28"/>
-        </w:rPr>
-        <w:t>0s</w:t>
-      </w:r>
-      <w:r>
-        <w:rPr>
-          <w:rFonts w:asciiTheme="majorBidi" w:hAnsiTheme="majorBidi" w:cstheme="majorBidi"/>
-          <w:sz w:val="28"/>
-          <w:szCs w:val="28"/>
-        </w:rPr>
-        <w:t xml:space="preserve"> (</w:t>
-      </w:r>
-      <w:r>
-        <w:rPr>
-          <w:rFonts w:asciiTheme="majorBidi" w:hAnsiTheme="majorBidi" w:cstheme="majorBidi"/>
-          <w:sz w:val="28"/>
-          <w:szCs w:val="28"/>
-        </w:rPr>
-        <w:t xml:space="preserve">default = </w:t>
-      </w:r>
-      <w:r>
-        <w:rPr>
-          <w:rFonts w:asciiTheme="majorBidi" w:hAnsiTheme="majorBidi" w:cstheme="majorBidi"/>
-          <w:sz w:val="28"/>
-          <w:szCs w:val="28"/>
-        </w:rPr>
-        <w:t>0 seconds)</w:t>
-      </w:r>
-      <w:r>
-        <w:rPr>
-          <w:rFonts w:asciiTheme="majorBidi" w:hAnsiTheme="majorBidi" w:cstheme="majorBidi"/>
-          <w:sz w:val="28"/>
-          <w:szCs w:val="28"/>
-        </w:rPr>
-        <w:t xml:space="preserve"> </w:t>
-      </w:r>
-      <w:r>
-        <w:rPr>
-          <w:rFonts w:asciiTheme="majorBidi" w:hAnsiTheme="majorBidi" w:cstheme="majorBidi"/>
-          <w:sz w:val="28"/>
-          <w:szCs w:val="28"/>
-        </w:rPr>
-        <w:t>→ A recovery period to allow initialization. Health check results during this period are ignored, and failures do not count towards the retry count. Useful for services that take a long time to start up.</w:t>
+        <w:t>--start-period 0s</w:t>
+      </w:r>
+      <w:r>
+        <w:rPr>
+          <w:rFonts w:asciiTheme="majorBidi" w:hAnsiTheme="majorBidi" w:cstheme="majorBidi"/>
+          <w:sz w:val="28"/>
+          <w:szCs w:val="28"/>
+        </w:rPr>
+        <w:t xml:space="preserve"> (default = 0 seconds) → A recovery period to allow initialization. Health check results during this period are ignored, and failures do not count towards the retry count. Useful for services that take a long time to start up.</w:t>
       </w:r>
     </w:p>
     <w:p>
@@ -3190,12 +2979,28 @@
           <w:sz w:val="28"/>
           <w:szCs w:val="28"/>
         </w:rPr>
-        <w:t>Does not support shell features like variable substitution ($MY_VAR would be treated literally), pipes (|), or wildcards unless you explicitly start a shell yourself (e.g., ENTRYPOINT ["</w:t>
+        <w:t xml:space="preserve">Does not support shell features like variable substitution ($MY_VAR would be treated literally), pipes (|), or wildcards unless you explicitly start a shell yourself (e.g., </w:t>
+      </w:r>
+      <w:r>
+        <w:rPr>
+          <w:rFonts w:asciiTheme="majorBidi" w:hAnsiTheme="majorBidi" w:cstheme="majorBidi"/>
+          <w:b/>
+          <w:bCs/>
+          <w:i/>
+          <w:iCs/>
+          <w:sz w:val="28"/>
+          <w:szCs w:val="28"/>
+        </w:rPr>
+        <w:t>ENTRYPOINT ["</w:t>
       </w:r>
       <w:proofErr w:type="spellStart"/>
       <w:r>
         <w:rPr>
           <w:rFonts w:asciiTheme="majorBidi" w:hAnsiTheme="majorBidi" w:cstheme="majorBidi"/>
+          <w:b/>
+          <w:bCs/>
+          <w:i/>
+          <w:iCs/>
           <w:sz w:val="28"/>
           <w:szCs w:val="28"/>
         </w:rPr>
@@ -3205,10 +3010,22 @@
       <w:r>
         <w:rPr>
           <w:rFonts w:asciiTheme="majorBidi" w:hAnsiTheme="majorBidi" w:cstheme="majorBidi"/>
-          <w:sz w:val="28"/>
-          <w:szCs w:val="28"/>
-        </w:rPr>
-        <w:t>", "-c", "echo $MY_VAR"]).</w:t>
+          <w:b/>
+          <w:bCs/>
+          <w:i/>
+          <w:iCs/>
+          <w:sz w:val="28"/>
+          <w:szCs w:val="28"/>
+        </w:rPr>
+        <w:t>", "-c", "echo $MY_VAR"]</w:t>
+      </w:r>
+      <w:r>
+        <w:rPr>
+          <w:rFonts w:asciiTheme="majorBidi" w:hAnsiTheme="majorBidi" w:cstheme="majorBidi"/>
+          <w:sz w:val="28"/>
+          <w:szCs w:val="28"/>
+        </w:rPr>
+        <w:t>).</w:t>
       </w:r>
     </w:p>
     <w:p>
@@ -4759,7 +4576,87 @@
           <w:sz w:val="28"/>
           <w:szCs w:val="28"/>
         </w:rPr>
-        <w:t>If both ENTRYPOINT and CMD are present, CMD arguments are appended to the ENTRYPOINT command.</w:t>
+        <w:t xml:space="preserve">If both </w:t>
+      </w:r>
+      <w:r>
+        <w:rPr>
+          <w:rFonts w:asciiTheme="majorBidi" w:hAnsiTheme="majorBidi" w:cstheme="majorBidi"/>
+          <w:b/>
+          <w:bCs/>
+          <w:i/>
+          <w:iCs/>
+          <w:sz w:val="28"/>
+          <w:szCs w:val="28"/>
+        </w:rPr>
+        <w:t>ENTRYPOINT</w:t>
+      </w:r>
+      <w:r>
+        <w:rPr>
+          <w:rFonts w:asciiTheme="majorBidi" w:hAnsiTheme="majorBidi" w:cstheme="majorBidi"/>
+          <w:sz w:val="28"/>
+          <w:szCs w:val="28"/>
+        </w:rPr>
+        <w:t xml:space="preserve"> and </w:t>
+      </w:r>
+      <w:r>
+        <w:rPr>
+          <w:rFonts w:asciiTheme="majorBidi" w:hAnsiTheme="majorBidi" w:cstheme="majorBidi"/>
+          <w:b/>
+          <w:bCs/>
+          <w:i/>
+          <w:iCs/>
+          <w:sz w:val="28"/>
+          <w:szCs w:val="28"/>
+        </w:rPr>
+        <w:t>CMD</w:t>
+      </w:r>
+      <w:r>
+        <w:rPr>
+          <w:rFonts w:asciiTheme="majorBidi" w:hAnsiTheme="majorBidi" w:cstheme="majorBidi"/>
+          <w:sz w:val="28"/>
+          <w:szCs w:val="28"/>
+        </w:rPr>
+        <w:t xml:space="preserve"> are present, </w:t>
+      </w:r>
+      <w:r>
+        <w:rPr>
+          <w:rFonts w:asciiTheme="majorBidi" w:hAnsiTheme="majorBidi" w:cstheme="majorBidi"/>
+          <w:b/>
+          <w:bCs/>
+          <w:i/>
+          <w:iCs/>
+          <w:sz w:val="28"/>
+          <w:szCs w:val="28"/>
+        </w:rPr>
+        <w:t>CMD</w:t>
+      </w:r>
+      <w:r>
+        <w:rPr>
+          <w:rFonts w:asciiTheme="majorBidi" w:hAnsiTheme="majorBidi" w:cstheme="majorBidi"/>
+          <w:sz w:val="28"/>
+          <w:szCs w:val="28"/>
+        </w:rPr>
+        <w:t xml:space="preserve"> arguments are appended to the </w:t>
+      </w:r>
+      <w:r>
+        <w:rPr>
+          <w:rFonts w:asciiTheme="majorBidi" w:hAnsiTheme="majorBidi" w:cstheme="majorBidi"/>
+          <w:b/>
+          <w:bCs/>
+          <w:i/>
+          <w:iCs/>
+          <w:sz w:val="28"/>
+          <w:szCs w:val="28"/>
+        </w:rPr>
+        <w:t>ENTRYPOINT</w:t>
+      </w:r>
+      <w:r>
+        <w:rPr>
+          <w:rFonts w:asciiTheme="majorBidi" w:hAnsiTheme="majorBidi" w:cstheme="majorBidi"/>
+          <w:sz w:val="28"/>
+          <w:szCs w:val="28"/>
+        </w:rPr>
+        <w:t xml:space="preserve"> command.</w:t>
       </w:r>
     </w:p>
     <w:p>
@@ -5283,6 +5180,7 @@
           <w:iCs/>
           <w:sz w:val="28"/>
           <w:szCs w:val="28"/>
+          <w:u w:val="single"/>
         </w:rPr>
         <w:t>exec "$@"</w:t>
       </w:r>
@@ -9412,7 +9310,29 @@
           <w:sz w:val="28"/>
           <w:szCs w:val="28"/>
         </w:rPr>
-        <w:t>Naming Stages (AS &lt;name&gt;)</w:t>
+        <w:t>Naming Stages (</w:t>
+      </w:r>
+      <w:r>
+        <w:rPr>
+          <w:rFonts w:asciiTheme="majorBidi" w:hAnsiTheme="majorBidi" w:cstheme="majorBidi"/>
+          <w:b/>
+          <w:bCs/>
+          <w:i/>
+          <w:iCs/>
+          <w:sz w:val="28"/>
+          <w:szCs w:val="28"/>
+        </w:rPr>
+        <w:t>AS &lt;name&gt;</w:t>
+      </w:r>
+      <w:r>
+        <w:rPr>
+          <w:rFonts w:asciiTheme="majorBidi" w:hAnsiTheme="majorBidi" w:cstheme="majorBidi"/>
+          <w:b/>
+          <w:bCs/>
+          <w:sz w:val="28"/>
+          <w:szCs w:val="28"/>
+        </w:rPr>
+        <w:t>)</w:t>
       </w:r>
     </w:p>
     <w:p>
@@ -9492,7 +9412,19 @@
           <w:sz w:val="28"/>
           <w:szCs w:val="28"/>
         </w:rPr>
-        <w:t>COPY --from=&lt;name&gt;)</w:t>
+        <w:t>COPY --from=&lt;name&gt;</w:t>
+      </w:r>
+      <w:r>
+        <w:rPr>
+          <w:rFonts w:asciiTheme="majorBidi" w:hAnsiTheme="majorBidi" w:cstheme="majorBidi"/>
+          <w:b/>
+          <w:bCs/>
+          <w:i/>
+          <w:iCs/>
+          <w:sz w:val="28"/>
+          <w:szCs w:val="28"/>
+        </w:rPr>
+        <w:t>)</w:t>
       </w:r>
     </w:p>
     <w:p>
@@ -9920,7 +9852,27 @@
           <w:sz w:val="28"/>
           <w:szCs w:val="28"/>
         </w:rPr>
-        <w:t>Docker only builds the final stage by default. If you want to build an intermediate stage (e.g., to debug the compiled artifact before the final runtime setup), you can use the --target flag during the build:</w:t>
+        <w:t xml:space="preserve">Docker only builds the final stage by default. If you want to build an intermediate stage (e.g., to debug the compiled artifact before the final runtime setup), you can use the </w:t>
+      </w:r>
+      <w:r>
+        <w:rPr>
+          <w:rFonts w:asciiTheme="majorBidi" w:hAnsiTheme="majorBidi" w:cstheme="majorBidi"/>
+          <w:b/>
+          <w:bCs/>
+          <w:i/>
+          <w:iCs/>
+          <w:sz w:val="28"/>
+          <w:szCs w:val="28"/>
+        </w:rPr>
+        <w:t>--target</w:t>
+      </w:r>
+      <w:r>
+        <w:rPr>
+          <w:rFonts w:asciiTheme="majorBidi" w:hAnsiTheme="majorBidi" w:cstheme="majorBidi"/>
+          <w:sz w:val="28"/>
+          <w:szCs w:val="28"/>
+        </w:rPr>
+        <w:t xml:space="preserve"> flag during the build:</w:t>
       </w:r>
     </w:p>
     <w:p>
@@ -10488,7 +10440,6 @@
                               <w:t>json</w:t>
                             </w:r>
                             <w:proofErr w:type="spellEnd"/>
-                            <w:proofErr w:type="gramEnd"/>
                             <w:r>
                               <w:rPr>
                                 <w:rFonts w:asciiTheme="majorBidi" w:hAnsiTheme="majorBidi" w:cstheme="majorBidi"/>
@@ -10501,6 +10452,7 @@
                               </w:rPr>
                               <w:t xml:space="preserve"> ./</w:t>
                             </w:r>
+                            <w:proofErr w:type="gramEnd"/>
                           </w:p>
                           <w:p>
                             <w:pPr>
@@ -13895,15 +13847,7 @@
           <w:sz w:val="28"/>
           <w:szCs w:val="28"/>
         </w:rPr>
-        <w:t xml:space="preserve"> </w:t>
-      </w:r>
-      <w:r>
-        <w:rPr>
-          <w:rFonts w:asciiTheme="majorBidi" w:hAnsiTheme="majorBidi" w:cstheme="majorBidi"/>
-          <w:sz w:val="28"/>
-          <w:szCs w:val="28"/>
-        </w:rPr>
-        <w:t xml:space="preserve">→ Build Context: This crucial part specifies the location of the build context. The dot (.) means the current directory contains the </w:t>
+        <w:t xml:space="preserve"> → Build Context: This crucial part specifies the location of the build context. The dot (.) means the current directory contains the </w:t>
       </w:r>
       <w:proofErr w:type="spellStart"/>
       <w:r>
@@ -14131,25 +14075,7 @@
           <w:szCs w:val="28"/>
           <w:u w:val="single"/>
         </w:rPr>
-        <w:t xml:space="preserve">Important </w:t>
-      </w:r>
-      <w:r>
-        <w:rPr>
-          <w:rFonts w:asciiTheme="majorBidi" w:hAnsiTheme="majorBidi" w:cstheme="majorBidi"/>
-          <w:sz w:val="28"/>
-          <w:szCs w:val="28"/>
-          <w:u w:val="single"/>
-        </w:rPr>
-        <w:t>Options</w:t>
-      </w:r>
-      <w:r>
-        <w:rPr>
-          <w:rFonts w:asciiTheme="majorBidi" w:hAnsiTheme="majorBidi" w:cstheme="majorBidi"/>
-          <w:sz w:val="28"/>
-          <w:szCs w:val="28"/>
-          <w:u w:val="single"/>
-        </w:rPr>
-        <w:t>:</w:t>
+        <w:t>Important Options:</w:t>
       </w:r>
     </w:p>
     <w:p>
@@ -14172,23 +14098,7 @@
           <w:sz w:val="28"/>
           <w:szCs w:val="28"/>
         </w:rPr>
-        <w:t>--no-cache</w:t>
-      </w:r>
-      <w:r>
-        <w:rPr>
-          <w:rFonts w:asciiTheme="majorBidi" w:hAnsiTheme="majorBidi" w:cstheme="majorBidi"/>
-          <w:sz w:val="28"/>
-          <w:szCs w:val="28"/>
-        </w:rPr>
-        <w:t xml:space="preserve"> </w:t>
-      </w:r>
-      <w:r>
-        <w:rPr>
-          <w:rFonts w:asciiTheme="majorBidi" w:hAnsiTheme="majorBidi" w:cstheme="majorBidi"/>
-          <w:sz w:val="28"/>
-          <w:szCs w:val="28"/>
-        </w:rPr>
-        <w:t xml:space="preserve">→ Forces Docker to ignore any existing cache layers and re-run every instruction in the </w:t>
+        <w:t xml:space="preserve">--no-cache → Forces Docker to ignore any existing cache layers and re-run every instruction in the </w:t>
       </w:r>
       <w:proofErr w:type="spellStart"/>
       <w:r>
@@ -14271,15 +14181,7 @@
           <w:sz w:val="28"/>
           <w:szCs w:val="28"/>
         </w:rPr>
-        <w:t xml:space="preserve"> </w:t>
-      </w:r>
-      <w:r>
-        <w:rPr>
-          <w:rFonts w:asciiTheme="majorBidi" w:hAnsiTheme="majorBidi" w:cstheme="majorBidi"/>
-          <w:sz w:val="28"/>
-          <w:szCs w:val="28"/>
-        </w:rPr>
-        <w:t xml:space="preserve">→ Passes runtime </w:t>
+        <w:t xml:space="preserve"> → Passes runtime </w:t>
       </w:r>
       <w:proofErr w:type="gramStart"/>
       <w:r>
@@ -14438,15 +14340,7 @@
           <w:sz w:val="28"/>
           <w:szCs w:val="28"/>
         </w:rPr>
-        <w:t xml:space="preserve"> or is not located in the build context root.</w:t>
-      </w:r>
-      <w:r>
-        <w:rPr>
-          <w:rFonts w:asciiTheme="majorBidi" w:hAnsiTheme="majorBidi" w:cstheme="majorBidi"/>
-          <w:sz w:val="28"/>
-          <w:szCs w:val="28"/>
-        </w:rPr>
-        <w:t xml:space="preserve"> Example:</w:t>
+        <w:t xml:space="preserve"> or is not located in the build context root. Example:</w:t>
       </w:r>
     </w:p>
     <w:p>

--- a/Docker/8-dockerfile.docx
+++ b/Docker/8-dockerfile.docx
@@ -1,6 +1,6 @@
 
 <file path=word/document.xml><?xml version="1.0" encoding="utf-8"?>
-<w:document xmlns:wpc="http://schemas.microsoft.com/office/word/2010/wordprocessingCanvas" xmlns:cx="http://schemas.microsoft.com/office/drawing/2014/chartex" xmlns:cx1="http://schemas.microsoft.com/office/drawing/2015/9/8/chartex" xmlns:cx2="http://schemas.microsoft.com/office/drawing/2015/10/21/chartex" xmlns:cx3="http://schemas.microsoft.com/office/drawing/2016/5/9/chartex" xmlns:cx4="http://schemas.microsoft.com/office/drawing/2016/5/10/chartex" xmlns:cx5="http://schemas.microsoft.com/office/drawing/2016/5/11/chartex" xmlns:cx6="http://schemas.microsoft.com/office/drawing/2016/5/12/chartex" xmlns:cx7="http://schemas.microsoft.com/office/drawing/2016/5/13/chartex" xmlns:cx8="http://schemas.microsoft.com/office/drawing/2016/5/14/chartex" xmlns:mc="http://schemas.openxmlformats.org/markup-compatibility/2006" xmlns:aink="http://schemas.microsoft.com/office/drawing/2016/ink" xmlns:am3d="http://schemas.microsoft.com/office/drawing/2017/model3d" xmlns:o="urn:schemas-microsoft-com:office:office" xmlns:oel="http://schemas.microsoft.com/office/2019/extlst" xmlns:r="http://schemas.openxmlformats.org/officeDocument/2006/relationships" xmlns:m="http://schemas.openxmlformats.org/officeDocument/2006/math" xmlns:v="urn:schemas-microsoft-com:vml" xmlns:wp14="http://schemas.microsoft.com/office/word/2010/wordprocessingDrawing" xmlns:wp="http://schemas.openxmlformats.org/drawingml/2006/wordprocessingDrawing" xmlns:w10="urn:schemas-microsoft-com:office:word" xmlns:w="http://schemas.openxmlformats.org/wordprocessingml/2006/main" xmlns:w14="http://schemas.microsoft.com/office/word/2010/wordml" xmlns:w15="http://schemas.microsoft.com/office/word/2012/wordml" xmlns:w16cex="http://schemas.microsoft.com/office/word/2018/wordml/cex" xmlns:w16cid="http://schemas.microsoft.com/office/word/2016/wordml/cid" xmlns:w16="http://schemas.microsoft.com/office/word/2018/wordml" xmlns:w16du="http://schemas.microsoft.com/office/word/2023/wordml/word16du" xmlns:w16sdtdh="http://schemas.microsoft.com/office/word/2020/wordml/sdtdatahash" xmlns:w16sdtfl="http://schemas.microsoft.com/office/word/2024/wordml/sdtformatlock" xmlns:w16se="http://schemas.microsoft.com/office/word/2015/wordml/symex" xmlns:wpg="http://schemas.microsoft.com/office/word/2010/wordprocessingGroup" xmlns:wpi="http://schemas.microsoft.com/office/word/2010/wordprocessingInk" xmlns:wne="http://schemas.microsoft.com/office/word/2006/wordml" xmlns:wps="http://schemas.microsoft.com/office/word/2010/wordprocessingShape" mc:Ignorable="w14 w15 w16se w16cid w16 w16cex w16sdtdh w16sdtfl w16du wp14">
+<w:document xmlns:wpc="http://schemas.microsoft.com/office/word/2010/wordprocessingCanvas" xmlns:cx="http://schemas.microsoft.com/office/drawing/2014/chartex" xmlns:cx1="http://schemas.microsoft.com/office/drawing/2015/9/8/chartex" xmlns:cx2="http://schemas.microsoft.com/office/drawing/2015/10/21/chartex" xmlns:cx3="http://schemas.microsoft.com/office/drawing/2016/5/9/chartex" xmlns:cx4="http://schemas.microsoft.com/office/drawing/2016/5/10/chartex" xmlns:cx5="http://schemas.microsoft.com/office/drawing/2016/5/11/chartex" xmlns:cx6="http://schemas.microsoft.com/office/drawing/2016/5/12/chartex" xmlns:cx7="http://schemas.microsoft.com/office/drawing/2016/5/13/chartex" xmlns:cx8="http://schemas.microsoft.com/office/drawing/2016/5/14/chartex" xmlns:mc="http://schemas.openxmlformats.org/markup-compatibility/2006" xmlns:aink="http://schemas.microsoft.com/office/drawing/2016/ink" xmlns:am3d="http://schemas.microsoft.com/office/drawing/2017/model3d" xmlns:o="urn:schemas-microsoft-com:office:office" xmlns:oel="http://schemas.microsoft.com/office/2019/extlst" xmlns:r="http://schemas.openxmlformats.org/officeDocument/2006/relationships" xmlns:m="http://schemas.openxmlformats.org/officeDocument/2006/math" xmlns:v="urn:schemas-microsoft-com:vml" xmlns:wp14="http://schemas.microsoft.com/office/word/2010/wordprocessingDrawing" xmlns:wp="http://schemas.openxmlformats.org/drawingml/2006/wordprocessingDrawing" xmlns:w10="urn:schemas-microsoft-com:office:word" xmlns:w="http://schemas.openxmlformats.org/wordprocessingml/2006/main" xmlns:w14="http://schemas.microsoft.com/office/word/2010/wordml" xmlns:w15="http://schemas.microsoft.com/office/word/2012/wordml" xmlns:w16cex="http://schemas.microsoft.com/office/word/2018/wordml/cex" xmlns:w16cid="http://schemas.microsoft.com/office/word/2016/wordml/cid" xmlns:w16="http://schemas.microsoft.com/office/word/2018/wordml" xmlns:w16sdtdh="http://schemas.microsoft.com/office/word/2020/wordml/sdtdatahash" xmlns:w16se="http://schemas.microsoft.com/office/word/2015/wordml/symex" xmlns:wpg="http://schemas.microsoft.com/office/word/2010/wordprocessingGroup" xmlns:wpi="http://schemas.microsoft.com/office/word/2010/wordprocessingInk" xmlns:wne="http://schemas.microsoft.com/office/word/2006/wordml" xmlns:wps="http://schemas.microsoft.com/office/word/2010/wordprocessingShape" mc:Ignorable="w14 w15 w16se w16cid w16 w16cex w16sdtdh wp14">
   <w:body>
     <w:p>
       <w:pPr>
@@ -399,6 +399,7 @@
     </w:p>
     <w:p>
       <w:pPr>
+        <w:spacing w:after="120"/>
         <w:ind w:left="360"/>
         <w:jc w:val="both"/>
         <w:rPr>
@@ -463,6 +464,7 @@
     </w:p>
     <w:p>
       <w:pPr>
+        <w:spacing w:after="120"/>
         <w:ind w:left="360"/>
         <w:jc w:val="both"/>
         <w:rPr>
@@ -545,6 +547,7 @@
     </w:p>
     <w:p>
       <w:pPr>
+        <w:spacing w:after="120"/>
         <w:ind w:left="360"/>
         <w:jc w:val="both"/>
         <w:rPr>
@@ -609,6 +612,7 @@
     </w:p>
     <w:p>
       <w:pPr>
+        <w:spacing w:after="120"/>
         <w:ind w:left="360"/>
         <w:jc w:val="both"/>
         <w:rPr>
@@ -699,6 +703,7 @@
     </w:p>
     <w:p>
       <w:pPr>
+        <w:spacing w:after="120"/>
         <w:ind w:left="360"/>
         <w:jc w:val="both"/>
         <w:rPr>
@@ -835,6 +840,7 @@
     </w:p>
     <w:p>
       <w:pPr>
+        <w:spacing w:after="120"/>
         <w:ind w:left="360"/>
         <w:jc w:val="both"/>
         <w:rPr>
@@ -1016,7 +1022,6 @@
         <w:t xml:space="preserve"> 10:10 </w:t>
       </w:r>
       <w:proofErr w:type="spellStart"/>
-      <w:proofErr w:type="gramStart"/>
       <w:r>
         <w:rPr>
           <w:rFonts w:asciiTheme="majorBidi" w:hAnsiTheme="majorBidi" w:cstheme="majorBidi"/>
@@ -1030,7 +1035,6 @@
         <w:t>test.tx</w:t>
       </w:r>
       <w:proofErr w:type="spellEnd"/>
-      <w:proofErr w:type="gramEnd"/>
       <w:r>
         <w:rPr>
           <w:rFonts w:asciiTheme="majorBidi" w:hAnsiTheme="majorBidi" w:cstheme="majorBidi"/>
@@ -1070,58 +1074,59 @@
           <w:sz w:val="28"/>
           <w:szCs w:val="28"/>
         </w:rPr>
+        <w:t>ADD</w:t>
+      </w:r>
+      <w:r>
+        <w:rPr>
+          <w:rFonts w:asciiTheme="majorBidi" w:hAnsiTheme="majorBidi" w:cstheme="majorBidi"/>
+          <w:sz w:val="28"/>
+          <w:szCs w:val="28"/>
+        </w:rPr>
+        <w:t xml:space="preserve"> → </w:t>
+      </w:r>
+      <w:r>
+        <w:rPr>
+          <w:rFonts w:asciiTheme="majorBidi" w:hAnsiTheme="majorBidi" w:cstheme="majorBidi"/>
+          <w:sz w:val="28"/>
+          <w:szCs w:val="28"/>
+        </w:rPr>
+        <w:t>Similar to COPY, but can also handle remote URLs and auto-extract local compressed files (like .tar archives) into the image. Generally, COPY is preferred unless the extra features are needed.</w:t>
+      </w:r>
+      <w:r>
+        <w:rPr>
+          <w:rFonts w:asciiTheme="majorBidi" w:hAnsiTheme="majorBidi" w:cstheme="majorBidi"/>
+          <w:sz w:val="28"/>
+          <w:szCs w:val="28"/>
+        </w:rPr>
+        <w:t xml:space="preserve"> Example:</w:t>
+      </w:r>
+    </w:p>
+    <w:p>
+      <w:pPr>
+        <w:spacing w:after="120"/>
+        <w:ind w:left="360"/>
+        <w:jc w:val="both"/>
+        <w:rPr>
+          <w:rFonts w:asciiTheme="majorBidi" w:hAnsiTheme="majorBidi" w:cstheme="majorBidi"/>
+          <w:b/>
+          <w:bCs/>
+          <w:i/>
+          <w:iCs/>
+          <w:sz w:val="28"/>
+          <w:szCs w:val="28"/>
+        </w:rPr>
+      </w:pPr>
+      <w:r>
+        <w:rPr>
+          <w:rFonts w:asciiTheme="majorBidi" w:hAnsiTheme="majorBidi" w:cstheme="majorBidi"/>
+          <w:b/>
+          <w:bCs/>
+          <w:i/>
+          <w:iCs/>
+          <w:sz w:val="28"/>
+          <w:szCs w:val="28"/>
+        </w:rPr>
         <w:lastRenderedPageBreak/>
-        <w:t>ADD</w:t>
-      </w:r>
-      <w:r>
-        <w:rPr>
-          <w:rFonts w:asciiTheme="majorBidi" w:hAnsiTheme="majorBidi" w:cstheme="majorBidi"/>
-          <w:sz w:val="28"/>
-          <w:szCs w:val="28"/>
-        </w:rPr>
-        <w:t xml:space="preserve"> → </w:t>
-      </w:r>
-      <w:r>
-        <w:rPr>
-          <w:rFonts w:asciiTheme="majorBidi" w:hAnsiTheme="majorBidi" w:cstheme="majorBidi"/>
-          <w:sz w:val="28"/>
-          <w:szCs w:val="28"/>
-        </w:rPr>
-        <w:t>Similar to COPY, but can also handle remote URLs and auto-extract local compressed files (like .tar archives) into the image. Generally, COPY is preferred unless the extra features are needed.</w:t>
-      </w:r>
-      <w:r>
-        <w:rPr>
-          <w:rFonts w:asciiTheme="majorBidi" w:hAnsiTheme="majorBidi" w:cstheme="majorBidi"/>
-          <w:sz w:val="28"/>
-          <w:szCs w:val="28"/>
-        </w:rPr>
-        <w:t xml:space="preserve"> Example:</w:t>
-      </w:r>
-    </w:p>
-    <w:p>
-      <w:pPr>
-        <w:ind w:left="360"/>
-        <w:jc w:val="both"/>
-        <w:rPr>
-          <w:rFonts w:asciiTheme="majorBidi" w:hAnsiTheme="majorBidi" w:cstheme="majorBidi"/>
-          <w:b/>
-          <w:bCs/>
-          <w:i/>
-          <w:iCs/>
-          <w:sz w:val="28"/>
-          <w:szCs w:val="28"/>
-        </w:rPr>
-      </w:pPr>
-      <w:r>
-        <w:rPr>
-          <w:rFonts w:asciiTheme="majorBidi" w:hAnsiTheme="majorBidi" w:cstheme="majorBidi"/>
-          <w:b/>
-          <w:bCs/>
-          <w:i/>
-          <w:iCs/>
-          <w:sz w:val="28"/>
-          <w:szCs w:val="28"/>
-        </w:rPr>
         <w:t>ADD config.tar.gz /</w:t>
       </w:r>
       <w:proofErr w:type="spellStart"/>
@@ -1206,6 +1211,7 @@
     </w:p>
     <w:p>
       <w:pPr>
+        <w:spacing w:after="120"/>
         <w:ind w:left="360"/>
         <w:jc w:val="both"/>
         <w:rPr>
@@ -1278,6 +1284,7 @@
     </w:p>
     <w:p>
       <w:pPr>
+        <w:spacing w:after="120"/>
         <w:ind w:left="360"/>
         <w:jc w:val="both"/>
         <w:rPr>
@@ -1422,6 +1429,7 @@
     </w:p>
     <w:p>
       <w:pPr>
+        <w:spacing w:after="120"/>
         <w:ind w:left="360"/>
         <w:jc w:val="both"/>
         <w:rPr>
@@ -1547,6 +1555,7 @@
     </w:p>
     <w:p>
       <w:pPr>
+        <w:spacing w:after="120"/>
         <w:ind w:left="360"/>
         <w:jc w:val="both"/>
         <w:rPr>
@@ -1703,6 +1712,7 @@
     </w:p>
     <w:p>
       <w:pPr>
+        <w:spacing w:after="120"/>
         <w:ind w:left="360"/>
         <w:jc w:val="both"/>
         <w:rPr>
@@ -1779,6 +1789,7 @@
     </w:p>
     <w:p>
       <w:pPr>
+        <w:spacing w:after="120"/>
         <w:ind w:left="360"/>
         <w:jc w:val="both"/>
       </w:pPr>
@@ -1907,6 +1918,7 @@
     </w:p>
     <w:p>
       <w:pPr>
+        <w:spacing w:after="120"/>
         <w:ind w:left="360"/>
         <w:jc w:val="both"/>
         <w:rPr>
@@ -1971,6 +1983,7 @@
     </w:p>
     <w:p>
       <w:pPr>
+        <w:spacing w:after="120"/>
         <w:ind w:left="360"/>
         <w:jc w:val="both"/>
         <w:rPr>
@@ -2058,7 +2071,6 @@
           <w:sz w:val="28"/>
           <w:szCs w:val="28"/>
         </w:rPr>
-        <w:lastRenderedPageBreak/>
         <w:t>HEALTHCHECK --interval=5m --timeout=3s CMD curl –fail http://localhost/ || exit 1</w:t>
       </w:r>
     </w:p>
@@ -2213,6 +2225,7 @@
           <w:sz w:val="28"/>
           <w:szCs w:val="28"/>
         </w:rPr>
+        <w:lastRenderedPageBreak/>
         <w:t>--interval 5s</w:t>
       </w:r>
       <w:r>
@@ -2813,7 +2826,6 @@
           <w:sz w:val="28"/>
           <w:szCs w:val="28"/>
         </w:rPr>
-        <w:lastRenderedPageBreak/>
         <w:t>The command is executed directly as a process, without involving a shell. Docker treats the first element as the executable and the subsequent elements as its arguments.</w:t>
       </w:r>
     </w:p>
@@ -2955,6 +2967,7 @@
           <w:szCs w:val="28"/>
           <w:u w:val="single"/>
         </w:rPr>
+        <w:lastRenderedPageBreak/>
         <w:t>Cons:</w:t>
       </w:r>
     </w:p>
@@ -3420,8 +3433,8 @@
       </w:tblPr>
       <w:tblGrid>
         <w:gridCol w:w="2250"/>
-        <w:gridCol w:w="3240"/>
-        <w:gridCol w:w="5300"/>
+        <w:gridCol w:w="3154"/>
+        <w:gridCol w:w="5062"/>
       </w:tblGrid>
       <w:tr>
         <w:trPr>
@@ -3659,25 +3672,7 @@
                 <w:sz w:val="28"/>
                 <w:szCs w:val="28"/>
               </w:rPr>
-              <w:t xml:space="preserve">Copies </w:t>
-            </w:r>
-            <w:proofErr w:type="gramStart"/>
-            <w:r>
-              <w:rPr>
-                <w:rFonts w:asciiTheme="majorBidi" w:hAnsiTheme="majorBidi" w:cstheme="majorBidi"/>
-                <w:sz w:val="28"/>
-                <w:szCs w:val="28"/>
-              </w:rPr>
-              <w:t>archives</w:t>
-            </w:r>
-            <w:proofErr w:type="gramEnd"/>
-            <w:r>
-              <w:rPr>
-                <w:rFonts w:asciiTheme="majorBidi" w:hAnsiTheme="majorBidi" w:cstheme="majorBidi"/>
-                <w:sz w:val="28"/>
-                <w:szCs w:val="28"/>
-              </w:rPr>
-              <w:t xml:space="preserve"> as-is (binary file).</w:t>
+              <w:t>Copies archives as-is (binary file).</w:t>
             </w:r>
           </w:p>
         </w:tc>
@@ -3849,7 +3844,6 @@
                 <w:sz w:val="28"/>
                 <w:szCs w:val="28"/>
               </w:rPr>
-              <w:lastRenderedPageBreak/>
               <w:t>Recommendation</w:t>
             </w:r>
           </w:p>
@@ -4009,10 +4003,10 @@
         <w:tblLook w:val="04A0" w:firstRow="1" w:lastRow="0" w:firstColumn="1" w:lastColumn="0" w:noHBand="0" w:noVBand="1"/>
       </w:tblPr>
       <w:tblGrid>
-        <w:gridCol w:w="1922"/>
-        <w:gridCol w:w="2153"/>
-        <w:gridCol w:w="3857"/>
-        <w:gridCol w:w="2868"/>
+        <w:gridCol w:w="1923"/>
+        <w:gridCol w:w="2075"/>
+        <w:gridCol w:w="3723"/>
+        <w:gridCol w:w="2745"/>
       </w:tblGrid>
       <w:tr>
         <w:trPr>
@@ -4301,6 +4295,7 @@
                 <w:sz w:val="28"/>
                 <w:szCs w:val="28"/>
               </w:rPr>
+              <w:lastRenderedPageBreak/>
               <w:t>CMD</w:t>
             </w:r>
           </w:p>
@@ -4759,6 +4754,7 @@
     </w:p>
     <w:p>
       <w:pPr>
+        <w:spacing w:after="120"/>
         <w:ind w:left="360"/>
         <w:jc w:val="both"/>
         <w:rPr>
@@ -5271,6 +5267,7 @@
           <w:ilvl w:val="0"/>
           <w:numId w:val="5"/>
         </w:numPr>
+        <w:spacing w:after="120"/>
         <w:ind w:left="360"/>
         <w:jc w:val="both"/>
         <w:rPr>
@@ -5285,7 +5282,6 @@
           <w:sz w:val="28"/>
           <w:szCs w:val="28"/>
         </w:rPr>
-        <w:lastRenderedPageBreak/>
         <w:t xml:space="preserve">When an image is defined with an </w:t>
       </w:r>
       <w:r>
@@ -5481,6 +5477,7 @@
     </w:p>
     <w:p>
       <w:pPr>
+        <w:spacing w:after="60"/>
         <w:jc w:val="both"/>
         <w:rPr>
           <w:rFonts w:asciiTheme="majorBidi" w:hAnsiTheme="majorBidi" w:cstheme="majorBidi"/>
@@ -5513,6 +5510,7 @@
     </w:p>
     <w:p>
       <w:pPr>
+        <w:spacing w:after="120"/>
         <w:jc w:val="both"/>
         <w:rPr>
           <w:rFonts w:asciiTheme="majorBidi" w:hAnsiTheme="majorBidi" w:cstheme="majorBidi"/>
@@ -5562,7 +5560,16 @@
           <w:sz w:val="28"/>
           <w:szCs w:val="28"/>
         </w:rPr>
-        <w:t xml:space="preserve"> will take effect when the container runs. The preceding instructions are effectively ignored for the final container configuration. The most prominent examples are </w:t>
+        <w:t xml:space="preserve"> will take effect when the container runs. The preceding instructions </w:t>
+      </w:r>
+      <w:r>
+        <w:rPr>
+          <w:rFonts w:asciiTheme="majorBidi" w:hAnsiTheme="majorBidi" w:cstheme="majorBidi"/>
+          <w:sz w:val="28"/>
+          <w:szCs w:val="28"/>
+        </w:rPr>
+        <w:lastRenderedPageBreak/>
+        <w:t xml:space="preserve">are effectively ignored for the final container configuration. The most prominent examples are </w:t>
       </w:r>
       <w:r>
         <w:rPr>
@@ -5687,6 +5694,7 @@
     </w:p>
     <w:p>
       <w:pPr>
+        <w:spacing w:after="120"/>
         <w:jc w:val="both"/>
         <w:rPr>
           <w:rFonts w:asciiTheme="majorBidi" w:hAnsiTheme="majorBidi" w:cstheme="majorBidi"/>
@@ -6304,7 +6312,6 @@
           <w:sz w:val="28"/>
           <w:szCs w:val="28"/>
         </w:rPr>
-        <w:lastRenderedPageBreak/>
         <mc:AlternateContent>
           <mc:Choice Requires="wps">
             <w:drawing>
@@ -6727,16 +6734,7 @@
           <w:sz w:val="28"/>
           <w:szCs w:val="28"/>
         </w:rPr>
-        <w:t xml:space="preserve"> Create </w:t>
-      </w:r>
-      <w:proofErr w:type="gramStart"/>
-      <w:r>
-        <w:rPr>
-          <w:rFonts w:asciiTheme="majorBidi" w:hAnsiTheme="majorBidi" w:cstheme="majorBidi"/>
-          <w:sz w:val="28"/>
-          <w:szCs w:val="28"/>
-        </w:rPr>
-        <w:t xml:space="preserve">a </w:t>
+        <w:t xml:space="preserve"> Create a </w:t>
       </w:r>
       <w:r>
         <w:rPr>
@@ -6764,23 +6762,13 @@
         <w:t>dockerignore</w:t>
       </w:r>
       <w:proofErr w:type="spellEnd"/>
-      <w:proofErr w:type="gramEnd"/>
-      <w:r>
-        <w:rPr>
-          <w:rFonts w:asciiTheme="majorBidi" w:hAnsiTheme="majorBidi" w:cstheme="majorBidi"/>
-          <w:sz w:val="28"/>
-          <w:szCs w:val="28"/>
-        </w:rPr>
-        <w:t xml:space="preserve"> file to explicitly list files and directories (</w:t>
-      </w:r>
-      <w:proofErr w:type="gramStart"/>
-      <w:r>
-        <w:rPr>
-          <w:rFonts w:asciiTheme="majorBidi" w:hAnsiTheme="majorBidi" w:cstheme="majorBidi"/>
-          <w:sz w:val="28"/>
-          <w:szCs w:val="28"/>
-        </w:rPr>
-        <w:t xml:space="preserve">like </w:t>
+      <w:r>
+        <w:rPr>
+          <w:rFonts w:asciiTheme="majorBidi" w:hAnsiTheme="majorBidi" w:cstheme="majorBidi"/>
+          <w:sz w:val="28"/>
+          <w:szCs w:val="28"/>
+        </w:rPr>
+        <w:t xml:space="preserve"> file to explicitly list files and directories (like </w:t>
       </w:r>
       <w:r>
         <w:rPr>
@@ -6794,7 +6782,6 @@
         </w:rPr>
         <w:t>.git</w:t>
       </w:r>
-      <w:proofErr w:type="gramEnd"/>
       <w:r>
         <w:rPr>
           <w:rFonts w:asciiTheme="majorBidi" w:hAnsiTheme="majorBidi" w:cstheme="majorBidi"/>
@@ -6849,6 +6836,7 @@
           <w:sz w:val="28"/>
           <w:szCs w:val="28"/>
         </w:rPr>
+        <w:lastRenderedPageBreak/>
         <w:t>Use Multi-Stage Builds</w:t>
       </w:r>
       <w:r>
@@ -7189,6 +7177,7 @@
     <w:p>
       <w:pPr>
         <w:pStyle w:val="ListParagraph"/>
+        <w:spacing w:after="120"/>
         <w:ind w:left="360"/>
         <w:jc w:val="both"/>
         <w:rPr>
@@ -7242,6 +7231,7 @@
     </w:p>
     <w:p>
       <w:pPr>
+        <w:spacing w:after="120"/>
         <w:jc w:val="both"/>
         <w:rPr>
           <w:rFonts w:asciiTheme="majorBidi" w:hAnsiTheme="majorBidi" w:cstheme="majorBidi"/>
@@ -7330,6 +7320,7 @@
     </w:p>
     <w:p>
       <w:pPr>
+        <w:spacing w:after="60"/>
         <w:jc w:val="both"/>
         <w:rPr>
           <w:rFonts w:asciiTheme="majorBidi" w:hAnsiTheme="majorBidi" w:cstheme="majorBidi"/>
@@ -7362,6 +7353,7 @@
     </w:p>
     <w:p>
       <w:pPr>
+        <w:spacing w:after="60"/>
         <w:jc w:val="both"/>
         <w:rPr>
           <w:rFonts w:asciiTheme="majorBidi" w:hAnsiTheme="majorBidi" w:cstheme="majorBidi"/>
@@ -7380,6 +7372,7 @@
     </w:p>
     <w:p>
       <w:pPr>
+        <w:spacing w:after="120"/>
         <w:jc w:val="both"/>
         <w:rPr>
           <w:rFonts w:asciiTheme="majorBidi" w:hAnsiTheme="majorBidi" w:cstheme="majorBidi"/>
@@ -7417,7 +7410,6 @@
           <w:sz w:val="28"/>
           <w:szCs w:val="28"/>
         </w:rPr>
-        <w:lastRenderedPageBreak/>
         <w:t xml:space="preserve">A </w:t>
       </w:r>
       <w:r>
@@ -7446,6 +7438,7 @@
           <w:ilvl w:val="0"/>
           <w:numId w:val="17"/>
         </w:numPr>
+        <w:spacing w:after="120"/>
         <w:ind w:left="360"/>
         <w:jc w:val="both"/>
         <w:rPr>
@@ -7543,6 +7536,42 @@
           <w:szCs w:val="28"/>
         </w:rPr>
         <w:t xml:space="preserve"> instruction.</w:t>
+      </w:r>
+    </w:p>
+    <w:p>
+      <w:pPr>
+        <w:jc w:val="both"/>
+        <w:rPr>
+          <w:rFonts w:asciiTheme="majorBidi" w:hAnsiTheme="majorBidi" w:cstheme="majorBidi"/>
+          <w:sz w:val="28"/>
+          <w:szCs w:val="28"/>
+        </w:rPr>
+      </w:pPr>
+      <w:r>
+        <w:rPr>
+          <w:rFonts w:asciiTheme="majorBidi" w:hAnsiTheme="majorBidi" w:cstheme="majorBidi"/>
+          <w:sz w:val="28"/>
+          <w:szCs w:val="28"/>
+        </w:rPr>
+        <w:t xml:space="preserve">A multi-stage </w:t>
+      </w:r>
+      <w:proofErr w:type="spellStart"/>
+      <w:r>
+        <w:rPr>
+          <w:rFonts w:asciiTheme="majorBidi" w:hAnsiTheme="majorBidi" w:cstheme="majorBidi"/>
+          <w:sz w:val="28"/>
+          <w:szCs w:val="28"/>
+        </w:rPr>
+        <w:t>Dockerfile</w:t>
+      </w:r>
+      <w:proofErr w:type="spellEnd"/>
+      <w:r>
+        <w:rPr>
+          <w:rFonts w:asciiTheme="majorBidi" w:hAnsiTheme="majorBidi" w:cstheme="majorBidi"/>
+          <w:sz w:val="28"/>
+          <w:szCs w:val="28"/>
+        </w:rPr>
+        <w:t xml:space="preserve"> is structured by naming the stages and referencing them later.</w:t>
       </w:r>
     </w:p>
     <w:p>
@@ -7564,18 +7593,18 @@
         <mc:AlternateContent>
           <mc:Choice Requires="wps">
             <w:drawing>
-              <wp:anchor distT="0" distB="0" distL="114300" distR="114300" simplePos="0" relativeHeight="251662336" behindDoc="0" locked="0" layoutInCell="1" allowOverlap="1" wp14:anchorId="5FC2BA9C" wp14:editId="2C9706FA">
+              <wp:anchor distT="0" distB="0" distL="114300" distR="114300" simplePos="0" relativeHeight="251667456" behindDoc="0" locked="0" layoutInCell="1" allowOverlap="1" wp14:anchorId="1541EA90" wp14:editId="6C16CD11">
                 <wp:simplePos x="0" y="0"/>
                 <wp:positionH relativeFrom="margin">
                   <wp:align>left</wp:align>
                 </wp:positionH>
                 <wp:positionV relativeFrom="paragraph">
-                  <wp:posOffset>309245</wp:posOffset>
+                  <wp:posOffset>12065</wp:posOffset>
                 </wp:positionV>
-                <wp:extent cx="6118860" cy="5227320"/>
-                <wp:effectExtent l="0" t="0" r="15240" b="11430"/>
+                <wp:extent cx="6067425" cy="2114550"/>
+                <wp:effectExtent l="0" t="0" r="28575" b="19050"/>
                 <wp:wrapNone/>
-                <wp:docPr id="1694792444" name="Rectangle 3"/>
+                <wp:docPr id="1" name="Rectangle 1"/>
                 <wp:cNvGraphicFramePr/>
                 <a:graphic xmlns:a="http://schemas.openxmlformats.org/drawingml/2006/main">
                   <a:graphicData uri="http://schemas.microsoft.com/office/word/2010/wordprocessingShape">
@@ -7584,7 +7613,7 @@
                       <wps:spPr>
                         <a:xfrm>
                           <a:off x="0" y="0"/>
-                          <a:ext cx="6118860" cy="5227320"/>
+                          <a:ext cx="6067425" cy="2114550"/>
                         </a:xfrm>
                         <a:prstGeom prst="rect">
                           <a:avLst/>
@@ -7884,440 +7913,7 @@
                           </w:p>
                           <w:p>
                             <w:pPr>
-                              <w:spacing w:after="0"/>
-                              <w:rPr>
-                                <w:rFonts w:asciiTheme="majorBidi" w:hAnsiTheme="majorBidi" w:cstheme="majorBidi"/>
-                                <w:b/>
-                                <w:bCs/>
-                                <w:color w:val="BFBFBF" w:themeColor="background1" w:themeShade="BF"/>
-                                <w:sz w:val="28"/>
-                                <w:szCs w:val="28"/>
-                              </w:rPr>
-                            </w:pPr>
-                            <w:r>
-                              <w:rPr>
-                                <w:rFonts w:asciiTheme="majorBidi" w:hAnsiTheme="majorBidi" w:cstheme="majorBidi"/>
-                                <w:b/>
-                                <w:bCs/>
-                                <w:color w:val="BFBFBF" w:themeColor="background1" w:themeShade="BF"/>
-                                <w:sz w:val="28"/>
-                                <w:szCs w:val="28"/>
-                              </w:rPr>
-                              <w:t># --- Stage 2: The Final Runtime Stage ---</w:t>
-                            </w:r>
-                          </w:p>
-                          <w:p>
-                            <w:pPr>
-                              <w:spacing w:after="0"/>
-                              <w:rPr>
-                                <w:rFonts w:asciiTheme="majorBidi" w:hAnsiTheme="majorBidi" w:cstheme="majorBidi"/>
-                                <w:color w:val="808080" w:themeColor="background1" w:themeShade="80"/>
-                                <w:sz w:val="28"/>
-                                <w:szCs w:val="28"/>
-                              </w:rPr>
-                            </w:pPr>
-                            <w:r>
-                              <w:rPr>
-                                <w:rFonts w:asciiTheme="majorBidi" w:hAnsiTheme="majorBidi" w:cstheme="majorBidi"/>
-                                <w:color w:val="808080" w:themeColor="background1" w:themeShade="80"/>
-                                <w:sz w:val="28"/>
-                                <w:szCs w:val="28"/>
-                              </w:rPr>
-                              <w:t># Start from a minimal base image (much smaller than the builder image)</w:t>
-                            </w:r>
-                          </w:p>
-                          <w:p>
-                            <w:pPr>
-                              <w:spacing w:after="0"/>
-                              <w:rPr>
-                                <w:rFonts w:asciiTheme="majorBidi" w:hAnsiTheme="majorBidi" w:cstheme="majorBidi"/>
-                                <w:b/>
-                                <w:bCs/>
-                                <w:i/>
-                                <w:iCs/>
-                                <w:sz w:val="28"/>
-                                <w:szCs w:val="28"/>
-                              </w:rPr>
-                            </w:pPr>
-                            <w:r>
-                              <w:rPr>
-                                <w:rFonts w:asciiTheme="majorBidi" w:hAnsiTheme="majorBidi" w:cstheme="majorBidi"/>
-                                <w:b/>
-                                <w:bCs/>
-                                <w:i/>
-                                <w:iCs/>
-                                <w:sz w:val="28"/>
-                                <w:szCs w:val="28"/>
-                              </w:rPr>
-                              <w:t>FROM alpine:3.20</w:t>
-                            </w:r>
-                          </w:p>
-                          <w:p>
-                            <w:pPr>
-                              <w:rPr>
-                                <w:rFonts w:asciiTheme="majorBidi" w:hAnsiTheme="majorBidi" w:cstheme="majorBidi"/>
-                                <w:b/>
-                                <w:bCs/>
-                                <w:i/>
-                                <w:iCs/>
-                                <w:sz w:val="28"/>
-                                <w:szCs w:val="28"/>
-                              </w:rPr>
-                            </w:pPr>
-                            <w:r>
-                              <w:rPr>
-                                <w:rFonts w:asciiTheme="majorBidi" w:hAnsiTheme="majorBidi" w:cstheme="majorBidi"/>
-                                <w:b/>
-                                <w:bCs/>
-                                <w:i/>
-                                <w:iCs/>
-                                <w:sz w:val="28"/>
-                                <w:szCs w:val="28"/>
-                              </w:rPr>
-                              <w:t>WORKDIR /root/</w:t>
-                            </w:r>
-                          </w:p>
-                          <w:p>
-                            <w:pPr>
-                              <w:spacing w:after="0"/>
-                              <w:rPr>
-                                <w:rFonts w:asciiTheme="majorBidi" w:hAnsiTheme="majorBidi" w:cstheme="majorBidi"/>
-                                <w:color w:val="808080" w:themeColor="background1" w:themeShade="80"/>
-                                <w:sz w:val="28"/>
-                                <w:szCs w:val="28"/>
-                              </w:rPr>
-                            </w:pPr>
-                            <w:r>
-                              <w:rPr>
-                                <w:rFonts w:asciiTheme="majorBidi" w:hAnsiTheme="majorBidi" w:cstheme="majorBidi"/>
-                                <w:color w:val="808080" w:themeColor="background1" w:themeShade="80"/>
-                                <w:sz w:val="28"/>
-                                <w:szCs w:val="28"/>
-                              </w:rPr>
-                              <w:t># Copy ONLY the compiled artifact from the 'builder' stage</w:t>
-                            </w:r>
-                          </w:p>
-                          <w:p>
-                            <w:pPr>
-                              <w:spacing w:after="0"/>
-                              <w:rPr>
-                                <w:rFonts w:asciiTheme="majorBidi" w:hAnsiTheme="majorBidi" w:cstheme="majorBidi"/>
-                                <w:color w:val="808080" w:themeColor="background1" w:themeShade="80"/>
-                                <w:sz w:val="28"/>
-                                <w:szCs w:val="28"/>
-                              </w:rPr>
-                            </w:pPr>
-                            <w:r>
-                              <w:rPr>
-                                <w:rFonts w:asciiTheme="majorBidi" w:hAnsiTheme="majorBidi" w:cstheme="majorBidi"/>
-                                <w:color w:val="808080" w:themeColor="background1" w:themeShade="80"/>
-                                <w:sz w:val="28"/>
-                                <w:szCs w:val="28"/>
-                              </w:rPr>
-                              <w:t># Note: The source path MUST be the absolute path specified in the builder stage.</w:t>
-                            </w:r>
-                          </w:p>
-                          <w:p>
-                            <w:pPr>
-                              <w:rPr>
-                                <w:rFonts w:asciiTheme="majorBidi" w:hAnsiTheme="majorBidi" w:cstheme="majorBidi"/>
-                                <w:b/>
-                                <w:bCs/>
-                                <w:i/>
-                                <w:iCs/>
-                                <w:sz w:val="28"/>
-                                <w:szCs w:val="28"/>
-                              </w:rPr>
-                            </w:pPr>
-                            <w:r>
-                              <w:rPr>
-                                <w:rFonts w:asciiTheme="majorBidi" w:hAnsiTheme="majorBidi" w:cstheme="majorBidi"/>
-                                <w:b/>
-                                <w:bCs/>
-                                <w:i/>
-                                <w:iCs/>
-                                <w:sz w:val="28"/>
-                                <w:szCs w:val="28"/>
-                              </w:rPr>
-                              <w:t>COPY --from=builder /</w:t>
-                            </w:r>
-                            <w:proofErr w:type="spellStart"/>
-                            <w:r>
-                              <w:rPr>
-                                <w:rFonts w:asciiTheme="majorBidi" w:hAnsiTheme="majorBidi" w:cstheme="majorBidi"/>
-                                <w:b/>
-                                <w:bCs/>
-                                <w:i/>
-                                <w:iCs/>
-                                <w:sz w:val="28"/>
-                                <w:szCs w:val="28"/>
-                              </w:rPr>
-                              <w:t>usr</w:t>
-                            </w:r>
-                            <w:proofErr w:type="spellEnd"/>
-                            <w:r>
-                              <w:rPr>
-                                <w:rFonts w:asciiTheme="majorBidi" w:hAnsiTheme="majorBidi" w:cstheme="majorBidi"/>
-                                <w:b/>
-                                <w:bCs/>
-                                <w:i/>
-                                <w:iCs/>
-                                <w:sz w:val="28"/>
-                                <w:szCs w:val="28"/>
-                              </w:rPr>
-                              <w:t>/local/bin/</w:t>
-                            </w:r>
-                            <w:proofErr w:type="spellStart"/>
-                            <w:proofErr w:type="gramStart"/>
-                            <w:r>
-                              <w:rPr>
-                                <w:rFonts w:asciiTheme="majorBidi" w:hAnsiTheme="majorBidi" w:cstheme="majorBidi"/>
-                                <w:b/>
-                                <w:bCs/>
-                                <w:i/>
-                                <w:iCs/>
-                                <w:sz w:val="28"/>
-                                <w:szCs w:val="28"/>
-                              </w:rPr>
-                              <w:t>myapp</w:t>
-                            </w:r>
-                            <w:proofErr w:type="spellEnd"/>
-                            <w:r>
-                              <w:rPr>
-                                <w:rFonts w:asciiTheme="majorBidi" w:hAnsiTheme="majorBidi" w:cstheme="majorBidi"/>
-                                <w:b/>
-                                <w:bCs/>
-                                <w:i/>
-                                <w:iCs/>
-                                <w:sz w:val="28"/>
-                                <w:szCs w:val="28"/>
-                              </w:rPr>
-                              <w:t xml:space="preserve"> .</w:t>
-                            </w:r>
-                            <w:proofErr w:type="gramEnd"/>
-                          </w:p>
-                          <w:p>
-                            <w:pPr>
-                              <w:spacing w:after="0"/>
-                              <w:rPr>
-                                <w:rFonts w:asciiTheme="majorBidi" w:hAnsiTheme="majorBidi" w:cstheme="majorBidi"/>
-                                <w:color w:val="808080" w:themeColor="background1" w:themeShade="80"/>
-                                <w:sz w:val="28"/>
-                                <w:szCs w:val="28"/>
-                              </w:rPr>
-                            </w:pPr>
-                            <w:r>
-                              <w:rPr>
-                                <w:rFonts w:asciiTheme="majorBidi" w:hAnsiTheme="majorBidi" w:cstheme="majorBidi"/>
-                                <w:color w:val="808080" w:themeColor="background1" w:themeShade="80"/>
-                                <w:sz w:val="28"/>
-                                <w:szCs w:val="28"/>
-                              </w:rPr>
-                              <w:t># Set the non-root user (Best Practice)</w:t>
-                            </w:r>
-                          </w:p>
-                          <w:p>
-                            <w:pPr>
-                              <w:spacing w:after="0"/>
-                              <w:rPr>
-                                <w:rFonts w:asciiTheme="majorBidi" w:hAnsiTheme="majorBidi" w:cstheme="majorBidi"/>
-                                <w:b/>
-                                <w:bCs/>
-                                <w:i/>
-                                <w:iCs/>
-                                <w:sz w:val="28"/>
-                                <w:szCs w:val="28"/>
-                              </w:rPr>
-                            </w:pPr>
-                            <w:r>
-                              <w:rPr>
-                                <w:rFonts w:asciiTheme="majorBidi" w:hAnsiTheme="majorBidi" w:cstheme="majorBidi"/>
-                                <w:b/>
-                                <w:bCs/>
-                                <w:i/>
-                                <w:iCs/>
-                                <w:sz w:val="28"/>
-                                <w:szCs w:val="28"/>
-                              </w:rPr>
-                              <w:t xml:space="preserve">RUN </w:t>
-                            </w:r>
-                            <w:proofErr w:type="spellStart"/>
-                            <w:r>
-                              <w:rPr>
-                                <w:rFonts w:asciiTheme="majorBidi" w:hAnsiTheme="majorBidi" w:cstheme="majorBidi"/>
-                                <w:b/>
-                                <w:bCs/>
-                                <w:i/>
-                                <w:iCs/>
-                                <w:sz w:val="28"/>
-                                <w:szCs w:val="28"/>
-                              </w:rPr>
-                              <w:t>adduser</w:t>
-                            </w:r>
-                            <w:proofErr w:type="spellEnd"/>
-                            <w:r>
-                              <w:rPr>
-                                <w:rFonts w:asciiTheme="majorBidi" w:hAnsiTheme="majorBidi" w:cstheme="majorBidi"/>
-                                <w:b/>
-                                <w:bCs/>
-                                <w:i/>
-                                <w:iCs/>
-                                <w:sz w:val="28"/>
-                                <w:szCs w:val="28"/>
-                              </w:rPr>
-                              <w:t xml:space="preserve"> -D </w:t>
-                            </w:r>
-                            <w:proofErr w:type="spellStart"/>
-                            <w:r>
-                              <w:rPr>
-                                <w:rFonts w:asciiTheme="majorBidi" w:hAnsiTheme="majorBidi" w:cstheme="majorBidi"/>
-                                <w:b/>
-                                <w:bCs/>
-                                <w:i/>
-                                <w:iCs/>
-                                <w:sz w:val="28"/>
-                                <w:szCs w:val="28"/>
-                              </w:rPr>
-                              <w:t>appuser</w:t>
-                            </w:r>
-                            <w:proofErr w:type="spellEnd"/>
-                          </w:p>
-                          <w:p>
-                            <w:pPr>
-                              <w:spacing w:after="120"/>
-                              <w:rPr>
-                                <w:rFonts w:asciiTheme="majorBidi" w:hAnsiTheme="majorBidi" w:cstheme="majorBidi"/>
-                                <w:b/>
-                                <w:bCs/>
-                                <w:i/>
-                                <w:iCs/>
-                                <w:sz w:val="28"/>
-                                <w:szCs w:val="28"/>
-                              </w:rPr>
-                            </w:pPr>
-                            <w:r>
-                              <w:rPr>
-                                <w:rFonts w:asciiTheme="majorBidi" w:hAnsiTheme="majorBidi" w:cstheme="majorBidi"/>
-                                <w:b/>
-                                <w:bCs/>
-                                <w:i/>
-                                <w:iCs/>
-                                <w:sz w:val="28"/>
-                                <w:szCs w:val="28"/>
-                              </w:rPr>
-                              <w:t xml:space="preserve">USER </w:t>
-                            </w:r>
-                            <w:proofErr w:type="spellStart"/>
-                            <w:r>
-                              <w:rPr>
-                                <w:rFonts w:asciiTheme="majorBidi" w:hAnsiTheme="majorBidi" w:cstheme="majorBidi"/>
-                                <w:b/>
-                                <w:bCs/>
-                                <w:i/>
-                                <w:iCs/>
-                                <w:sz w:val="28"/>
-                                <w:szCs w:val="28"/>
-                              </w:rPr>
-                              <w:t>appuser</w:t>
-                            </w:r>
-                            <w:proofErr w:type="spellEnd"/>
-                          </w:p>
-                          <w:p>
-                            <w:pPr>
-                              <w:spacing w:after="0"/>
-                              <w:rPr>
-                                <w:rFonts w:asciiTheme="majorBidi" w:hAnsiTheme="majorBidi" w:cstheme="majorBidi"/>
-                                <w:color w:val="808080" w:themeColor="background1" w:themeShade="80"/>
-                                <w:sz w:val="28"/>
-                                <w:szCs w:val="28"/>
-                              </w:rPr>
-                            </w:pPr>
-                            <w:r>
-                              <w:rPr>
-                                <w:rFonts w:asciiTheme="majorBidi" w:hAnsiTheme="majorBidi" w:cstheme="majorBidi"/>
-                                <w:color w:val="808080" w:themeColor="background1" w:themeShade="80"/>
-                                <w:sz w:val="28"/>
-                                <w:szCs w:val="28"/>
-                              </w:rPr>
-                              <w:t># Define the execution command using the Exec Form (Best Practice)</w:t>
-                            </w:r>
-                          </w:p>
-                          <w:p>
-                            <w:pPr>
-                              <w:rPr>
-                                <w:rFonts w:asciiTheme="majorBidi" w:hAnsiTheme="majorBidi" w:cstheme="majorBidi"/>
-                                <w:b/>
-                                <w:bCs/>
-                                <w:i/>
-                                <w:iCs/>
-                                <w:sz w:val="28"/>
-                                <w:szCs w:val="28"/>
-                              </w:rPr>
-                            </w:pPr>
-                            <w:r>
-                              <w:rPr>
-                                <w:rFonts w:asciiTheme="majorBidi" w:hAnsiTheme="majorBidi" w:cstheme="majorBidi"/>
-                                <w:b/>
-                                <w:bCs/>
-                                <w:i/>
-                                <w:iCs/>
-                                <w:sz w:val="28"/>
-                                <w:szCs w:val="28"/>
-                              </w:rPr>
-                              <w:t>ENTRYPOINT ["/root/</w:t>
-                            </w:r>
-                            <w:proofErr w:type="spellStart"/>
-                            <w:r>
-                              <w:rPr>
-                                <w:rFonts w:asciiTheme="majorBidi" w:hAnsiTheme="majorBidi" w:cstheme="majorBidi"/>
-                                <w:b/>
-                                <w:bCs/>
-                                <w:i/>
-                                <w:iCs/>
-                                <w:sz w:val="28"/>
-                                <w:szCs w:val="28"/>
-                              </w:rPr>
-                              <w:t>myapp</w:t>
-                            </w:r>
-                            <w:proofErr w:type="spellEnd"/>
-                            <w:r>
-                              <w:rPr>
-                                <w:rFonts w:asciiTheme="majorBidi" w:hAnsiTheme="majorBidi" w:cstheme="majorBidi"/>
-                                <w:b/>
-                                <w:bCs/>
-                                <w:i/>
-                                <w:iCs/>
-                                <w:sz w:val="28"/>
-                                <w:szCs w:val="28"/>
-                              </w:rPr>
-                              <w:t>"]</w:t>
-                            </w:r>
-                          </w:p>
-                          <w:p>
-                            <w:pPr>
-                              <w:rPr>
-                                <w:rFonts w:asciiTheme="majorBidi" w:hAnsiTheme="majorBidi" w:cstheme="majorBidi"/>
-                                <w:b/>
-                                <w:bCs/>
-                                <w:i/>
-                                <w:iCs/>
-                                <w:sz w:val="28"/>
-                                <w:szCs w:val="28"/>
-                              </w:rPr>
-                            </w:pPr>
-                          </w:p>
-                          <w:p>
-                            <w:pPr>
-                              <w:spacing w:after="0"/>
-                              <w:rPr>
-                                <w:rFonts w:asciiTheme="majorBidi" w:hAnsiTheme="majorBidi" w:cstheme="majorBidi"/>
-                                <w:b/>
-                                <w:bCs/>
-                                <w:i/>
-                                <w:iCs/>
-                                <w:sz w:val="28"/>
-                                <w:szCs w:val="28"/>
-                              </w:rPr>
+                              <w:jc w:val="center"/>
                             </w:pPr>
                           </w:p>
                         </w:txbxContent>
@@ -8342,7 +7938,7 @@
           </mc:Choice>
           <mc:Fallback>
             <w:pict>
-              <v:rect w14:anchorId="5FC2BA9C" id="Rectangle 3" o:spid="_x0000_s1028" style="position:absolute;left:0;text-align:left;margin-left:0;margin-top:24.35pt;width:481.8pt;height:411.6pt;z-index:251662336;visibility:visible;mso-wrap-style:square;mso-width-percent:0;mso-height-percent:0;mso-wrap-distance-left:9pt;mso-wrap-distance-top:0;mso-wrap-distance-right:9pt;mso-wrap-distance-bottom:0;mso-position-horizontal:left;mso-position-horizontal-relative:margin;mso-position-vertical:absolute;mso-position-vertical-relative:text;mso-width-percent:0;mso-height-percent:0;mso-width-relative:margin;mso-height-relative:margin;v-text-anchor:middle" o:gfxdata="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" fillcolor="black [3200]" strokecolor="black [480]" strokeweight="1pt">
+              <v:rect w14:anchorId="1541EA90" id="_x0000_s1028" style="position:absolute;left:0;text-align:left;margin-left:0;margin-top:.95pt;width:477.75pt;height:166.5pt;z-index:251667456;visibility:visible;mso-wrap-style:square;mso-width-percent:0;mso-height-percent:0;mso-wrap-distance-left:9pt;mso-wrap-distance-top:0;mso-wrap-distance-right:9pt;mso-wrap-distance-bottom:0;mso-position-horizontal:left;mso-position-horizontal-relative:margin;mso-position-vertical:absolute;mso-position-vertical-relative:text;mso-width-percent:0;mso-height-percent:0;mso-width-relative:margin;mso-height-relative:margin;v-text-anchor:middle" o:gfxdata="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" fillcolor="black [3200]" strokecolor="black [480]" strokeweight="1pt">
                 <v:textbox>
                   <w:txbxContent>
                     <w:p>
@@ -8621,440 +8217,7 @@
                     </w:p>
                     <w:p>
                       <w:pPr>
-                        <w:spacing w:after="0"/>
-                        <w:rPr>
-                          <w:rFonts w:asciiTheme="majorBidi" w:hAnsiTheme="majorBidi" w:cstheme="majorBidi"/>
-                          <w:b/>
-                          <w:bCs/>
-                          <w:color w:val="BFBFBF" w:themeColor="background1" w:themeShade="BF"/>
-                          <w:sz w:val="28"/>
-                          <w:szCs w:val="28"/>
-                        </w:rPr>
-                      </w:pPr>
-                      <w:r>
-                        <w:rPr>
-                          <w:rFonts w:asciiTheme="majorBidi" w:hAnsiTheme="majorBidi" w:cstheme="majorBidi"/>
-                          <w:b/>
-                          <w:bCs/>
-                          <w:color w:val="BFBFBF" w:themeColor="background1" w:themeShade="BF"/>
-                          <w:sz w:val="28"/>
-                          <w:szCs w:val="28"/>
-                        </w:rPr>
-                        <w:t># --- Stage 2: The Final Runtime Stage ---</w:t>
-                      </w:r>
-                    </w:p>
-                    <w:p>
-                      <w:pPr>
-                        <w:spacing w:after="0"/>
-                        <w:rPr>
-                          <w:rFonts w:asciiTheme="majorBidi" w:hAnsiTheme="majorBidi" w:cstheme="majorBidi"/>
-                          <w:color w:val="808080" w:themeColor="background1" w:themeShade="80"/>
-                          <w:sz w:val="28"/>
-                          <w:szCs w:val="28"/>
-                        </w:rPr>
-                      </w:pPr>
-                      <w:r>
-                        <w:rPr>
-                          <w:rFonts w:asciiTheme="majorBidi" w:hAnsiTheme="majorBidi" w:cstheme="majorBidi"/>
-                          <w:color w:val="808080" w:themeColor="background1" w:themeShade="80"/>
-                          <w:sz w:val="28"/>
-                          <w:szCs w:val="28"/>
-                        </w:rPr>
-                        <w:t># Start from a minimal base image (much smaller than the builder image)</w:t>
-                      </w:r>
-                    </w:p>
-                    <w:p>
-                      <w:pPr>
-                        <w:spacing w:after="0"/>
-                        <w:rPr>
-                          <w:rFonts w:asciiTheme="majorBidi" w:hAnsiTheme="majorBidi" w:cstheme="majorBidi"/>
-                          <w:b/>
-                          <w:bCs/>
-                          <w:i/>
-                          <w:iCs/>
-                          <w:sz w:val="28"/>
-                          <w:szCs w:val="28"/>
-                        </w:rPr>
-                      </w:pPr>
-                      <w:r>
-                        <w:rPr>
-                          <w:rFonts w:asciiTheme="majorBidi" w:hAnsiTheme="majorBidi" w:cstheme="majorBidi"/>
-                          <w:b/>
-                          <w:bCs/>
-                          <w:i/>
-                          <w:iCs/>
-                          <w:sz w:val="28"/>
-                          <w:szCs w:val="28"/>
-                        </w:rPr>
-                        <w:t>FROM alpine:3.20</w:t>
-                      </w:r>
-                    </w:p>
-                    <w:p>
-                      <w:pPr>
-                        <w:rPr>
-                          <w:rFonts w:asciiTheme="majorBidi" w:hAnsiTheme="majorBidi" w:cstheme="majorBidi"/>
-                          <w:b/>
-                          <w:bCs/>
-                          <w:i/>
-                          <w:iCs/>
-                          <w:sz w:val="28"/>
-                          <w:szCs w:val="28"/>
-                        </w:rPr>
-                      </w:pPr>
-                      <w:r>
-                        <w:rPr>
-                          <w:rFonts w:asciiTheme="majorBidi" w:hAnsiTheme="majorBidi" w:cstheme="majorBidi"/>
-                          <w:b/>
-                          <w:bCs/>
-                          <w:i/>
-                          <w:iCs/>
-                          <w:sz w:val="28"/>
-                          <w:szCs w:val="28"/>
-                        </w:rPr>
-                        <w:t>WORKDIR /root/</w:t>
-                      </w:r>
-                    </w:p>
-                    <w:p>
-                      <w:pPr>
-                        <w:spacing w:after="0"/>
-                        <w:rPr>
-                          <w:rFonts w:asciiTheme="majorBidi" w:hAnsiTheme="majorBidi" w:cstheme="majorBidi"/>
-                          <w:color w:val="808080" w:themeColor="background1" w:themeShade="80"/>
-                          <w:sz w:val="28"/>
-                          <w:szCs w:val="28"/>
-                        </w:rPr>
-                      </w:pPr>
-                      <w:r>
-                        <w:rPr>
-                          <w:rFonts w:asciiTheme="majorBidi" w:hAnsiTheme="majorBidi" w:cstheme="majorBidi"/>
-                          <w:color w:val="808080" w:themeColor="background1" w:themeShade="80"/>
-                          <w:sz w:val="28"/>
-                          <w:szCs w:val="28"/>
-                        </w:rPr>
-                        <w:t># Copy ONLY the compiled artifact from the 'builder' stage</w:t>
-                      </w:r>
-                    </w:p>
-                    <w:p>
-                      <w:pPr>
-                        <w:spacing w:after="0"/>
-                        <w:rPr>
-                          <w:rFonts w:asciiTheme="majorBidi" w:hAnsiTheme="majorBidi" w:cstheme="majorBidi"/>
-                          <w:color w:val="808080" w:themeColor="background1" w:themeShade="80"/>
-                          <w:sz w:val="28"/>
-                          <w:szCs w:val="28"/>
-                        </w:rPr>
-                      </w:pPr>
-                      <w:r>
-                        <w:rPr>
-                          <w:rFonts w:asciiTheme="majorBidi" w:hAnsiTheme="majorBidi" w:cstheme="majorBidi"/>
-                          <w:color w:val="808080" w:themeColor="background1" w:themeShade="80"/>
-                          <w:sz w:val="28"/>
-                          <w:szCs w:val="28"/>
-                        </w:rPr>
-                        <w:t># Note: The source path MUST be the absolute path specified in the builder stage.</w:t>
-                      </w:r>
-                    </w:p>
-                    <w:p>
-                      <w:pPr>
-                        <w:rPr>
-                          <w:rFonts w:asciiTheme="majorBidi" w:hAnsiTheme="majorBidi" w:cstheme="majorBidi"/>
-                          <w:b/>
-                          <w:bCs/>
-                          <w:i/>
-                          <w:iCs/>
-                          <w:sz w:val="28"/>
-                          <w:szCs w:val="28"/>
-                        </w:rPr>
-                      </w:pPr>
-                      <w:r>
-                        <w:rPr>
-                          <w:rFonts w:asciiTheme="majorBidi" w:hAnsiTheme="majorBidi" w:cstheme="majorBidi"/>
-                          <w:b/>
-                          <w:bCs/>
-                          <w:i/>
-                          <w:iCs/>
-                          <w:sz w:val="28"/>
-                          <w:szCs w:val="28"/>
-                        </w:rPr>
-                        <w:t>COPY --from=builder /</w:t>
-                      </w:r>
-                      <w:proofErr w:type="spellStart"/>
-                      <w:r>
-                        <w:rPr>
-                          <w:rFonts w:asciiTheme="majorBidi" w:hAnsiTheme="majorBidi" w:cstheme="majorBidi"/>
-                          <w:b/>
-                          <w:bCs/>
-                          <w:i/>
-                          <w:iCs/>
-                          <w:sz w:val="28"/>
-                          <w:szCs w:val="28"/>
-                        </w:rPr>
-                        <w:t>usr</w:t>
-                      </w:r>
-                      <w:proofErr w:type="spellEnd"/>
-                      <w:r>
-                        <w:rPr>
-                          <w:rFonts w:asciiTheme="majorBidi" w:hAnsiTheme="majorBidi" w:cstheme="majorBidi"/>
-                          <w:b/>
-                          <w:bCs/>
-                          <w:i/>
-                          <w:iCs/>
-                          <w:sz w:val="28"/>
-                          <w:szCs w:val="28"/>
-                        </w:rPr>
-                        <w:t>/local/bin/</w:t>
-                      </w:r>
-                      <w:proofErr w:type="spellStart"/>
-                      <w:proofErr w:type="gramStart"/>
-                      <w:r>
-                        <w:rPr>
-                          <w:rFonts w:asciiTheme="majorBidi" w:hAnsiTheme="majorBidi" w:cstheme="majorBidi"/>
-                          <w:b/>
-                          <w:bCs/>
-                          <w:i/>
-                          <w:iCs/>
-                          <w:sz w:val="28"/>
-                          <w:szCs w:val="28"/>
-                        </w:rPr>
-                        <w:t>myapp</w:t>
-                      </w:r>
-                      <w:proofErr w:type="spellEnd"/>
-                      <w:r>
-                        <w:rPr>
-                          <w:rFonts w:asciiTheme="majorBidi" w:hAnsiTheme="majorBidi" w:cstheme="majorBidi"/>
-                          <w:b/>
-                          <w:bCs/>
-                          <w:i/>
-                          <w:iCs/>
-                          <w:sz w:val="28"/>
-                          <w:szCs w:val="28"/>
-                        </w:rPr>
-                        <w:t xml:space="preserve"> .</w:t>
-                      </w:r>
-                      <w:proofErr w:type="gramEnd"/>
-                    </w:p>
-                    <w:p>
-                      <w:pPr>
-                        <w:spacing w:after="0"/>
-                        <w:rPr>
-                          <w:rFonts w:asciiTheme="majorBidi" w:hAnsiTheme="majorBidi" w:cstheme="majorBidi"/>
-                          <w:color w:val="808080" w:themeColor="background1" w:themeShade="80"/>
-                          <w:sz w:val="28"/>
-                          <w:szCs w:val="28"/>
-                        </w:rPr>
-                      </w:pPr>
-                      <w:r>
-                        <w:rPr>
-                          <w:rFonts w:asciiTheme="majorBidi" w:hAnsiTheme="majorBidi" w:cstheme="majorBidi"/>
-                          <w:color w:val="808080" w:themeColor="background1" w:themeShade="80"/>
-                          <w:sz w:val="28"/>
-                          <w:szCs w:val="28"/>
-                        </w:rPr>
-                        <w:t># Set the non-root user (Best Practice)</w:t>
-                      </w:r>
-                    </w:p>
-                    <w:p>
-                      <w:pPr>
-                        <w:spacing w:after="0"/>
-                        <w:rPr>
-                          <w:rFonts w:asciiTheme="majorBidi" w:hAnsiTheme="majorBidi" w:cstheme="majorBidi"/>
-                          <w:b/>
-                          <w:bCs/>
-                          <w:i/>
-                          <w:iCs/>
-                          <w:sz w:val="28"/>
-                          <w:szCs w:val="28"/>
-                        </w:rPr>
-                      </w:pPr>
-                      <w:r>
-                        <w:rPr>
-                          <w:rFonts w:asciiTheme="majorBidi" w:hAnsiTheme="majorBidi" w:cstheme="majorBidi"/>
-                          <w:b/>
-                          <w:bCs/>
-                          <w:i/>
-                          <w:iCs/>
-                          <w:sz w:val="28"/>
-                          <w:szCs w:val="28"/>
-                        </w:rPr>
-                        <w:t xml:space="preserve">RUN </w:t>
-                      </w:r>
-                      <w:proofErr w:type="spellStart"/>
-                      <w:r>
-                        <w:rPr>
-                          <w:rFonts w:asciiTheme="majorBidi" w:hAnsiTheme="majorBidi" w:cstheme="majorBidi"/>
-                          <w:b/>
-                          <w:bCs/>
-                          <w:i/>
-                          <w:iCs/>
-                          <w:sz w:val="28"/>
-                          <w:szCs w:val="28"/>
-                        </w:rPr>
-                        <w:t>adduser</w:t>
-                      </w:r>
-                      <w:proofErr w:type="spellEnd"/>
-                      <w:r>
-                        <w:rPr>
-                          <w:rFonts w:asciiTheme="majorBidi" w:hAnsiTheme="majorBidi" w:cstheme="majorBidi"/>
-                          <w:b/>
-                          <w:bCs/>
-                          <w:i/>
-                          <w:iCs/>
-                          <w:sz w:val="28"/>
-                          <w:szCs w:val="28"/>
-                        </w:rPr>
-                        <w:t xml:space="preserve"> -D </w:t>
-                      </w:r>
-                      <w:proofErr w:type="spellStart"/>
-                      <w:r>
-                        <w:rPr>
-                          <w:rFonts w:asciiTheme="majorBidi" w:hAnsiTheme="majorBidi" w:cstheme="majorBidi"/>
-                          <w:b/>
-                          <w:bCs/>
-                          <w:i/>
-                          <w:iCs/>
-                          <w:sz w:val="28"/>
-                          <w:szCs w:val="28"/>
-                        </w:rPr>
-                        <w:t>appuser</w:t>
-                      </w:r>
-                      <w:proofErr w:type="spellEnd"/>
-                    </w:p>
-                    <w:p>
-                      <w:pPr>
-                        <w:spacing w:after="120"/>
-                        <w:rPr>
-                          <w:rFonts w:asciiTheme="majorBidi" w:hAnsiTheme="majorBidi" w:cstheme="majorBidi"/>
-                          <w:b/>
-                          <w:bCs/>
-                          <w:i/>
-                          <w:iCs/>
-                          <w:sz w:val="28"/>
-                          <w:szCs w:val="28"/>
-                        </w:rPr>
-                      </w:pPr>
-                      <w:r>
-                        <w:rPr>
-                          <w:rFonts w:asciiTheme="majorBidi" w:hAnsiTheme="majorBidi" w:cstheme="majorBidi"/>
-                          <w:b/>
-                          <w:bCs/>
-                          <w:i/>
-                          <w:iCs/>
-                          <w:sz w:val="28"/>
-                          <w:szCs w:val="28"/>
-                        </w:rPr>
-                        <w:t xml:space="preserve">USER </w:t>
-                      </w:r>
-                      <w:proofErr w:type="spellStart"/>
-                      <w:r>
-                        <w:rPr>
-                          <w:rFonts w:asciiTheme="majorBidi" w:hAnsiTheme="majorBidi" w:cstheme="majorBidi"/>
-                          <w:b/>
-                          <w:bCs/>
-                          <w:i/>
-                          <w:iCs/>
-                          <w:sz w:val="28"/>
-                          <w:szCs w:val="28"/>
-                        </w:rPr>
-                        <w:t>appuser</w:t>
-                      </w:r>
-                      <w:proofErr w:type="spellEnd"/>
-                    </w:p>
-                    <w:p>
-                      <w:pPr>
-                        <w:spacing w:after="0"/>
-                        <w:rPr>
-                          <w:rFonts w:asciiTheme="majorBidi" w:hAnsiTheme="majorBidi" w:cstheme="majorBidi"/>
-                          <w:color w:val="808080" w:themeColor="background1" w:themeShade="80"/>
-                          <w:sz w:val="28"/>
-                          <w:szCs w:val="28"/>
-                        </w:rPr>
-                      </w:pPr>
-                      <w:r>
-                        <w:rPr>
-                          <w:rFonts w:asciiTheme="majorBidi" w:hAnsiTheme="majorBidi" w:cstheme="majorBidi"/>
-                          <w:color w:val="808080" w:themeColor="background1" w:themeShade="80"/>
-                          <w:sz w:val="28"/>
-                          <w:szCs w:val="28"/>
-                        </w:rPr>
-                        <w:t># Define the execution command using the Exec Form (Best Practice)</w:t>
-                      </w:r>
-                    </w:p>
-                    <w:p>
-                      <w:pPr>
-                        <w:rPr>
-                          <w:rFonts w:asciiTheme="majorBidi" w:hAnsiTheme="majorBidi" w:cstheme="majorBidi"/>
-                          <w:b/>
-                          <w:bCs/>
-                          <w:i/>
-                          <w:iCs/>
-                          <w:sz w:val="28"/>
-                          <w:szCs w:val="28"/>
-                        </w:rPr>
-                      </w:pPr>
-                      <w:r>
-                        <w:rPr>
-                          <w:rFonts w:asciiTheme="majorBidi" w:hAnsiTheme="majorBidi" w:cstheme="majorBidi"/>
-                          <w:b/>
-                          <w:bCs/>
-                          <w:i/>
-                          <w:iCs/>
-                          <w:sz w:val="28"/>
-                          <w:szCs w:val="28"/>
-                        </w:rPr>
-                        <w:t>ENTRYPOINT ["/root/</w:t>
-                      </w:r>
-                      <w:proofErr w:type="spellStart"/>
-                      <w:r>
-                        <w:rPr>
-                          <w:rFonts w:asciiTheme="majorBidi" w:hAnsiTheme="majorBidi" w:cstheme="majorBidi"/>
-                          <w:b/>
-                          <w:bCs/>
-                          <w:i/>
-                          <w:iCs/>
-                          <w:sz w:val="28"/>
-                          <w:szCs w:val="28"/>
-                        </w:rPr>
-                        <w:t>myapp</w:t>
-                      </w:r>
-                      <w:proofErr w:type="spellEnd"/>
-                      <w:r>
-                        <w:rPr>
-                          <w:rFonts w:asciiTheme="majorBidi" w:hAnsiTheme="majorBidi" w:cstheme="majorBidi"/>
-                          <w:b/>
-                          <w:bCs/>
-                          <w:i/>
-                          <w:iCs/>
-                          <w:sz w:val="28"/>
-                          <w:szCs w:val="28"/>
-                        </w:rPr>
-                        <w:t>"]</w:t>
-                      </w:r>
-                    </w:p>
-                    <w:p>
-                      <w:pPr>
-                        <w:rPr>
-                          <w:rFonts w:asciiTheme="majorBidi" w:hAnsiTheme="majorBidi" w:cstheme="majorBidi"/>
-                          <w:b/>
-                          <w:bCs/>
-                          <w:i/>
-                          <w:iCs/>
-                          <w:sz w:val="28"/>
-                          <w:szCs w:val="28"/>
-                        </w:rPr>
-                      </w:pPr>
-                    </w:p>
-                    <w:p>
-                      <w:pPr>
-                        <w:spacing w:after="0"/>
-                        <w:rPr>
-                          <w:rFonts w:asciiTheme="majorBidi" w:hAnsiTheme="majorBidi" w:cstheme="majorBidi"/>
-                          <w:b/>
-                          <w:bCs/>
-                          <w:i/>
-                          <w:iCs/>
-                          <w:sz w:val="28"/>
-                          <w:szCs w:val="28"/>
-                        </w:rPr>
+                        <w:jc w:val="center"/>
                       </w:pPr>
                     </w:p>
                   </w:txbxContent>
@@ -9065,190 +8228,1127 @@
           </mc:Fallback>
         </mc:AlternateContent>
       </w:r>
-      <w:r>
-        <w:rPr>
-          <w:rFonts w:asciiTheme="majorBidi" w:hAnsiTheme="majorBidi" w:cstheme="majorBidi"/>
-          <w:sz w:val="28"/>
-          <w:szCs w:val="28"/>
-        </w:rPr>
-        <w:t xml:space="preserve">A multi-stage </w:t>
-      </w:r>
-      <w:proofErr w:type="spellStart"/>
-      <w:r>
-        <w:rPr>
-          <w:rFonts w:asciiTheme="majorBidi" w:hAnsiTheme="majorBidi" w:cstheme="majorBidi"/>
-          <w:sz w:val="28"/>
-          <w:szCs w:val="28"/>
-        </w:rPr>
-        <w:t>Dockerfile</w:t>
-      </w:r>
-      <w:proofErr w:type="spellEnd"/>
-      <w:r>
-        <w:rPr>
-          <w:rFonts w:asciiTheme="majorBidi" w:hAnsiTheme="majorBidi" w:cstheme="majorBidi"/>
-          <w:sz w:val="28"/>
-          <w:szCs w:val="28"/>
-        </w:rPr>
-        <w:t xml:space="preserve"> is structured by naming the stages and referencing them later.</w:t>
-      </w:r>
-    </w:p>
-    <w:p>
-      <w:pPr>
-        <w:jc w:val="both"/>
-        <w:rPr>
-          <w:rFonts w:asciiTheme="majorBidi" w:hAnsiTheme="majorBidi" w:cstheme="majorBidi"/>
-          <w:sz w:val="28"/>
-          <w:szCs w:val="28"/>
-        </w:rPr>
-      </w:pPr>
-    </w:p>
-    <w:p>
-      <w:pPr>
-        <w:jc w:val="both"/>
-        <w:rPr>
-          <w:rFonts w:asciiTheme="majorBidi" w:hAnsiTheme="majorBidi" w:cstheme="majorBidi"/>
-          <w:sz w:val="28"/>
-          <w:szCs w:val="28"/>
-        </w:rPr>
-      </w:pPr>
-    </w:p>
-    <w:p>
-      <w:pPr>
-        <w:jc w:val="both"/>
-        <w:rPr>
-          <w:rFonts w:asciiTheme="majorBidi" w:hAnsiTheme="majorBidi" w:cstheme="majorBidi"/>
-          <w:sz w:val="28"/>
-          <w:szCs w:val="28"/>
-        </w:rPr>
-      </w:pPr>
-    </w:p>
-    <w:p>
-      <w:pPr>
-        <w:jc w:val="both"/>
-        <w:rPr>
-          <w:rFonts w:asciiTheme="majorBidi" w:hAnsiTheme="majorBidi" w:cstheme="majorBidi"/>
-          <w:sz w:val="28"/>
-          <w:szCs w:val="28"/>
-        </w:rPr>
-      </w:pPr>
-    </w:p>
-    <w:p>
-      <w:pPr>
-        <w:jc w:val="both"/>
-        <w:rPr>
-          <w:rFonts w:asciiTheme="majorBidi" w:hAnsiTheme="majorBidi" w:cstheme="majorBidi"/>
-          <w:sz w:val="28"/>
-          <w:szCs w:val="28"/>
-        </w:rPr>
-      </w:pPr>
-    </w:p>
-    <w:p>
-      <w:pPr>
-        <w:jc w:val="both"/>
-        <w:rPr>
-          <w:rFonts w:asciiTheme="majorBidi" w:hAnsiTheme="majorBidi" w:cstheme="majorBidi"/>
-          <w:sz w:val="28"/>
-          <w:szCs w:val="28"/>
-        </w:rPr>
-      </w:pPr>
-    </w:p>
-    <w:p>
-      <w:pPr>
-        <w:jc w:val="both"/>
-        <w:rPr>
-          <w:rFonts w:asciiTheme="majorBidi" w:hAnsiTheme="majorBidi" w:cstheme="majorBidi"/>
-          <w:sz w:val="28"/>
-          <w:szCs w:val="28"/>
-        </w:rPr>
-      </w:pPr>
-    </w:p>
-    <w:p>
-      <w:pPr>
-        <w:jc w:val="both"/>
-        <w:rPr>
-          <w:rFonts w:asciiTheme="majorBidi" w:hAnsiTheme="majorBidi" w:cstheme="majorBidi"/>
-          <w:sz w:val="28"/>
-          <w:szCs w:val="28"/>
-        </w:rPr>
-      </w:pPr>
-    </w:p>
-    <w:p>
-      <w:pPr>
-        <w:jc w:val="both"/>
-        <w:rPr>
-          <w:rFonts w:asciiTheme="majorBidi" w:hAnsiTheme="majorBidi" w:cstheme="majorBidi"/>
-          <w:sz w:val="28"/>
-          <w:szCs w:val="28"/>
-        </w:rPr>
-      </w:pPr>
-    </w:p>
-    <w:p>
-      <w:pPr>
-        <w:jc w:val="both"/>
-        <w:rPr>
-          <w:rFonts w:asciiTheme="majorBidi" w:hAnsiTheme="majorBidi" w:cstheme="majorBidi"/>
-          <w:sz w:val="28"/>
-          <w:szCs w:val="28"/>
-        </w:rPr>
-      </w:pPr>
-    </w:p>
-    <w:p>
-      <w:pPr>
-        <w:jc w:val="both"/>
-        <w:rPr>
-          <w:rFonts w:asciiTheme="majorBidi" w:hAnsiTheme="majorBidi" w:cstheme="majorBidi"/>
-          <w:sz w:val="28"/>
-          <w:szCs w:val="28"/>
-        </w:rPr>
-      </w:pPr>
-    </w:p>
-    <w:p>
-      <w:pPr>
-        <w:jc w:val="both"/>
-        <w:rPr>
-          <w:rFonts w:asciiTheme="majorBidi" w:hAnsiTheme="majorBidi" w:cstheme="majorBidi"/>
-          <w:sz w:val="28"/>
-          <w:szCs w:val="28"/>
-        </w:rPr>
-      </w:pPr>
-    </w:p>
-    <w:p>
-      <w:pPr>
-        <w:jc w:val="both"/>
-        <w:rPr>
-          <w:rFonts w:asciiTheme="majorBidi" w:hAnsiTheme="majorBidi" w:cstheme="majorBidi"/>
-          <w:sz w:val="28"/>
-          <w:szCs w:val="28"/>
-        </w:rPr>
-      </w:pPr>
-    </w:p>
-    <w:p>
-      <w:pPr>
-        <w:jc w:val="both"/>
-        <w:rPr>
-          <w:rFonts w:asciiTheme="majorBidi" w:hAnsiTheme="majorBidi" w:cstheme="majorBidi"/>
-          <w:sz w:val="28"/>
-          <w:szCs w:val="28"/>
-        </w:rPr>
-      </w:pPr>
-    </w:p>
-    <w:p>
-      <w:pPr>
-        <w:jc w:val="both"/>
-        <w:rPr>
-          <w:rFonts w:asciiTheme="majorBidi" w:hAnsiTheme="majorBidi" w:cstheme="majorBidi"/>
-          <w:sz w:val="28"/>
-          <w:szCs w:val="28"/>
-        </w:rPr>
-      </w:pPr>
-    </w:p>
-    <w:p>
-      <w:pPr>
-        <w:jc w:val="both"/>
-        <w:rPr>
-          <w:rFonts w:asciiTheme="majorBidi" w:hAnsiTheme="majorBidi" w:cstheme="majorBidi"/>
-          <w:sz w:val="10"/>
-          <w:szCs w:val="10"/>
+    </w:p>
+    <w:p>
+      <w:pPr>
+        <w:jc w:val="both"/>
+        <w:rPr>
+          <w:rFonts w:asciiTheme="majorBidi" w:hAnsiTheme="majorBidi" w:cstheme="majorBidi"/>
+          <w:sz w:val="28"/>
+          <w:szCs w:val="28"/>
+        </w:rPr>
+      </w:pPr>
+    </w:p>
+    <w:p>
+      <w:pPr>
+        <w:jc w:val="both"/>
+        <w:rPr>
+          <w:rFonts w:asciiTheme="majorBidi" w:hAnsiTheme="majorBidi" w:cstheme="majorBidi"/>
+          <w:sz w:val="28"/>
+          <w:szCs w:val="28"/>
+        </w:rPr>
+      </w:pPr>
+    </w:p>
+    <w:p>
+      <w:pPr>
+        <w:jc w:val="both"/>
+        <w:rPr>
+          <w:rFonts w:asciiTheme="majorBidi" w:hAnsiTheme="majorBidi" w:cstheme="majorBidi"/>
+          <w:sz w:val="28"/>
+          <w:szCs w:val="28"/>
+        </w:rPr>
+      </w:pPr>
+    </w:p>
+    <w:p>
+      <w:pPr>
+        <w:jc w:val="both"/>
+        <w:rPr>
+          <w:rFonts w:asciiTheme="majorBidi" w:hAnsiTheme="majorBidi" w:cstheme="majorBidi"/>
+          <w:sz w:val="28"/>
+          <w:szCs w:val="28"/>
+        </w:rPr>
+      </w:pPr>
+    </w:p>
+    <w:p>
+      <w:pPr>
+        <w:jc w:val="both"/>
+        <w:rPr>
+          <w:rFonts w:asciiTheme="majorBidi" w:hAnsiTheme="majorBidi" w:cstheme="majorBidi"/>
+          <w:sz w:val="28"/>
+          <w:szCs w:val="28"/>
+        </w:rPr>
+      </w:pPr>
+    </w:p>
+    <w:p>
+      <w:pPr>
+        <w:jc w:val="both"/>
+        <w:rPr>
+          <w:rFonts w:asciiTheme="majorBidi" w:hAnsiTheme="majorBidi" w:cstheme="majorBidi"/>
+          <w:sz w:val="28"/>
+          <w:szCs w:val="28"/>
+        </w:rPr>
+      </w:pPr>
+    </w:p>
+    <w:p>
+      <w:pPr>
+        <w:jc w:val="both"/>
+        <w:rPr>
+          <w:rFonts w:asciiTheme="majorBidi" w:hAnsiTheme="majorBidi" w:cstheme="majorBidi"/>
+          <w:sz w:val="28"/>
+          <w:szCs w:val="28"/>
+        </w:rPr>
+      </w:pPr>
+      <w:r>
+        <w:rPr>
+          <w:rFonts w:asciiTheme="majorBidi" w:hAnsiTheme="majorBidi" w:cstheme="majorBidi"/>
+          <w:noProof/>
+          <w:sz w:val="28"/>
+          <w:szCs w:val="28"/>
+        </w:rPr>
+        <mc:AlternateContent>
+          <mc:Choice Requires="wps">
+            <w:drawing>
+              <wp:anchor distT="0" distB="0" distL="114300" distR="114300" simplePos="0" relativeHeight="251662336" behindDoc="0" locked="0" layoutInCell="1" allowOverlap="1" wp14:anchorId="5FC2BA9C" wp14:editId="233B17C2">
+                <wp:simplePos x="0" y="0"/>
+                <wp:positionH relativeFrom="margin">
+                  <wp:align>left</wp:align>
+                </wp:positionH>
+                <wp:positionV relativeFrom="paragraph">
+                  <wp:posOffset>9525</wp:posOffset>
+                </wp:positionV>
+                <wp:extent cx="6118860" cy="3219450"/>
+                <wp:effectExtent l="0" t="0" r="15240" b="19050"/>
+                <wp:wrapNone/>
+                <wp:docPr id="1694792444" name="Rectangle 3"/>
+                <wp:cNvGraphicFramePr/>
+                <a:graphic xmlns:a="http://schemas.openxmlformats.org/drawingml/2006/main">
+                  <a:graphicData uri="http://schemas.microsoft.com/office/word/2010/wordprocessingShape">
+                    <wps:wsp>
+                      <wps:cNvSpPr/>
+                      <wps:spPr>
+                        <a:xfrm>
+                          <a:off x="0" y="0"/>
+                          <a:ext cx="6118860" cy="3219450"/>
+                        </a:xfrm>
+                        <a:prstGeom prst="rect">
+                          <a:avLst/>
+                        </a:prstGeom>
+                      </wps:spPr>
+                      <wps:style>
+                        <a:lnRef idx="2">
+                          <a:schemeClr val="dk1">
+                            <a:shade val="15000"/>
+                          </a:schemeClr>
+                        </a:lnRef>
+                        <a:fillRef idx="1">
+                          <a:schemeClr val="dk1"/>
+                        </a:fillRef>
+                        <a:effectRef idx="0">
+                          <a:schemeClr val="dk1"/>
+                        </a:effectRef>
+                        <a:fontRef idx="minor">
+                          <a:schemeClr val="lt1"/>
+                        </a:fontRef>
+                      </wps:style>
+                      <wps:txbx>
+                        <w:txbxContent>
+                          <w:p>
+                            <w:pPr>
+                              <w:spacing w:after="0"/>
+                              <w:rPr>
+                                <w:rFonts w:asciiTheme="majorBidi" w:hAnsiTheme="majorBidi" w:cstheme="majorBidi"/>
+                                <w:b/>
+                                <w:bCs/>
+                                <w:color w:val="BFBFBF" w:themeColor="background1" w:themeShade="BF"/>
+                                <w:sz w:val="28"/>
+                                <w:szCs w:val="28"/>
+                              </w:rPr>
+                            </w:pPr>
+                            <w:r>
+                              <w:rPr>
+                                <w:rFonts w:asciiTheme="majorBidi" w:hAnsiTheme="majorBidi" w:cstheme="majorBidi"/>
+                                <w:b/>
+                                <w:bCs/>
+                                <w:color w:val="BFBFBF" w:themeColor="background1" w:themeShade="BF"/>
+                                <w:sz w:val="28"/>
+                                <w:szCs w:val="28"/>
+                              </w:rPr>
+                              <w:t># --- Stage 2: The Final Runtime Stage ---</w:t>
+                            </w:r>
+                          </w:p>
+                          <w:p>
+                            <w:pPr>
+                              <w:spacing w:after="0"/>
+                              <w:rPr>
+                                <w:rFonts w:asciiTheme="majorBidi" w:hAnsiTheme="majorBidi" w:cstheme="majorBidi"/>
+                                <w:color w:val="808080" w:themeColor="background1" w:themeShade="80"/>
+                                <w:sz w:val="28"/>
+                                <w:szCs w:val="28"/>
+                              </w:rPr>
+                            </w:pPr>
+                            <w:r>
+                              <w:rPr>
+                                <w:rFonts w:asciiTheme="majorBidi" w:hAnsiTheme="majorBidi" w:cstheme="majorBidi"/>
+                                <w:color w:val="808080" w:themeColor="background1" w:themeShade="80"/>
+                                <w:sz w:val="28"/>
+                                <w:szCs w:val="28"/>
+                              </w:rPr>
+                              <w:t># Start from a minimal base image (much smaller than the builder image)</w:t>
+                            </w:r>
+                          </w:p>
+                          <w:p>
+                            <w:pPr>
+                              <w:spacing w:after="0"/>
+                              <w:rPr>
+                                <w:rFonts w:asciiTheme="majorBidi" w:hAnsiTheme="majorBidi" w:cstheme="majorBidi"/>
+                                <w:b/>
+                                <w:bCs/>
+                                <w:i/>
+                                <w:iCs/>
+                                <w:sz w:val="28"/>
+                                <w:szCs w:val="28"/>
+                              </w:rPr>
+                            </w:pPr>
+                            <w:r>
+                              <w:rPr>
+                                <w:rFonts w:asciiTheme="majorBidi" w:hAnsiTheme="majorBidi" w:cstheme="majorBidi"/>
+                                <w:b/>
+                                <w:bCs/>
+                                <w:i/>
+                                <w:iCs/>
+                                <w:sz w:val="28"/>
+                                <w:szCs w:val="28"/>
+                              </w:rPr>
+                              <w:t>FROM alpine:3.20</w:t>
+                            </w:r>
+                          </w:p>
+                          <w:p>
+                            <w:pPr>
+                              <w:rPr>
+                                <w:rFonts w:asciiTheme="majorBidi" w:hAnsiTheme="majorBidi" w:cstheme="majorBidi"/>
+                                <w:b/>
+                                <w:bCs/>
+                                <w:i/>
+                                <w:iCs/>
+                                <w:sz w:val="28"/>
+                                <w:szCs w:val="28"/>
+                              </w:rPr>
+                            </w:pPr>
+                            <w:r>
+                              <w:rPr>
+                                <w:rFonts w:asciiTheme="majorBidi" w:hAnsiTheme="majorBidi" w:cstheme="majorBidi"/>
+                                <w:b/>
+                                <w:bCs/>
+                                <w:i/>
+                                <w:iCs/>
+                                <w:sz w:val="28"/>
+                                <w:szCs w:val="28"/>
+                              </w:rPr>
+                              <w:t>WORKDIR /root/</w:t>
+                            </w:r>
+                          </w:p>
+                          <w:p>
+                            <w:pPr>
+                              <w:spacing w:after="0"/>
+                              <w:rPr>
+                                <w:rFonts w:asciiTheme="majorBidi" w:hAnsiTheme="majorBidi" w:cstheme="majorBidi"/>
+                                <w:color w:val="808080" w:themeColor="background1" w:themeShade="80"/>
+                                <w:sz w:val="28"/>
+                                <w:szCs w:val="28"/>
+                              </w:rPr>
+                            </w:pPr>
+                            <w:r>
+                              <w:rPr>
+                                <w:rFonts w:asciiTheme="majorBidi" w:hAnsiTheme="majorBidi" w:cstheme="majorBidi"/>
+                                <w:color w:val="808080" w:themeColor="background1" w:themeShade="80"/>
+                                <w:sz w:val="28"/>
+                                <w:szCs w:val="28"/>
+                              </w:rPr>
+                              <w:t># Copy ONLY the compiled artifact from the 'builder' stage</w:t>
+                            </w:r>
+                          </w:p>
+                          <w:p>
+                            <w:pPr>
+                              <w:spacing w:after="0"/>
+                              <w:rPr>
+                                <w:rFonts w:asciiTheme="majorBidi" w:hAnsiTheme="majorBidi" w:cstheme="majorBidi"/>
+                                <w:color w:val="808080" w:themeColor="background1" w:themeShade="80"/>
+                                <w:sz w:val="28"/>
+                                <w:szCs w:val="28"/>
+                              </w:rPr>
+                            </w:pPr>
+                            <w:r>
+                              <w:rPr>
+                                <w:rFonts w:asciiTheme="majorBidi" w:hAnsiTheme="majorBidi" w:cstheme="majorBidi"/>
+                                <w:color w:val="808080" w:themeColor="background1" w:themeShade="80"/>
+                                <w:sz w:val="28"/>
+                                <w:szCs w:val="28"/>
+                              </w:rPr>
+                              <w:t># Note: The source path MUST be the absolute path specified in the builder stage.</w:t>
+                            </w:r>
+                          </w:p>
+                          <w:p>
+                            <w:pPr>
+                              <w:rPr>
+                                <w:rFonts w:asciiTheme="majorBidi" w:hAnsiTheme="majorBidi" w:cstheme="majorBidi"/>
+                                <w:b/>
+                                <w:bCs/>
+                                <w:i/>
+                                <w:iCs/>
+                                <w:sz w:val="28"/>
+                                <w:szCs w:val="28"/>
+                              </w:rPr>
+                            </w:pPr>
+                            <w:r>
+                              <w:rPr>
+                                <w:rFonts w:asciiTheme="majorBidi" w:hAnsiTheme="majorBidi" w:cstheme="majorBidi"/>
+                                <w:b/>
+                                <w:bCs/>
+                                <w:i/>
+                                <w:iCs/>
+                                <w:sz w:val="28"/>
+                                <w:szCs w:val="28"/>
+                              </w:rPr>
+                              <w:t>COPY --from=builder /</w:t>
+                            </w:r>
+                            <w:proofErr w:type="spellStart"/>
+                            <w:r>
+                              <w:rPr>
+                                <w:rFonts w:asciiTheme="majorBidi" w:hAnsiTheme="majorBidi" w:cstheme="majorBidi"/>
+                                <w:b/>
+                                <w:bCs/>
+                                <w:i/>
+                                <w:iCs/>
+                                <w:sz w:val="28"/>
+                                <w:szCs w:val="28"/>
+                              </w:rPr>
+                              <w:t>usr</w:t>
+                            </w:r>
+                            <w:proofErr w:type="spellEnd"/>
+                            <w:r>
+                              <w:rPr>
+                                <w:rFonts w:asciiTheme="majorBidi" w:hAnsiTheme="majorBidi" w:cstheme="majorBidi"/>
+                                <w:b/>
+                                <w:bCs/>
+                                <w:i/>
+                                <w:iCs/>
+                                <w:sz w:val="28"/>
+                                <w:szCs w:val="28"/>
+                              </w:rPr>
+                              <w:t>/local/bin/</w:t>
+                            </w:r>
+                            <w:proofErr w:type="spellStart"/>
+                            <w:proofErr w:type="gramStart"/>
+                            <w:r>
+                              <w:rPr>
+                                <w:rFonts w:asciiTheme="majorBidi" w:hAnsiTheme="majorBidi" w:cstheme="majorBidi"/>
+                                <w:b/>
+                                <w:bCs/>
+                                <w:i/>
+                                <w:iCs/>
+                                <w:sz w:val="28"/>
+                                <w:szCs w:val="28"/>
+                              </w:rPr>
+                              <w:t>myapp</w:t>
+                            </w:r>
+                            <w:proofErr w:type="spellEnd"/>
+                            <w:r>
+                              <w:rPr>
+                                <w:rFonts w:asciiTheme="majorBidi" w:hAnsiTheme="majorBidi" w:cstheme="majorBidi"/>
+                                <w:b/>
+                                <w:bCs/>
+                                <w:i/>
+                                <w:iCs/>
+                                <w:sz w:val="28"/>
+                                <w:szCs w:val="28"/>
+                              </w:rPr>
+                              <w:t xml:space="preserve"> .</w:t>
+                            </w:r>
+                            <w:proofErr w:type="gramEnd"/>
+                          </w:p>
+                          <w:p>
+                            <w:pPr>
+                              <w:spacing w:after="0"/>
+                              <w:rPr>
+                                <w:rFonts w:asciiTheme="majorBidi" w:hAnsiTheme="majorBidi" w:cstheme="majorBidi"/>
+                                <w:color w:val="808080" w:themeColor="background1" w:themeShade="80"/>
+                                <w:sz w:val="28"/>
+                                <w:szCs w:val="28"/>
+                              </w:rPr>
+                            </w:pPr>
+                            <w:r>
+                              <w:rPr>
+                                <w:rFonts w:asciiTheme="majorBidi" w:hAnsiTheme="majorBidi" w:cstheme="majorBidi"/>
+                                <w:color w:val="808080" w:themeColor="background1" w:themeShade="80"/>
+                                <w:sz w:val="28"/>
+                                <w:szCs w:val="28"/>
+                              </w:rPr>
+                              <w:t># Set the non-root user (Best Practice)</w:t>
+                            </w:r>
+                          </w:p>
+                          <w:p>
+                            <w:pPr>
+                              <w:spacing w:after="0"/>
+                              <w:rPr>
+                                <w:rFonts w:asciiTheme="majorBidi" w:hAnsiTheme="majorBidi" w:cstheme="majorBidi"/>
+                                <w:b/>
+                                <w:bCs/>
+                                <w:i/>
+                                <w:iCs/>
+                                <w:sz w:val="28"/>
+                                <w:szCs w:val="28"/>
+                              </w:rPr>
+                            </w:pPr>
+                            <w:r>
+                              <w:rPr>
+                                <w:rFonts w:asciiTheme="majorBidi" w:hAnsiTheme="majorBidi" w:cstheme="majorBidi"/>
+                                <w:b/>
+                                <w:bCs/>
+                                <w:i/>
+                                <w:iCs/>
+                                <w:sz w:val="28"/>
+                                <w:szCs w:val="28"/>
+                              </w:rPr>
+                              <w:t xml:space="preserve">RUN </w:t>
+                            </w:r>
+                            <w:proofErr w:type="spellStart"/>
+                            <w:r>
+                              <w:rPr>
+                                <w:rFonts w:asciiTheme="majorBidi" w:hAnsiTheme="majorBidi" w:cstheme="majorBidi"/>
+                                <w:b/>
+                                <w:bCs/>
+                                <w:i/>
+                                <w:iCs/>
+                                <w:sz w:val="28"/>
+                                <w:szCs w:val="28"/>
+                              </w:rPr>
+                              <w:t>adduser</w:t>
+                            </w:r>
+                            <w:proofErr w:type="spellEnd"/>
+                            <w:r>
+                              <w:rPr>
+                                <w:rFonts w:asciiTheme="majorBidi" w:hAnsiTheme="majorBidi" w:cstheme="majorBidi"/>
+                                <w:b/>
+                                <w:bCs/>
+                                <w:i/>
+                                <w:iCs/>
+                                <w:sz w:val="28"/>
+                                <w:szCs w:val="28"/>
+                              </w:rPr>
+                              <w:t xml:space="preserve"> -D </w:t>
+                            </w:r>
+                            <w:proofErr w:type="spellStart"/>
+                            <w:r>
+                              <w:rPr>
+                                <w:rFonts w:asciiTheme="majorBidi" w:hAnsiTheme="majorBidi" w:cstheme="majorBidi"/>
+                                <w:b/>
+                                <w:bCs/>
+                                <w:i/>
+                                <w:iCs/>
+                                <w:sz w:val="28"/>
+                                <w:szCs w:val="28"/>
+                              </w:rPr>
+                              <w:t>appuser</w:t>
+                            </w:r>
+                            <w:proofErr w:type="spellEnd"/>
+                          </w:p>
+                          <w:p>
+                            <w:pPr>
+                              <w:spacing w:after="120"/>
+                              <w:rPr>
+                                <w:rFonts w:asciiTheme="majorBidi" w:hAnsiTheme="majorBidi" w:cstheme="majorBidi"/>
+                                <w:b/>
+                                <w:bCs/>
+                                <w:i/>
+                                <w:iCs/>
+                                <w:sz w:val="28"/>
+                                <w:szCs w:val="28"/>
+                              </w:rPr>
+                            </w:pPr>
+                            <w:r>
+                              <w:rPr>
+                                <w:rFonts w:asciiTheme="majorBidi" w:hAnsiTheme="majorBidi" w:cstheme="majorBidi"/>
+                                <w:b/>
+                                <w:bCs/>
+                                <w:i/>
+                                <w:iCs/>
+                                <w:sz w:val="28"/>
+                                <w:szCs w:val="28"/>
+                              </w:rPr>
+                              <w:t xml:space="preserve">USER </w:t>
+                            </w:r>
+                            <w:proofErr w:type="spellStart"/>
+                            <w:r>
+                              <w:rPr>
+                                <w:rFonts w:asciiTheme="majorBidi" w:hAnsiTheme="majorBidi" w:cstheme="majorBidi"/>
+                                <w:b/>
+                                <w:bCs/>
+                                <w:i/>
+                                <w:iCs/>
+                                <w:sz w:val="28"/>
+                                <w:szCs w:val="28"/>
+                              </w:rPr>
+                              <w:t>appuser</w:t>
+                            </w:r>
+                            <w:proofErr w:type="spellEnd"/>
+                          </w:p>
+                          <w:p>
+                            <w:pPr>
+                              <w:spacing w:after="0"/>
+                              <w:rPr>
+                                <w:rFonts w:asciiTheme="majorBidi" w:hAnsiTheme="majorBidi" w:cstheme="majorBidi"/>
+                                <w:color w:val="808080" w:themeColor="background1" w:themeShade="80"/>
+                                <w:sz w:val="28"/>
+                                <w:szCs w:val="28"/>
+                              </w:rPr>
+                            </w:pPr>
+                            <w:r>
+                              <w:rPr>
+                                <w:rFonts w:asciiTheme="majorBidi" w:hAnsiTheme="majorBidi" w:cstheme="majorBidi"/>
+                                <w:color w:val="808080" w:themeColor="background1" w:themeShade="80"/>
+                                <w:sz w:val="28"/>
+                                <w:szCs w:val="28"/>
+                              </w:rPr>
+                              <w:t># Define the execution command using the Exec Form (Best Practice)</w:t>
+                            </w:r>
+                          </w:p>
+                          <w:p>
+                            <w:pPr>
+                              <w:rPr>
+                                <w:rFonts w:asciiTheme="majorBidi" w:hAnsiTheme="majorBidi" w:cstheme="majorBidi"/>
+                                <w:b/>
+                                <w:bCs/>
+                                <w:i/>
+                                <w:iCs/>
+                                <w:sz w:val="28"/>
+                                <w:szCs w:val="28"/>
+                              </w:rPr>
+                            </w:pPr>
+                            <w:r>
+                              <w:rPr>
+                                <w:rFonts w:asciiTheme="majorBidi" w:hAnsiTheme="majorBidi" w:cstheme="majorBidi"/>
+                                <w:b/>
+                                <w:bCs/>
+                                <w:i/>
+                                <w:iCs/>
+                                <w:sz w:val="28"/>
+                                <w:szCs w:val="28"/>
+                              </w:rPr>
+                              <w:t>ENTRYPOINT ["/root/</w:t>
+                            </w:r>
+                            <w:proofErr w:type="spellStart"/>
+                            <w:r>
+                              <w:rPr>
+                                <w:rFonts w:asciiTheme="majorBidi" w:hAnsiTheme="majorBidi" w:cstheme="majorBidi"/>
+                                <w:b/>
+                                <w:bCs/>
+                                <w:i/>
+                                <w:iCs/>
+                                <w:sz w:val="28"/>
+                                <w:szCs w:val="28"/>
+                              </w:rPr>
+                              <w:t>myapp</w:t>
+                            </w:r>
+                            <w:proofErr w:type="spellEnd"/>
+                            <w:r>
+                              <w:rPr>
+                                <w:rFonts w:asciiTheme="majorBidi" w:hAnsiTheme="majorBidi" w:cstheme="majorBidi"/>
+                                <w:b/>
+                                <w:bCs/>
+                                <w:i/>
+                                <w:iCs/>
+                                <w:sz w:val="28"/>
+                                <w:szCs w:val="28"/>
+                              </w:rPr>
+                              <w:t>"]</w:t>
+                            </w:r>
+                          </w:p>
+                          <w:p>
+                            <w:pPr>
+                              <w:rPr>
+                                <w:rFonts w:asciiTheme="majorBidi" w:hAnsiTheme="majorBidi" w:cstheme="majorBidi"/>
+                                <w:b/>
+                                <w:bCs/>
+                                <w:i/>
+                                <w:iCs/>
+                                <w:sz w:val="28"/>
+                                <w:szCs w:val="28"/>
+                              </w:rPr>
+                            </w:pPr>
+                          </w:p>
+                          <w:p>
+                            <w:pPr>
+                              <w:spacing w:after="0"/>
+                              <w:rPr>
+                                <w:rFonts w:asciiTheme="majorBidi" w:hAnsiTheme="majorBidi" w:cstheme="majorBidi"/>
+                                <w:b/>
+                                <w:bCs/>
+                                <w:i/>
+                                <w:iCs/>
+                                <w:sz w:val="28"/>
+                                <w:szCs w:val="28"/>
+                              </w:rPr>
+                            </w:pPr>
+                          </w:p>
+                        </w:txbxContent>
+                      </wps:txbx>
+                      <wps:bodyPr rot="0" spcFirstLastPara="0" vertOverflow="overflow" horzOverflow="overflow" vert="horz" wrap="square" lIns="91440" tIns="45720" rIns="91440" bIns="45720" numCol="1" spcCol="0" rtlCol="0" fromWordArt="0" anchor="ctr" anchorCtr="0" forceAA="0" compatLnSpc="1">
+                        <a:prstTxWarp prst="textNoShape">
+                          <a:avLst/>
+                        </a:prstTxWarp>
+                        <a:noAutofit/>
+                      </wps:bodyPr>
+                    </wps:wsp>
+                  </a:graphicData>
+                </a:graphic>
+                <wp14:sizeRelH relativeFrom="margin">
+                  <wp14:pctWidth>0</wp14:pctWidth>
+                </wp14:sizeRelH>
+                <wp14:sizeRelV relativeFrom="margin">
+                  <wp14:pctHeight>0</wp14:pctHeight>
+                </wp14:sizeRelV>
+              </wp:anchor>
+            </w:drawing>
+          </mc:Choice>
+          <mc:Fallback>
+            <w:pict>
+              <v:rect w14:anchorId="5FC2BA9C" id="Rectangle 3" o:spid="_x0000_s1029" style="position:absolute;left:0;text-align:left;margin-left:0;margin-top:.75pt;width:481.8pt;height:253.5pt;z-index:251662336;visibility:visible;mso-wrap-style:square;mso-width-percent:0;mso-height-percent:0;mso-wrap-distance-left:9pt;mso-wrap-distance-top:0;mso-wrap-distance-right:9pt;mso-wrap-distance-bottom:0;mso-position-horizontal:left;mso-position-horizontal-relative:margin;mso-position-vertical:absolute;mso-position-vertical-relative:text;mso-width-percent:0;mso-height-percent:0;mso-width-relative:margin;mso-height-relative:margin;v-text-anchor:middle" o:gfxdata="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" fillcolor="black [3200]" strokecolor="black [480]" strokeweight="1pt">
+                <v:textbox>
+                  <w:txbxContent>
+                    <w:p>
+                      <w:pPr>
+                        <w:spacing w:after="0"/>
+                        <w:rPr>
+                          <w:rFonts w:asciiTheme="majorBidi" w:hAnsiTheme="majorBidi" w:cstheme="majorBidi"/>
+                          <w:b/>
+                          <w:bCs/>
+                          <w:color w:val="BFBFBF" w:themeColor="background1" w:themeShade="BF"/>
+                          <w:sz w:val="28"/>
+                          <w:szCs w:val="28"/>
+                        </w:rPr>
+                      </w:pPr>
+                      <w:r>
+                        <w:rPr>
+                          <w:rFonts w:asciiTheme="majorBidi" w:hAnsiTheme="majorBidi" w:cstheme="majorBidi"/>
+                          <w:b/>
+                          <w:bCs/>
+                          <w:color w:val="BFBFBF" w:themeColor="background1" w:themeShade="BF"/>
+                          <w:sz w:val="28"/>
+                          <w:szCs w:val="28"/>
+                        </w:rPr>
+                        <w:t># --- Stage 2: The Final Runtime Stage ---</w:t>
+                      </w:r>
+                    </w:p>
+                    <w:p>
+                      <w:pPr>
+                        <w:spacing w:after="0"/>
+                        <w:rPr>
+                          <w:rFonts w:asciiTheme="majorBidi" w:hAnsiTheme="majorBidi" w:cstheme="majorBidi"/>
+                          <w:color w:val="808080" w:themeColor="background1" w:themeShade="80"/>
+                          <w:sz w:val="28"/>
+                          <w:szCs w:val="28"/>
+                        </w:rPr>
+                      </w:pPr>
+                      <w:r>
+                        <w:rPr>
+                          <w:rFonts w:asciiTheme="majorBidi" w:hAnsiTheme="majorBidi" w:cstheme="majorBidi"/>
+                          <w:color w:val="808080" w:themeColor="background1" w:themeShade="80"/>
+                          <w:sz w:val="28"/>
+                          <w:szCs w:val="28"/>
+                        </w:rPr>
+                        <w:t># Start from a minimal base image (much smaller than the builder image)</w:t>
+                      </w:r>
+                    </w:p>
+                    <w:p>
+                      <w:pPr>
+                        <w:spacing w:after="0"/>
+                        <w:rPr>
+                          <w:rFonts w:asciiTheme="majorBidi" w:hAnsiTheme="majorBidi" w:cstheme="majorBidi"/>
+                          <w:b/>
+                          <w:bCs/>
+                          <w:i/>
+                          <w:iCs/>
+                          <w:sz w:val="28"/>
+                          <w:szCs w:val="28"/>
+                        </w:rPr>
+                      </w:pPr>
+                      <w:r>
+                        <w:rPr>
+                          <w:rFonts w:asciiTheme="majorBidi" w:hAnsiTheme="majorBidi" w:cstheme="majorBidi"/>
+                          <w:b/>
+                          <w:bCs/>
+                          <w:i/>
+                          <w:iCs/>
+                          <w:sz w:val="28"/>
+                          <w:szCs w:val="28"/>
+                        </w:rPr>
+                        <w:t>FROM alpine:3.20</w:t>
+                      </w:r>
+                    </w:p>
+                    <w:p>
+                      <w:pPr>
+                        <w:rPr>
+                          <w:rFonts w:asciiTheme="majorBidi" w:hAnsiTheme="majorBidi" w:cstheme="majorBidi"/>
+                          <w:b/>
+                          <w:bCs/>
+                          <w:i/>
+                          <w:iCs/>
+                          <w:sz w:val="28"/>
+                          <w:szCs w:val="28"/>
+                        </w:rPr>
+                      </w:pPr>
+                      <w:r>
+                        <w:rPr>
+                          <w:rFonts w:asciiTheme="majorBidi" w:hAnsiTheme="majorBidi" w:cstheme="majorBidi"/>
+                          <w:b/>
+                          <w:bCs/>
+                          <w:i/>
+                          <w:iCs/>
+                          <w:sz w:val="28"/>
+                          <w:szCs w:val="28"/>
+                        </w:rPr>
+                        <w:t>WORKDIR /root/</w:t>
+                      </w:r>
+                    </w:p>
+                    <w:p>
+                      <w:pPr>
+                        <w:spacing w:after="0"/>
+                        <w:rPr>
+                          <w:rFonts w:asciiTheme="majorBidi" w:hAnsiTheme="majorBidi" w:cstheme="majorBidi"/>
+                          <w:color w:val="808080" w:themeColor="background1" w:themeShade="80"/>
+                          <w:sz w:val="28"/>
+                          <w:szCs w:val="28"/>
+                        </w:rPr>
+                      </w:pPr>
+                      <w:r>
+                        <w:rPr>
+                          <w:rFonts w:asciiTheme="majorBidi" w:hAnsiTheme="majorBidi" w:cstheme="majorBidi"/>
+                          <w:color w:val="808080" w:themeColor="background1" w:themeShade="80"/>
+                          <w:sz w:val="28"/>
+                          <w:szCs w:val="28"/>
+                        </w:rPr>
+                        <w:t># Copy ONLY the compiled artifact from the 'builder' stage</w:t>
+                      </w:r>
+                    </w:p>
+                    <w:p>
+                      <w:pPr>
+                        <w:spacing w:after="0"/>
+                        <w:rPr>
+                          <w:rFonts w:asciiTheme="majorBidi" w:hAnsiTheme="majorBidi" w:cstheme="majorBidi"/>
+                          <w:color w:val="808080" w:themeColor="background1" w:themeShade="80"/>
+                          <w:sz w:val="28"/>
+                          <w:szCs w:val="28"/>
+                        </w:rPr>
+                      </w:pPr>
+                      <w:r>
+                        <w:rPr>
+                          <w:rFonts w:asciiTheme="majorBidi" w:hAnsiTheme="majorBidi" w:cstheme="majorBidi"/>
+                          <w:color w:val="808080" w:themeColor="background1" w:themeShade="80"/>
+                          <w:sz w:val="28"/>
+                          <w:szCs w:val="28"/>
+                        </w:rPr>
+                        <w:t># Note: The source path MUST be the absolute path specified in the builder stage.</w:t>
+                      </w:r>
+                    </w:p>
+                    <w:p>
+                      <w:pPr>
+                        <w:rPr>
+                          <w:rFonts w:asciiTheme="majorBidi" w:hAnsiTheme="majorBidi" w:cstheme="majorBidi"/>
+                          <w:b/>
+                          <w:bCs/>
+                          <w:i/>
+                          <w:iCs/>
+                          <w:sz w:val="28"/>
+                          <w:szCs w:val="28"/>
+                        </w:rPr>
+                      </w:pPr>
+                      <w:r>
+                        <w:rPr>
+                          <w:rFonts w:asciiTheme="majorBidi" w:hAnsiTheme="majorBidi" w:cstheme="majorBidi"/>
+                          <w:b/>
+                          <w:bCs/>
+                          <w:i/>
+                          <w:iCs/>
+                          <w:sz w:val="28"/>
+                          <w:szCs w:val="28"/>
+                        </w:rPr>
+                        <w:t>COPY --from=builder /</w:t>
+                      </w:r>
+                      <w:proofErr w:type="spellStart"/>
+                      <w:r>
+                        <w:rPr>
+                          <w:rFonts w:asciiTheme="majorBidi" w:hAnsiTheme="majorBidi" w:cstheme="majorBidi"/>
+                          <w:b/>
+                          <w:bCs/>
+                          <w:i/>
+                          <w:iCs/>
+                          <w:sz w:val="28"/>
+                          <w:szCs w:val="28"/>
+                        </w:rPr>
+                        <w:t>usr</w:t>
+                      </w:r>
+                      <w:proofErr w:type="spellEnd"/>
+                      <w:r>
+                        <w:rPr>
+                          <w:rFonts w:asciiTheme="majorBidi" w:hAnsiTheme="majorBidi" w:cstheme="majorBidi"/>
+                          <w:b/>
+                          <w:bCs/>
+                          <w:i/>
+                          <w:iCs/>
+                          <w:sz w:val="28"/>
+                          <w:szCs w:val="28"/>
+                        </w:rPr>
+                        <w:t>/local/bin/</w:t>
+                      </w:r>
+                      <w:proofErr w:type="spellStart"/>
+                      <w:proofErr w:type="gramStart"/>
+                      <w:r>
+                        <w:rPr>
+                          <w:rFonts w:asciiTheme="majorBidi" w:hAnsiTheme="majorBidi" w:cstheme="majorBidi"/>
+                          <w:b/>
+                          <w:bCs/>
+                          <w:i/>
+                          <w:iCs/>
+                          <w:sz w:val="28"/>
+                          <w:szCs w:val="28"/>
+                        </w:rPr>
+                        <w:t>myapp</w:t>
+                      </w:r>
+                      <w:proofErr w:type="spellEnd"/>
+                      <w:r>
+                        <w:rPr>
+                          <w:rFonts w:asciiTheme="majorBidi" w:hAnsiTheme="majorBidi" w:cstheme="majorBidi"/>
+                          <w:b/>
+                          <w:bCs/>
+                          <w:i/>
+                          <w:iCs/>
+                          <w:sz w:val="28"/>
+                          <w:szCs w:val="28"/>
+                        </w:rPr>
+                        <w:t xml:space="preserve"> .</w:t>
+                      </w:r>
+                      <w:proofErr w:type="gramEnd"/>
+                    </w:p>
+                    <w:p>
+                      <w:pPr>
+                        <w:spacing w:after="0"/>
+                        <w:rPr>
+                          <w:rFonts w:asciiTheme="majorBidi" w:hAnsiTheme="majorBidi" w:cstheme="majorBidi"/>
+                          <w:color w:val="808080" w:themeColor="background1" w:themeShade="80"/>
+                          <w:sz w:val="28"/>
+                          <w:szCs w:val="28"/>
+                        </w:rPr>
+                      </w:pPr>
+                      <w:r>
+                        <w:rPr>
+                          <w:rFonts w:asciiTheme="majorBidi" w:hAnsiTheme="majorBidi" w:cstheme="majorBidi"/>
+                          <w:color w:val="808080" w:themeColor="background1" w:themeShade="80"/>
+                          <w:sz w:val="28"/>
+                          <w:szCs w:val="28"/>
+                        </w:rPr>
+                        <w:t># Set the non-root user (Best Practice)</w:t>
+                      </w:r>
+                    </w:p>
+                    <w:p>
+                      <w:pPr>
+                        <w:spacing w:after="0"/>
+                        <w:rPr>
+                          <w:rFonts w:asciiTheme="majorBidi" w:hAnsiTheme="majorBidi" w:cstheme="majorBidi"/>
+                          <w:b/>
+                          <w:bCs/>
+                          <w:i/>
+                          <w:iCs/>
+                          <w:sz w:val="28"/>
+                          <w:szCs w:val="28"/>
+                        </w:rPr>
+                      </w:pPr>
+                      <w:r>
+                        <w:rPr>
+                          <w:rFonts w:asciiTheme="majorBidi" w:hAnsiTheme="majorBidi" w:cstheme="majorBidi"/>
+                          <w:b/>
+                          <w:bCs/>
+                          <w:i/>
+                          <w:iCs/>
+                          <w:sz w:val="28"/>
+                          <w:szCs w:val="28"/>
+                        </w:rPr>
+                        <w:t xml:space="preserve">RUN </w:t>
+                      </w:r>
+                      <w:proofErr w:type="spellStart"/>
+                      <w:r>
+                        <w:rPr>
+                          <w:rFonts w:asciiTheme="majorBidi" w:hAnsiTheme="majorBidi" w:cstheme="majorBidi"/>
+                          <w:b/>
+                          <w:bCs/>
+                          <w:i/>
+                          <w:iCs/>
+                          <w:sz w:val="28"/>
+                          <w:szCs w:val="28"/>
+                        </w:rPr>
+                        <w:t>adduser</w:t>
+                      </w:r>
+                      <w:proofErr w:type="spellEnd"/>
+                      <w:r>
+                        <w:rPr>
+                          <w:rFonts w:asciiTheme="majorBidi" w:hAnsiTheme="majorBidi" w:cstheme="majorBidi"/>
+                          <w:b/>
+                          <w:bCs/>
+                          <w:i/>
+                          <w:iCs/>
+                          <w:sz w:val="28"/>
+                          <w:szCs w:val="28"/>
+                        </w:rPr>
+                        <w:t xml:space="preserve"> -D </w:t>
+                      </w:r>
+                      <w:proofErr w:type="spellStart"/>
+                      <w:r>
+                        <w:rPr>
+                          <w:rFonts w:asciiTheme="majorBidi" w:hAnsiTheme="majorBidi" w:cstheme="majorBidi"/>
+                          <w:b/>
+                          <w:bCs/>
+                          <w:i/>
+                          <w:iCs/>
+                          <w:sz w:val="28"/>
+                          <w:szCs w:val="28"/>
+                        </w:rPr>
+                        <w:t>appuser</w:t>
+                      </w:r>
+                      <w:proofErr w:type="spellEnd"/>
+                    </w:p>
+                    <w:p>
+                      <w:pPr>
+                        <w:spacing w:after="120"/>
+                        <w:rPr>
+                          <w:rFonts w:asciiTheme="majorBidi" w:hAnsiTheme="majorBidi" w:cstheme="majorBidi"/>
+                          <w:b/>
+                          <w:bCs/>
+                          <w:i/>
+                          <w:iCs/>
+                          <w:sz w:val="28"/>
+                          <w:szCs w:val="28"/>
+                        </w:rPr>
+                      </w:pPr>
+                      <w:r>
+                        <w:rPr>
+                          <w:rFonts w:asciiTheme="majorBidi" w:hAnsiTheme="majorBidi" w:cstheme="majorBidi"/>
+                          <w:b/>
+                          <w:bCs/>
+                          <w:i/>
+                          <w:iCs/>
+                          <w:sz w:val="28"/>
+                          <w:szCs w:val="28"/>
+                        </w:rPr>
+                        <w:t xml:space="preserve">USER </w:t>
+                      </w:r>
+                      <w:proofErr w:type="spellStart"/>
+                      <w:r>
+                        <w:rPr>
+                          <w:rFonts w:asciiTheme="majorBidi" w:hAnsiTheme="majorBidi" w:cstheme="majorBidi"/>
+                          <w:b/>
+                          <w:bCs/>
+                          <w:i/>
+                          <w:iCs/>
+                          <w:sz w:val="28"/>
+                          <w:szCs w:val="28"/>
+                        </w:rPr>
+                        <w:t>appuser</w:t>
+                      </w:r>
+                      <w:proofErr w:type="spellEnd"/>
+                    </w:p>
+                    <w:p>
+                      <w:pPr>
+                        <w:spacing w:after="0"/>
+                        <w:rPr>
+                          <w:rFonts w:asciiTheme="majorBidi" w:hAnsiTheme="majorBidi" w:cstheme="majorBidi"/>
+                          <w:color w:val="808080" w:themeColor="background1" w:themeShade="80"/>
+                          <w:sz w:val="28"/>
+                          <w:szCs w:val="28"/>
+                        </w:rPr>
+                      </w:pPr>
+                      <w:r>
+                        <w:rPr>
+                          <w:rFonts w:asciiTheme="majorBidi" w:hAnsiTheme="majorBidi" w:cstheme="majorBidi"/>
+                          <w:color w:val="808080" w:themeColor="background1" w:themeShade="80"/>
+                          <w:sz w:val="28"/>
+                          <w:szCs w:val="28"/>
+                        </w:rPr>
+                        <w:t># Define the execution command using the Exec Form (Best Practice)</w:t>
+                      </w:r>
+                    </w:p>
+                    <w:p>
+                      <w:pPr>
+                        <w:rPr>
+                          <w:rFonts w:asciiTheme="majorBidi" w:hAnsiTheme="majorBidi" w:cstheme="majorBidi"/>
+                          <w:b/>
+                          <w:bCs/>
+                          <w:i/>
+                          <w:iCs/>
+                          <w:sz w:val="28"/>
+                          <w:szCs w:val="28"/>
+                        </w:rPr>
+                      </w:pPr>
+                      <w:r>
+                        <w:rPr>
+                          <w:rFonts w:asciiTheme="majorBidi" w:hAnsiTheme="majorBidi" w:cstheme="majorBidi"/>
+                          <w:b/>
+                          <w:bCs/>
+                          <w:i/>
+                          <w:iCs/>
+                          <w:sz w:val="28"/>
+                          <w:szCs w:val="28"/>
+                        </w:rPr>
+                        <w:t>ENTRYPOINT ["/root/</w:t>
+                      </w:r>
+                      <w:proofErr w:type="spellStart"/>
+                      <w:r>
+                        <w:rPr>
+                          <w:rFonts w:asciiTheme="majorBidi" w:hAnsiTheme="majorBidi" w:cstheme="majorBidi"/>
+                          <w:b/>
+                          <w:bCs/>
+                          <w:i/>
+                          <w:iCs/>
+                          <w:sz w:val="28"/>
+                          <w:szCs w:val="28"/>
+                        </w:rPr>
+                        <w:t>myapp</w:t>
+                      </w:r>
+                      <w:proofErr w:type="spellEnd"/>
+                      <w:r>
+                        <w:rPr>
+                          <w:rFonts w:asciiTheme="majorBidi" w:hAnsiTheme="majorBidi" w:cstheme="majorBidi"/>
+                          <w:b/>
+                          <w:bCs/>
+                          <w:i/>
+                          <w:iCs/>
+                          <w:sz w:val="28"/>
+                          <w:szCs w:val="28"/>
+                        </w:rPr>
+                        <w:t>"]</w:t>
+                      </w:r>
+                    </w:p>
+                    <w:p>
+                      <w:pPr>
+                        <w:rPr>
+                          <w:rFonts w:asciiTheme="majorBidi" w:hAnsiTheme="majorBidi" w:cstheme="majorBidi"/>
+                          <w:b/>
+                          <w:bCs/>
+                          <w:i/>
+                          <w:iCs/>
+                          <w:sz w:val="28"/>
+                          <w:szCs w:val="28"/>
+                        </w:rPr>
+                      </w:pPr>
+                    </w:p>
+                    <w:p>
+                      <w:pPr>
+                        <w:spacing w:after="0"/>
+                        <w:rPr>
+                          <w:rFonts w:asciiTheme="majorBidi" w:hAnsiTheme="majorBidi" w:cstheme="majorBidi"/>
+                          <w:b/>
+                          <w:bCs/>
+                          <w:i/>
+                          <w:iCs/>
+                          <w:sz w:val="28"/>
+                          <w:szCs w:val="28"/>
+                        </w:rPr>
+                      </w:pPr>
+                    </w:p>
+                  </w:txbxContent>
+                </v:textbox>
+                <w10:wrap anchorx="margin"/>
+              </v:rect>
+            </w:pict>
+          </mc:Fallback>
+        </mc:AlternateContent>
+      </w:r>
+    </w:p>
+    <w:p>
+      <w:pPr>
+        <w:jc w:val="both"/>
+        <w:rPr>
+          <w:rFonts w:asciiTheme="majorBidi" w:hAnsiTheme="majorBidi" w:cstheme="majorBidi"/>
+          <w:sz w:val="28"/>
+          <w:szCs w:val="28"/>
+        </w:rPr>
+      </w:pPr>
+    </w:p>
+    <w:p>
+      <w:pPr>
+        <w:jc w:val="both"/>
+        <w:rPr>
+          <w:rFonts w:asciiTheme="majorBidi" w:hAnsiTheme="majorBidi" w:cstheme="majorBidi"/>
+          <w:sz w:val="28"/>
+          <w:szCs w:val="28"/>
+        </w:rPr>
+      </w:pPr>
+    </w:p>
+    <w:p>
+      <w:pPr>
+        <w:jc w:val="both"/>
+        <w:rPr>
+          <w:rFonts w:asciiTheme="majorBidi" w:hAnsiTheme="majorBidi" w:cstheme="majorBidi"/>
+          <w:sz w:val="28"/>
+          <w:szCs w:val="28"/>
+        </w:rPr>
+      </w:pPr>
+    </w:p>
+    <w:p>
+      <w:pPr>
+        <w:jc w:val="both"/>
+        <w:rPr>
+          <w:rFonts w:asciiTheme="majorBidi" w:hAnsiTheme="majorBidi" w:cstheme="majorBidi"/>
+          <w:sz w:val="28"/>
+          <w:szCs w:val="28"/>
+        </w:rPr>
+      </w:pPr>
+    </w:p>
+    <w:p>
+      <w:pPr>
+        <w:jc w:val="both"/>
+        <w:rPr>
+          <w:rFonts w:asciiTheme="majorBidi" w:hAnsiTheme="majorBidi" w:cstheme="majorBidi"/>
+          <w:sz w:val="28"/>
+          <w:szCs w:val="28"/>
+        </w:rPr>
+      </w:pPr>
+    </w:p>
+    <w:p>
+      <w:pPr>
+        <w:jc w:val="both"/>
+        <w:rPr>
+          <w:rFonts w:asciiTheme="majorBidi" w:hAnsiTheme="majorBidi" w:cstheme="majorBidi"/>
+          <w:sz w:val="28"/>
+          <w:szCs w:val="28"/>
+        </w:rPr>
+      </w:pPr>
+    </w:p>
+    <w:p>
+      <w:pPr>
+        <w:jc w:val="both"/>
+        <w:rPr>
+          <w:rFonts w:asciiTheme="majorBidi" w:hAnsiTheme="majorBidi" w:cstheme="majorBidi"/>
+          <w:sz w:val="28"/>
+          <w:szCs w:val="28"/>
+        </w:rPr>
+      </w:pPr>
+    </w:p>
+    <w:p>
+      <w:pPr>
+        <w:jc w:val="both"/>
+        <w:rPr>
+          <w:rFonts w:asciiTheme="majorBidi" w:hAnsiTheme="majorBidi" w:cstheme="majorBidi"/>
+          <w:sz w:val="28"/>
+          <w:szCs w:val="28"/>
+        </w:rPr>
+      </w:pPr>
+    </w:p>
+    <w:p>
+      <w:pPr>
+        <w:jc w:val="both"/>
+        <w:rPr>
+          <w:rFonts w:asciiTheme="majorBidi" w:hAnsiTheme="majorBidi" w:cstheme="majorBidi"/>
+          <w:sz w:val="18"/>
+          <w:szCs w:val="18"/>
         </w:rPr>
       </w:pPr>
     </w:p>
@@ -9498,7 +9598,6 @@
           <w:sz w:val="28"/>
           <w:szCs w:val="28"/>
         </w:rPr>
-        <w:lastRenderedPageBreak/>
         <w:t>This instruction reads files directly from the filesystem of the specified stage, not the final image, ensuring that the build environment’s temporary files and libraries are excluded from the final result.</w:t>
       </w:r>
     </w:p>
@@ -9675,9 +9774,9 @@
                                 <w:sz w:val="28"/>
                                 <w:szCs w:val="28"/>
                               </w:rPr>
-                              <w:t>-</w:t>
+                              <w:t>-build</w:t>
                             </w:r>
-                            <w:proofErr w:type="gramStart"/>
+                            <w:proofErr w:type="spellEnd"/>
                             <w:r>
                               <w:rPr>
                                 <w:rFonts w:asciiTheme="majorBidi" w:hAnsiTheme="majorBidi" w:cstheme="majorBidi"/>
@@ -9688,22 +9787,8 @@
                                 <w:sz w:val="28"/>
                                 <w:szCs w:val="28"/>
                               </w:rPr>
-                              <w:t>build</w:t>
-                            </w:r>
-                            <w:proofErr w:type="spellEnd"/>
-                            <w:r>
-                              <w:rPr>
-                                <w:rFonts w:asciiTheme="majorBidi" w:hAnsiTheme="majorBidi" w:cstheme="majorBidi"/>
-                                <w:b/>
-                                <w:bCs/>
-                                <w:i/>
-                                <w:iCs/>
-                                <w:sz w:val="28"/>
-                                <w:szCs w:val="28"/>
-                              </w:rPr>
                               <w:t xml:space="preserve"> .</w:t>
                             </w:r>
-                            <w:proofErr w:type="gramEnd"/>
                           </w:p>
                           <w:p>
                             <w:pPr>
@@ -9732,7 +9817,7 @@
           </mc:Choice>
           <mc:Fallback>
             <w:pict>
-              <v:rect w14:anchorId="5125AB0E" id="Rectangle 5" o:spid="_x0000_s1029" style="position:absolute;left:0;text-align:left;margin-left:18.6pt;margin-top:57.6pt;width:474pt;height:44.4pt;z-index:251664384;visibility:visible;mso-wrap-style:square;mso-width-percent:0;mso-height-percent:0;mso-wrap-distance-left:9pt;mso-wrap-distance-top:0;mso-wrap-distance-right:9pt;mso-wrap-distance-bottom:0;mso-position-horizontal:absolute;mso-position-horizontal-relative:text;mso-position-vertical:absolute;mso-position-vertical-relative:text;mso-width-percent:0;mso-height-percent:0;mso-width-relative:margin;mso-height-relative:margin;v-text-anchor:middle" o:gfxdata="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" fillcolor="black [3200]" strokecolor="black [480]" strokeweight="1pt">
+              <v:rect w14:anchorId="5125AB0E" id="Rectangle 5" o:spid="_x0000_s1030" style="position:absolute;left:0;text-align:left;margin-left:18.6pt;margin-top:57.6pt;width:474pt;height:44.4pt;z-index:251664384;visibility:visible;mso-wrap-style:square;mso-width-percent:0;mso-height-percent:0;mso-wrap-distance-left:9pt;mso-wrap-distance-top:0;mso-wrap-distance-right:9pt;mso-wrap-distance-bottom:0;mso-position-horizontal:absolute;mso-position-horizontal-relative:text;mso-position-vertical:absolute;mso-position-vertical-relative:text;mso-width-percent:0;mso-height-percent:0;mso-width-relative:margin;mso-height-relative:margin;v-text-anchor:middle" o:gfxdata="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" fillcolor="black [3200]" strokecolor="black [480]" strokeweight="1pt">
                 <v:textbox>
                   <w:txbxContent>
                     <w:p>
@@ -9804,9 +9889,9 @@
                           <w:sz w:val="28"/>
                           <w:szCs w:val="28"/>
                         </w:rPr>
-                        <w:t>-</w:t>
+                        <w:t>-build</w:t>
                       </w:r>
-                      <w:proofErr w:type="gramStart"/>
+                      <w:proofErr w:type="spellEnd"/>
                       <w:r>
                         <w:rPr>
                           <w:rFonts w:asciiTheme="majorBidi" w:hAnsiTheme="majorBidi" w:cstheme="majorBidi"/>
@@ -9817,22 +9902,8 @@
                           <w:sz w:val="28"/>
                           <w:szCs w:val="28"/>
                         </w:rPr>
-                        <w:t>build</w:t>
-                      </w:r>
-                      <w:proofErr w:type="spellEnd"/>
-                      <w:r>
-                        <w:rPr>
-                          <w:rFonts w:asciiTheme="majorBidi" w:hAnsiTheme="majorBidi" w:cstheme="majorBidi"/>
-                          <w:b/>
-                          <w:bCs/>
-                          <w:i/>
-                          <w:iCs/>
-                          <w:sz w:val="28"/>
-                          <w:szCs w:val="28"/>
-                        </w:rPr>
                         <w:t xml:space="preserve"> .</w:t>
                       </w:r>
-                      <w:proofErr w:type="gramEnd"/>
                     </w:p>
                     <w:p>
                       <w:pPr>
@@ -10018,6 +10089,7 @@
           <w:sz w:val="28"/>
           <w:szCs w:val="28"/>
         </w:rPr>
+        <w:lastRenderedPageBreak/>
         <w:t>Cleaner Layer Caching:</w:t>
       </w:r>
       <w:r>
@@ -10078,6 +10150,58 @@
           <w:bCs/>
           <w:sz w:val="32"/>
           <w:szCs w:val="32"/>
+        </w:rPr>
+      </w:pPr>
+      <w:r>
+        <w:rPr>
+          <w:rFonts w:asciiTheme="majorBidi" w:hAnsiTheme="majorBidi" w:cstheme="majorBidi"/>
+          <w:b/>
+          <w:bCs/>
+          <w:sz w:val="32"/>
+          <w:szCs w:val="32"/>
+        </w:rPr>
+        <w:t xml:space="preserve">Multi-Stage </w:t>
+      </w:r>
+      <w:proofErr w:type="spellStart"/>
+      <w:r>
+        <w:rPr>
+          <w:rFonts w:asciiTheme="majorBidi" w:hAnsiTheme="majorBidi" w:cstheme="majorBidi"/>
+          <w:b/>
+          <w:bCs/>
+          <w:sz w:val="32"/>
+          <w:szCs w:val="32"/>
+        </w:rPr>
+        <w:t>Dockerfile</w:t>
+      </w:r>
+      <w:proofErr w:type="spellEnd"/>
+      <w:r>
+        <w:rPr>
+          <w:rFonts w:asciiTheme="majorBidi" w:hAnsiTheme="majorBidi" w:cstheme="majorBidi"/>
+          <w:b/>
+          <w:bCs/>
+          <w:sz w:val="32"/>
+          <w:szCs w:val="32"/>
+        </w:rPr>
+        <w:t xml:space="preserve"> Example for a Node.js Application</w:t>
+      </w:r>
+      <w:r>
+        <w:rPr>
+          <w:rFonts w:asciiTheme="majorBidi" w:hAnsiTheme="majorBidi" w:cstheme="majorBidi"/>
+          <w:b/>
+          <w:bCs/>
+          <w:sz w:val="32"/>
+          <w:szCs w:val="32"/>
+        </w:rPr>
+        <w:t>:</w:t>
+      </w:r>
+    </w:p>
+    <w:p>
+      <w:pPr>
+        <w:jc w:val="both"/>
+        <w:rPr>
+          <w:rFonts w:asciiTheme="majorBidi" w:hAnsiTheme="majorBidi" w:cstheme="majorBidi"/>
+          <w:sz w:val="28"/>
+          <w:szCs w:val="28"/>
         </w:rPr>
       </w:pPr>
       <w:r>
@@ -10092,16 +10216,16 @@
         <mc:AlternateContent>
           <mc:Choice Requires="wps">
             <w:drawing>
-              <wp:anchor distT="0" distB="0" distL="114300" distR="114300" simplePos="0" relativeHeight="251665408" behindDoc="0" locked="0" layoutInCell="1" allowOverlap="1" wp14:anchorId="642E8175" wp14:editId="45B99CB1">
+              <wp:anchor distT="0" distB="0" distL="114300" distR="114300" simplePos="0" relativeHeight="251665408" behindDoc="0" locked="0" layoutInCell="1" allowOverlap="1" wp14:anchorId="642E8175" wp14:editId="4A206D33">
                 <wp:simplePos x="0" y="0"/>
                 <wp:positionH relativeFrom="margin">
-                  <wp:posOffset>-106680</wp:posOffset>
+                  <wp:align>left</wp:align>
                 </wp:positionH>
                 <wp:positionV relativeFrom="paragraph">
-                  <wp:posOffset>374015</wp:posOffset>
+                  <wp:posOffset>22225</wp:posOffset>
                 </wp:positionV>
-                <wp:extent cx="6850380" cy="3680460"/>
-                <wp:effectExtent l="0" t="0" r="26670" b="15240"/>
+                <wp:extent cx="6745605" cy="8515350"/>
+                <wp:effectExtent l="0" t="0" r="17145" b="19050"/>
                 <wp:wrapNone/>
                 <wp:docPr id="1872442055" name="Rectangle 6"/>
                 <wp:cNvGraphicFramePr/>
@@ -10112,7 +10236,7 @@
                       <wps:spPr>
                         <a:xfrm>
                           <a:off x="0" y="0"/>
-                          <a:ext cx="6850380" cy="3680460"/>
+                          <a:ext cx="6745605" cy="8515350"/>
                         </a:xfrm>
                         <a:prstGeom prst="rect">
                           <a:avLst/>
@@ -10440,6 +10564,7 @@
                               <w:t>json</w:t>
                             </w:r>
                             <w:proofErr w:type="spellEnd"/>
+                            <w:proofErr w:type="gramEnd"/>
                             <w:r>
                               <w:rPr>
                                 <w:rFonts w:asciiTheme="majorBidi" w:hAnsiTheme="majorBidi" w:cstheme="majorBidi"/>
@@ -10452,7 +10577,6 @@
                               </w:rPr>
                               <w:t xml:space="preserve"> ./</w:t>
                             </w:r>
-                            <w:proofErr w:type="gramEnd"/>
                           </w:p>
                           <w:p>
                             <w:pPr>
@@ -10583,6 +10707,637 @@
                               </w:rPr>
                               <w:t xml:space="preserve"> .</w:t>
                             </w:r>
+                          </w:p>
+                          <w:p>
+                            <w:pPr>
+                              <w:spacing w:after="0"/>
+                              <w:rPr>
+                                <w:rFonts w:asciiTheme="majorBidi" w:hAnsiTheme="majorBidi" w:cstheme="majorBidi"/>
+                                <w:color w:val="808080" w:themeColor="background1" w:themeShade="80"/>
+                                <w:sz w:val="28"/>
+                                <w:szCs w:val="28"/>
+                              </w:rPr>
+                            </w:pPr>
+                            <w:r>
+                              <w:rPr>
+                                <w:rFonts w:asciiTheme="majorBidi" w:hAnsiTheme="majorBidi" w:cstheme="majorBidi"/>
+                                <w:color w:val="808080" w:themeColor="background1" w:themeShade="80"/>
+                                <w:sz w:val="28"/>
+                                <w:szCs w:val="28"/>
+                              </w:rPr>
+                              <w:t># 4. Run the production build step (e.g., compiling TypeScript, bundling frontend assets)</w:t>
+                            </w:r>
+                          </w:p>
+                          <w:p>
+                            <w:pPr>
+                              <w:spacing w:after="0"/>
+                              <w:rPr>
+                                <w:rFonts w:asciiTheme="majorBidi" w:hAnsiTheme="majorBidi" w:cstheme="majorBidi"/>
+                                <w:color w:val="808080" w:themeColor="background1" w:themeShade="80"/>
+                                <w:sz w:val="28"/>
+                                <w:szCs w:val="28"/>
+                              </w:rPr>
+                            </w:pPr>
+                            <w:r>
+                              <w:rPr>
+                                <w:rFonts w:asciiTheme="majorBidi" w:hAnsiTheme="majorBidi" w:cstheme="majorBidi"/>
+                                <w:color w:val="808080" w:themeColor="background1" w:themeShade="80"/>
+                                <w:sz w:val="28"/>
+                                <w:szCs w:val="28"/>
+                              </w:rPr>
+                              <w:t># This step creates the final, optimized artifacts in the '</w:t>
+                            </w:r>
+                            <w:proofErr w:type="spellStart"/>
+                            <w:r>
+                              <w:rPr>
+                                <w:rFonts w:asciiTheme="majorBidi" w:hAnsiTheme="majorBidi" w:cstheme="majorBidi"/>
+                                <w:color w:val="808080" w:themeColor="background1" w:themeShade="80"/>
+                                <w:sz w:val="28"/>
+                                <w:szCs w:val="28"/>
+                              </w:rPr>
+                              <w:t>dist</w:t>
+                            </w:r>
+                            <w:proofErr w:type="spellEnd"/>
+                            <w:r>
+                              <w:rPr>
+                                <w:rFonts w:asciiTheme="majorBidi" w:hAnsiTheme="majorBidi" w:cstheme="majorBidi"/>
+                                <w:color w:val="808080" w:themeColor="background1" w:themeShade="80"/>
+                                <w:sz w:val="28"/>
+                                <w:szCs w:val="28"/>
+                              </w:rPr>
+                              <w:t>' directory.</w:t>
+                            </w:r>
+                          </w:p>
+                          <w:p>
+                            <w:pPr>
+                              <w:spacing w:after="240"/>
+                              <w:rPr>
+                                <w:rFonts w:asciiTheme="majorBidi" w:hAnsiTheme="majorBidi" w:cstheme="majorBidi"/>
+                                <w:b/>
+                                <w:bCs/>
+                                <w:i/>
+                                <w:iCs/>
+                                <w:sz w:val="28"/>
+                                <w:szCs w:val="28"/>
+                              </w:rPr>
+                            </w:pPr>
+                            <w:r>
+                              <w:rPr>
+                                <w:rFonts w:asciiTheme="majorBidi" w:hAnsiTheme="majorBidi" w:cstheme="majorBidi"/>
+                                <w:b/>
+                                <w:bCs/>
+                                <w:i/>
+                                <w:iCs/>
+                                <w:sz w:val="28"/>
+                                <w:szCs w:val="28"/>
+                              </w:rPr>
+                              <w:t xml:space="preserve">RUN </w:t>
+                            </w:r>
+                            <w:proofErr w:type="spellStart"/>
+                            <w:r>
+                              <w:rPr>
+                                <w:rFonts w:asciiTheme="majorBidi" w:hAnsiTheme="majorBidi" w:cstheme="majorBidi"/>
+                                <w:b/>
+                                <w:bCs/>
+                                <w:i/>
+                                <w:iCs/>
+                                <w:sz w:val="28"/>
+                                <w:szCs w:val="28"/>
+                              </w:rPr>
+                              <w:t>npm</w:t>
+                            </w:r>
+                            <w:proofErr w:type="spellEnd"/>
+                            <w:r>
+                              <w:rPr>
+                                <w:rFonts w:asciiTheme="majorBidi" w:hAnsiTheme="majorBidi" w:cstheme="majorBidi"/>
+                                <w:b/>
+                                <w:bCs/>
+                                <w:i/>
+                                <w:iCs/>
+                                <w:sz w:val="28"/>
+                                <w:szCs w:val="28"/>
+                              </w:rPr>
+                              <w:t xml:space="preserve"> run build</w:t>
+                            </w:r>
+                          </w:p>
+                          <w:p>
+                            <w:pPr>
+                              <w:spacing w:after="120"/>
+                              <w:rPr>
+                                <w:rFonts w:asciiTheme="majorBidi" w:hAnsiTheme="majorBidi" w:cstheme="majorBidi"/>
+                                <w:b/>
+                                <w:bCs/>
+                                <w:color w:val="BFBFBF" w:themeColor="background1" w:themeShade="BF"/>
+                                <w:sz w:val="28"/>
+                                <w:szCs w:val="28"/>
+                              </w:rPr>
+                            </w:pPr>
+                            <w:r>
+                              <w:rPr>
+                                <w:rFonts w:asciiTheme="majorBidi" w:hAnsiTheme="majorBidi" w:cstheme="majorBidi"/>
+                                <w:b/>
+                                <w:bCs/>
+                                <w:color w:val="BFBFBF" w:themeColor="background1" w:themeShade="BF"/>
+                                <w:sz w:val="28"/>
+                                <w:szCs w:val="28"/>
+                              </w:rPr>
+                              <w:t># STAGE 2: PRODUCTION (Minimal runtime image)</w:t>
+                            </w:r>
+                          </w:p>
+                          <w:p>
+                            <w:pPr>
+                              <w:spacing w:after="0"/>
+                              <w:rPr>
+                                <w:rFonts w:asciiTheme="majorBidi" w:hAnsiTheme="majorBidi" w:cstheme="majorBidi"/>
+                                <w:color w:val="808080" w:themeColor="background1" w:themeShade="80"/>
+                                <w:sz w:val="28"/>
+                                <w:szCs w:val="28"/>
+                              </w:rPr>
+                            </w:pPr>
+                            <w:r>
+                              <w:rPr>
+                                <w:rFonts w:asciiTheme="majorBidi" w:hAnsiTheme="majorBidi" w:cstheme="majorBidi"/>
+                                <w:color w:val="808080" w:themeColor="background1" w:themeShade="80"/>
+                                <w:sz w:val="28"/>
+                                <w:szCs w:val="28"/>
+                              </w:rPr>
+                              <w:t># Use a smaller, production-ready Node base image.</w:t>
+                            </w:r>
+                          </w:p>
+                          <w:p>
+                            <w:pPr>
+                              <w:rPr>
+                                <w:rFonts w:asciiTheme="majorBidi" w:hAnsiTheme="majorBidi" w:cstheme="majorBidi"/>
+                                <w:b/>
+                                <w:bCs/>
+                                <w:i/>
+                                <w:iCs/>
+                                <w:sz w:val="28"/>
+                                <w:szCs w:val="28"/>
+                              </w:rPr>
+                            </w:pPr>
+                            <w:r>
+                              <w:rPr>
+                                <w:rFonts w:asciiTheme="majorBidi" w:hAnsiTheme="majorBidi" w:cstheme="majorBidi"/>
+                                <w:b/>
+                                <w:bCs/>
+                                <w:i/>
+                                <w:iCs/>
+                                <w:sz w:val="28"/>
+                                <w:szCs w:val="28"/>
+                              </w:rPr>
+                              <w:t>FROM node:20-alpine</w:t>
+                            </w:r>
+                          </w:p>
+                          <w:p>
+                            <w:pPr>
+                              <w:spacing w:after="0"/>
+                              <w:rPr>
+                                <w:rFonts w:asciiTheme="majorBidi" w:hAnsiTheme="majorBidi" w:cstheme="majorBidi"/>
+                                <w:color w:val="808080" w:themeColor="background1" w:themeShade="80"/>
+                                <w:sz w:val="28"/>
+                                <w:szCs w:val="28"/>
+                              </w:rPr>
+                            </w:pPr>
+                            <w:r>
+                              <w:rPr>
+                                <w:rFonts w:asciiTheme="majorBidi" w:hAnsiTheme="majorBidi" w:cstheme="majorBidi"/>
+                                <w:color w:val="808080" w:themeColor="background1" w:themeShade="80"/>
+                                <w:sz w:val="28"/>
+                                <w:szCs w:val="28"/>
+                              </w:rPr>
+                              <w:t># Set environment variables for production</w:t>
+                            </w:r>
+                          </w:p>
+                          <w:p>
+                            <w:pPr>
+                              <w:rPr>
+                                <w:rFonts w:asciiTheme="majorBidi" w:hAnsiTheme="majorBidi" w:cstheme="majorBidi"/>
+                                <w:b/>
+                                <w:bCs/>
+                                <w:i/>
+                                <w:iCs/>
+                                <w:sz w:val="28"/>
+                                <w:szCs w:val="28"/>
+                              </w:rPr>
+                            </w:pPr>
+                            <w:r>
+                              <w:rPr>
+                                <w:rFonts w:asciiTheme="majorBidi" w:hAnsiTheme="majorBidi" w:cstheme="majorBidi"/>
+                                <w:b/>
+                                <w:bCs/>
+                                <w:i/>
+                                <w:iCs/>
+                                <w:sz w:val="28"/>
+                                <w:szCs w:val="28"/>
+                              </w:rPr>
+                              <w:t>ENV NODE_ENV=production</w:t>
+                            </w:r>
+                          </w:p>
+                          <w:p>
+                            <w:pPr>
+                              <w:spacing w:after="0"/>
+                              <w:rPr>
+                                <w:rFonts w:asciiTheme="majorBidi" w:hAnsiTheme="majorBidi" w:cstheme="majorBidi"/>
+                                <w:color w:val="808080" w:themeColor="background1" w:themeShade="80"/>
+                                <w:sz w:val="28"/>
+                                <w:szCs w:val="28"/>
+                              </w:rPr>
+                            </w:pPr>
+                            <w:r>
+                              <w:rPr>
+                                <w:rFonts w:asciiTheme="majorBidi" w:hAnsiTheme="majorBidi" w:cstheme="majorBidi"/>
+                                <w:color w:val="808080" w:themeColor="background1" w:themeShade="80"/>
+                                <w:sz w:val="28"/>
+                                <w:szCs w:val="28"/>
+                              </w:rPr>
+                              <w:t># Set the working directory</w:t>
+                            </w:r>
+                          </w:p>
+                          <w:p>
+                            <w:pPr>
+                              <w:rPr>
+                                <w:rFonts w:asciiTheme="majorBidi" w:hAnsiTheme="majorBidi" w:cstheme="majorBidi"/>
+                                <w:b/>
+                                <w:bCs/>
+                                <w:i/>
+                                <w:iCs/>
+                                <w:sz w:val="28"/>
+                                <w:szCs w:val="28"/>
+                              </w:rPr>
+                            </w:pPr>
+                            <w:r>
+                              <w:rPr>
+                                <w:rFonts w:asciiTheme="majorBidi" w:hAnsiTheme="majorBidi" w:cstheme="majorBidi"/>
+                                <w:b/>
+                                <w:bCs/>
+                                <w:i/>
+                                <w:iCs/>
+                                <w:sz w:val="28"/>
+                                <w:szCs w:val="28"/>
+                              </w:rPr>
+                              <w:t>WORKDIR /</w:t>
+                            </w:r>
+                            <w:proofErr w:type="spellStart"/>
+                            <w:r>
+                              <w:rPr>
+                                <w:rFonts w:asciiTheme="majorBidi" w:hAnsiTheme="majorBidi" w:cstheme="majorBidi"/>
+                                <w:b/>
+                                <w:bCs/>
+                                <w:i/>
+                                <w:iCs/>
+                                <w:sz w:val="28"/>
+                                <w:szCs w:val="28"/>
+                              </w:rPr>
+                              <w:t>usr</w:t>
+                            </w:r>
+                            <w:proofErr w:type="spellEnd"/>
+                            <w:r>
+                              <w:rPr>
+                                <w:rFonts w:asciiTheme="majorBidi" w:hAnsiTheme="majorBidi" w:cstheme="majorBidi"/>
+                                <w:b/>
+                                <w:bCs/>
+                                <w:i/>
+                                <w:iCs/>
+                                <w:sz w:val="28"/>
+                                <w:szCs w:val="28"/>
+                              </w:rPr>
+                              <w:t>/</w:t>
+                            </w:r>
+                            <w:proofErr w:type="spellStart"/>
+                            <w:r>
+                              <w:rPr>
+                                <w:rFonts w:asciiTheme="majorBidi" w:hAnsiTheme="majorBidi" w:cstheme="majorBidi"/>
+                                <w:b/>
+                                <w:bCs/>
+                                <w:i/>
+                                <w:iCs/>
+                                <w:sz w:val="28"/>
+                                <w:szCs w:val="28"/>
+                              </w:rPr>
+                              <w:t>src</w:t>
+                            </w:r>
+                            <w:proofErr w:type="spellEnd"/>
+                            <w:r>
+                              <w:rPr>
+                                <w:rFonts w:asciiTheme="majorBidi" w:hAnsiTheme="majorBidi" w:cstheme="majorBidi"/>
+                                <w:b/>
+                                <w:bCs/>
+                                <w:i/>
+                                <w:iCs/>
+                                <w:sz w:val="28"/>
+                                <w:szCs w:val="28"/>
+                              </w:rPr>
+                              <w:t>/app</w:t>
+                            </w:r>
+                          </w:p>
+                          <w:p>
+                            <w:pPr>
+                              <w:spacing w:after="0"/>
+                              <w:rPr>
+                                <w:rFonts w:asciiTheme="majorBidi" w:hAnsiTheme="majorBidi" w:cstheme="majorBidi"/>
+                                <w:color w:val="808080" w:themeColor="background1" w:themeShade="80"/>
+                                <w:sz w:val="28"/>
+                                <w:szCs w:val="28"/>
+                              </w:rPr>
+                            </w:pPr>
+                            <w:r>
+                              <w:rPr>
+                                <w:rFonts w:asciiTheme="majorBidi" w:hAnsiTheme="majorBidi" w:cstheme="majorBidi"/>
+                                <w:color w:val="808080" w:themeColor="background1" w:themeShade="80"/>
+                                <w:sz w:val="28"/>
+                                <w:szCs w:val="28"/>
+                              </w:rPr>
+                              <w:t># 1. Copy ONLY necessary files from the builder stage:</w:t>
+                            </w:r>
+                          </w:p>
+                          <w:p>
+                            <w:pPr>
+                              <w:spacing w:after="0"/>
+                              <w:rPr>
+                                <w:rFonts w:asciiTheme="majorBidi" w:hAnsiTheme="majorBidi" w:cstheme="majorBidi"/>
+                                <w:color w:val="808080" w:themeColor="background1" w:themeShade="80"/>
+                                <w:sz w:val="28"/>
+                                <w:szCs w:val="28"/>
+                              </w:rPr>
+                            </w:pPr>
+                            <w:r>
+                              <w:rPr>
+                                <w:rFonts w:asciiTheme="majorBidi" w:hAnsiTheme="majorBidi" w:cstheme="majorBidi"/>
+                                <w:color w:val="808080" w:themeColor="background1" w:themeShade="80"/>
+                                <w:sz w:val="28"/>
+                                <w:szCs w:val="28"/>
+                              </w:rPr>
+                              <w:t># a) The minimal production dependencies installed in Stage 1.</w:t>
+                            </w:r>
+                          </w:p>
+                          <w:p>
+                            <w:pPr>
+                              <w:rPr>
+                                <w:rFonts w:asciiTheme="majorBidi" w:hAnsiTheme="majorBidi" w:cstheme="majorBidi"/>
+                                <w:b/>
+                                <w:bCs/>
+                                <w:i/>
+                                <w:iCs/>
+                                <w:sz w:val="28"/>
+                                <w:szCs w:val="28"/>
+                              </w:rPr>
+                            </w:pPr>
+                            <w:r>
+                              <w:rPr>
+                                <w:rFonts w:asciiTheme="majorBidi" w:hAnsiTheme="majorBidi" w:cstheme="majorBidi"/>
+                                <w:b/>
+                                <w:bCs/>
+                                <w:i/>
+                                <w:iCs/>
+                                <w:sz w:val="28"/>
+                                <w:szCs w:val="28"/>
+                              </w:rPr>
+                              <w:t>COPY --from=builder /app/</w:t>
+                            </w:r>
+                            <w:proofErr w:type="spellStart"/>
+                            <w:r>
+                              <w:rPr>
+                                <w:rFonts w:asciiTheme="majorBidi" w:hAnsiTheme="majorBidi" w:cstheme="majorBidi"/>
+                                <w:b/>
+                                <w:bCs/>
+                                <w:i/>
+                                <w:iCs/>
+                                <w:sz w:val="28"/>
+                                <w:szCs w:val="28"/>
+                              </w:rPr>
+                              <w:t>node_</w:t>
+                            </w:r>
+                            <w:proofErr w:type="gramStart"/>
+                            <w:r>
+                              <w:rPr>
+                                <w:rFonts w:asciiTheme="majorBidi" w:hAnsiTheme="majorBidi" w:cstheme="majorBidi"/>
+                                <w:b/>
+                                <w:bCs/>
+                                <w:i/>
+                                <w:iCs/>
+                                <w:sz w:val="28"/>
+                                <w:szCs w:val="28"/>
+                              </w:rPr>
+                              <w:t>modules</w:t>
+                            </w:r>
+                            <w:proofErr w:type="spellEnd"/>
+                            <w:r>
+                              <w:rPr>
+                                <w:rFonts w:asciiTheme="majorBidi" w:hAnsiTheme="majorBidi" w:cstheme="majorBidi"/>
+                                <w:b/>
+                                <w:bCs/>
+                                <w:i/>
+                                <w:iCs/>
+                                <w:sz w:val="28"/>
+                                <w:szCs w:val="28"/>
+                              </w:rPr>
+                              <w:t xml:space="preserve"> .</w:t>
+                            </w:r>
+                            <w:proofErr w:type="gramEnd"/>
+                            <w:r>
+                              <w:rPr>
+                                <w:rFonts w:asciiTheme="majorBidi" w:hAnsiTheme="majorBidi" w:cstheme="majorBidi"/>
+                                <w:b/>
+                                <w:bCs/>
+                                <w:i/>
+                                <w:iCs/>
+                                <w:sz w:val="28"/>
+                                <w:szCs w:val="28"/>
+                              </w:rPr>
+                              <w:t>/</w:t>
+                            </w:r>
+                            <w:proofErr w:type="spellStart"/>
+                            <w:r>
+                              <w:rPr>
+                                <w:rFonts w:asciiTheme="majorBidi" w:hAnsiTheme="majorBidi" w:cstheme="majorBidi"/>
+                                <w:b/>
+                                <w:bCs/>
+                                <w:i/>
+                                <w:iCs/>
+                                <w:sz w:val="28"/>
+                                <w:szCs w:val="28"/>
+                              </w:rPr>
+                              <w:t>node_modules</w:t>
+                            </w:r>
+                            <w:proofErr w:type="spellEnd"/>
+                          </w:p>
+                          <w:p>
+                            <w:pPr>
+                              <w:spacing w:after="0"/>
+                              <w:rPr>
+                                <w:rFonts w:asciiTheme="majorBidi" w:hAnsiTheme="majorBidi" w:cstheme="majorBidi"/>
+                                <w:color w:val="808080" w:themeColor="background1" w:themeShade="80"/>
+                                <w:sz w:val="28"/>
+                                <w:szCs w:val="28"/>
+                              </w:rPr>
+                            </w:pPr>
+                            <w:r>
+                              <w:rPr>
+                                <w:rFonts w:asciiTheme="majorBidi" w:hAnsiTheme="majorBidi" w:cstheme="majorBidi"/>
+                                <w:color w:val="808080" w:themeColor="background1" w:themeShade="80"/>
+                                <w:sz w:val="28"/>
+                                <w:szCs w:val="28"/>
+                              </w:rPr>
+                              <w:t># b) The final compiled application output (assuming it's in /app/</w:t>
+                            </w:r>
+                            <w:proofErr w:type="spellStart"/>
+                            <w:r>
+                              <w:rPr>
+                                <w:rFonts w:asciiTheme="majorBidi" w:hAnsiTheme="majorBidi" w:cstheme="majorBidi"/>
+                                <w:color w:val="808080" w:themeColor="background1" w:themeShade="80"/>
+                                <w:sz w:val="28"/>
+                                <w:szCs w:val="28"/>
+                              </w:rPr>
+                              <w:t>dist</w:t>
+                            </w:r>
+                            <w:proofErr w:type="spellEnd"/>
+                            <w:r>
+                              <w:rPr>
+                                <w:rFonts w:asciiTheme="majorBidi" w:hAnsiTheme="majorBidi" w:cstheme="majorBidi"/>
+                                <w:color w:val="808080" w:themeColor="background1" w:themeShade="80"/>
+                                <w:sz w:val="28"/>
+                                <w:szCs w:val="28"/>
+                              </w:rPr>
+                              <w:t>)</w:t>
+                            </w:r>
+                          </w:p>
+                          <w:p>
+                            <w:pPr>
+                              <w:rPr>
+                                <w:rFonts w:asciiTheme="majorBidi" w:hAnsiTheme="majorBidi" w:cstheme="majorBidi"/>
+                                <w:b/>
+                                <w:bCs/>
+                                <w:i/>
+                                <w:iCs/>
+                                <w:sz w:val="28"/>
+                                <w:szCs w:val="28"/>
+                              </w:rPr>
+                            </w:pPr>
+                            <w:r>
+                              <w:rPr>
+                                <w:rFonts w:asciiTheme="majorBidi" w:hAnsiTheme="majorBidi" w:cstheme="majorBidi"/>
+                                <w:b/>
+                                <w:bCs/>
+                                <w:i/>
+                                <w:iCs/>
+                                <w:sz w:val="28"/>
+                                <w:szCs w:val="28"/>
+                              </w:rPr>
+                              <w:t>COPY --from=builder /app/</w:t>
+                            </w:r>
+                            <w:proofErr w:type="spellStart"/>
+                            <w:proofErr w:type="gramStart"/>
+                            <w:r>
+                              <w:rPr>
+                                <w:rFonts w:asciiTheme="majorBidi" w:hAnsiTheme="majorBidi" w:cstheme="majorBidi"/>
+                                <w:b/>
+                                <w:bCs/>
+                                <w:i/>
+                                <w:iCs/>
+                                <w:sz w:val="28"/>
+                                <w:szCs w:val="28"/>
+                              </w:rPr>
+                              <w:t>dist</w:t>
+                            </w:r>
+                            <w:proofErr w:type="spellEnd"/>
+                            <w:r>
+                              <w:rPr>
+                                <w:rFonts w:asciiTheme="majorBidi" w:hAnsiTheme="majorBidi" w:cstheme="majorBidi"/>
+                                <w:b/>
+                                <w:bCs/>
+                                <w:i/>
+                                <w:iCs/>
+                                <w:sz w:val="28"/>
+                                <w:szCs w:val="28"/>
+                              </w:rPr>
+                              <w:t xml:space="preserve"> .</w:t>
+                            </w:r>
+                            <w:proofErr w:type="gramEnd"/>
+                            <w:r>
+                              <w:rPr>
+                                <w:rFonts w:asciiTheme="majorBidi" w:hAnsiTheme="majorBidi" w:cstheme="majorBidi"/>
+                                <w:b/>
+                                <w:bCs/>
+                                <w:i/>
+                                <w:iCs/>
+                                <w:sz w:val="28"/>
+                                <w:szCs w:val="28"/>
+                              </w:rPr>
+                              <w:t>/</w:t>
+                            </w:r>
+                            <w:proofErr w:type="spellStart"/>
+                            <w:r>
+                              <w:rPr>
+                                <w:rFonts w:asciiTheme="majorBidi" w:hAnsiTheme="majorBidi" w:cstheme="majorBidi"/>
+                                <w:b/>
+                                <w:bCs/>
+                                <w:i/>
+                                <w:iCs/>
+                                <w:sz w:val="28"/>
+                                <w:szCs w:val="28"/>
+                              </w:rPr>
+                              <w:t>dist</w:t>
+                            </w:r>
+                            <w:proofErr w:type="spellEnd"/>
+                          </w:p>
+                          <w:p>
+                            <w:pPr>
+                              <w:spacing w:after="0"/>
+                              <w:rPr>
+                                <w:rFonts w:asciiTheme="majorBidi" w:hAnsiTheme="majorBidi" w:cstheme="majorBidi"/>
+                                <w:color w:val="808080" w:themeColor="background1" w:themeShade="80"/>
+                                <w:sz w:val="28"/>
+                                <w:szCs w:val="28"/>
+                              </w:rPr>
+                            </w:pPr>
+                            <w:r>
+                              <w:rPr>
+                                <w:rFonts w:asciiTheme="majorBidi" w:hAnsiTheme="majorBidi" w:cstheme="majorBidi"/>
+                                <w:color w:val="808080" w:themeColor="background1" w:themeShade="80"/>
+                                <w:sz w:val="28"/>
+                                <w:szCs w:val="28"/>
+                              </w:rPr>
+                              <w:t># 2. Expose the port the application listens on (optional, but good documentation)</w:t>
+                            </w:r>
+                          </w:p>
+                          <w:p>
+                            <w:pPr>
+                              <w:rPr>
+                                <w:rFonts w:asciiTheme="majorBidi" w:hAnsiTheme="majorBidi" w:cstheme="majorBidi"/>
+                                <w:b/>
+                                <w:bCs/>
+                                <w:i/>
+                                <w:iCs/>
+                                <w:sz w:val="28"/>
+                                <w:szCs w:val="28"/>
+                              </w:rPr>
+                            </w:pPr>
+                            <w:r>
+                              <w:rPr>
+                                <w:rFonts w:asciiTheme="majorBidi" w:hAnsiTheme="majorBidi" w:cstheme="majorBidi"/>
+                                <w:b/>
+                                <w:bCs/>
+                                <w:i/>
+                                <w:iCs/>
+                                <w:sz w:val="28"/>
+                                <w:szCs w:val="28"/>
+                              </w:rPr>
+                              <w:t>EXPOSE 3000</w:t>
+                            </w:r>
+                          </w:p>
+                          <w:p>
+                            <w:pPr>
+                              <w:rPr>
+                                <w:rFonts w:asciiTheme="majorBidi" w:hAnsiTheme="majorBidi" w:cstheme="majorBidi"/>
+                                <w:b/>
+                                <w:bCs/>
+                                <w:i/>
+                                <w:iCs/>
+                                <w:sz w:val="28"/>
+                                <w:szCs w:val="28"/>
+                              </w:rPr>
+                            </w:pPr>
                           </w:p>
                         </w:txbxContent>
                       </wps:txbx>
@@ -10606,7 +11361,7 @@
           </mc:Choice>
           <mc:Fallback>
             <w:pict>
-              <v:rect w14:anchorId="642E8175" id="Rectangle 6" o:spid="_x0000_s1030" style="position:absolute;left:0;text-align:left;margin-left:-8.4pt;margin-top:29.45pt;width:539.4pt;height:289.8pt;z-index:251665408;visibility:visible;mso-wrap-style:square;mso-width-percent:0;mso-height-percent:0;mso-wrap-distance-left:9pt;mso-wrap-distance-top:0;mso-wrap-distance-right:9pt;mso-wrap-distance-bottom:0;mso-position-horizontal:absolute;mso-position-horizontal-relative:margin;mso-position-vertical:absolute;mso-position-vertical-relative:text;mso-width-percent:0;mso-height-percent:0;mso-width-relative:margin;mso-height-relative:margin;v-text-anchor:middle" o:gfxdata="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" fillcolor="black [3200]" strokecolor="black [480]" strokeweight="1pt">
+              <v:rect w14:anchorId="642E8175" id="Rectangle 6" o:spid="_x0000_s1031" style="position:absolute;left:0;text-align:left;margin-left:0;margin-top:1.75pt;width:531.15pt;height:670.5pt;z-index:251665408;visibility:visible;mso-wrap-style:square;mso-width-percent:0;mso-height-percent:0;mso-wrap-distance-left:9pt;mso-wrap-distance-top:0;mso-wrap-distance-right:9pt;mso-wrap-distance-bottom:0;mso-position-horizontal:left;mso-position-horizontal-relative:margin;mso-position-vertical:absolute;mso-position-vertical-relative:text;mso-width-percent:0;mso-height-percent:0;mso-width-relative:margin;mso-height-relative:margin;v-text-anchor:middle" o:gfxdata="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" fillcolor="black [3200]" strokecolor="black [480]" strokeweight="1pt">
                 <v:textbox>
                   <w:txbxContent>
                     <w:p>
@@ -11056,6 +11811,637 @@
                         </w:rPr>
                         <w:t xml:space="preserve"> .</w:t>
                       </w:r>
+                    </w:p>
+                    <w:p>
+                      <w:pPr>
+                        <w:spacing w:after="0"/>
+                        <w:rPr>
+                          <w:rFonts w:asciiTheme="majorBidi" w:hAnsiTheme="majorBidi" w:cstheme="majorBidi"/>
+                          <w:color w:val="808080" w:themeColor="background1" w:themeShade="80"/>
+                          <w:sz w:val="28"/>
+                          <w:szCs w:val="28"/>
+                        </w:rPr>
+                      </w:pPr>
+                      <w:r>
+                        <w:rPr>
+                          <w:rFonts w:asciiTheme="majorBidi" w:hAnsiTheme="majorBidi" w:cstheme="majorBidi"/>
+                          <w:color w:val="808080" w:themeColor="background1" w:themeShade="80"/>
+                          <w:sz w:val="28"/>
+                          <w:szCs w:val="28"/>
+                        </w:rPr>
+                        <w:t># 4. Run the production build step (e.g., compiling TypeScript, bundling frontend assets)</w:t>
+                      </w:r>
+                    </w:p>
+                    <w:p>
+                      <w:pPr>
+                        <w:spacing w:after="0"/>
+                        <w:rPr>
+                          <w:rFonts w:asciiTheme="majorBidi" w:hAnsiTheme="majorBidi" w:cstheme="majorBidi"/>
+                          <w:color w:val="808080" w:themeColor="background1" w:themeShade="80"/>
+                          <w:sz w:val="28"/>
+                          <w:szCs w:val="28"/>
+                        </w:rPr>
+                      </w:pPr>
+                      <w:r>
+                        <w:rPr>
+                          <w:rFonts w:asciiTheme="majorBidi" w:hAnsiTheme="majorBidi" w:cstheme="majorBidi"/>
+                          <w:color w:val="808080" w:themeColor="background1" w:themeShade="80"/>
+                          <w:sz w:val="28"/>
+                          <w:szCs w:val="28"/>
+                        </w:rPr>
+                        <w:t># This step creates the final, optimized artifacts in the '</w:t>
+                      </w:r>
+                      <w:proofErr w:type="spellStart"/>
+                      <w:r>
+                        <w:rPr>
+                          <w:rFonts w:asciiTheme="majorBidi" w:hAnsiTheme="majorBidi" w:cstheme="majorBidi"/>
+                          <w:color w:val="808080" w:themeColor="background1" w:themeShade="80"/>
+                          <w:sz w:val="28"/>
+                          <w:szCs w:val="28"/>
+                        </w:rPr>
+                        <w:t>dist</w:t>
+                      </w:r>
+                      <w:proofErr w:type="spellEnd"/>
+                      <w:r>
+                        <w:rPr>
+                          <w:rFonts w:asciiTheme="majorBidi" w:hAnsiTheme="majorBidi" w:cstheme="majorBidi"/>
+                          <w:color w:val="808080" w:themeColor="background1" w:themeShade="80"/>
+                          <w:sz w:val="28"/>
+                          <w:szCs w:val="28"/>
+                        </w:rPr>
+                        <w:t>' directory.</w:t>
+                      </w:r>
+                    </w:p>
+                    <w:p>
+                      <w:pPr>
+                        <w:spacing w:after="240"/>
+                        <w:rPr>
+                          <w:rFonts w:asciiTheme="majorBidi" w:hAnsiTheme="majorBidi" w:cstheme="majorBidi"/>
+                          <w:b/>
+                          <w:bCs/>
+                          <w:i/>
+                          <w:iCs/>
+                          <w:sz w:val="28"/>
+                          <w:szCs w:val="28"/>
+                        </w:rPr>
+                      </w:pPr>
+                      <w:r>
+                        <w:rPr>
+                          <w:rFonts w:asciiTheme="majorBidi" w:hAnsiTheme="majorBidi" w:cstheme="majorBidi"/>
+                          <w:b/>
+                          <w:bCs/>
+                          <w:i/>
+                          <w:iCs/>
+                          <w:sz w:val="28"/>
+                          <w:szCs w:val="28"/>
+                        </w:rPr>
+                        <w:t xml:space="preserve">RUN </w:t>
+                      </w:r>
+                      <w:proofErr w:type="spellStart"/>
+                      <w:r>
+                        <w:rPr>
+                          <w:rFonts w:asciiTheme="majorBidi" w:hAnsiTheme="majorBidi" w:cstheme="majorBidi"/>
+                          <w:b/>
+                          <w:bCs/>
+                          <w:i/>
+                          <w:iCs/>
+                          <w:sz w:val="28"/>
+                          <w:szCs w:val="28"/>
+                        </w:rPr>
+                        <w:t>npm</w:t>
+                      </w:r>
+                      <w:proofErr w:type="spellEnd"/>
+                      <w:r>
+                        <w:rPr>
+                          <w:rFonts w:asciiTheme="majorBidi" w:hAnsiTheme="majorBidi" w:cstheme="majorBidi"/>
+                          <w:b/>
+                          <w:bCs/>
+                          <w:i/>
+                          <w:iCs/>
+                          <w:sz w:val="28"/>
+                          <w:szCs w:val="28"/>
+                        </w:rPr>
+                        <w:t xml:space="preserve"> run build</w:t>
+                      </w:r>
+                    </w:p>
+                    <w:p>
+                      <w:pPr>
+                        <w:spacing w:after="120"/>
+                        <w:rPr>
+                          <w:rFonts w:asciiTheme="majorBidi" w:hAnsiTheme="majorBidi" w:cstheme="majorBidi"/>
+                          <w:b/>
+                          <w:bCs/>
+                          <w:color w:val="BFBFBF" w:themeColor="background1" w:themeShade="BF"/>
+                          <w:sz w:val="28"/>
+                          <w:szCs w:val="28"/>
+                        </w:rPr>
+                      </w:pPr>
+                      <w:r>
+                        <w:rPr>
+                          <w:rFonts w:asciiTheme="majorBidi" w:hAnsiTheme="majorBidi" w:cstheme="majorBidi"/>
+                          <w:b/>
+                          <w:bCs/>
+                          <w:color w:val="BFBFBF" w:themeColor="background1" w:themeShade="BF"/>
+                          <w:sz w:val="28"/>
+                          <w:szCs w:val="28"/>
+                        </w:rPr>
+                        <w:t># STAGE 2: PRODUCTION (Minimal runtime image)</w:t>
+                      </w:r>
+                    </w:p>
+                    <w:p>
+                      <w:pPr>
+                        <w:spacing w:after="0"/>
+                        <w:rPr>
+                          <w:rFonts w:asciiTheme="majorBidi" w:hAnsiTheme="majorBidi" w:cstheme="majorBidi"/>
+                          <w:color w:val="808080" w:themeColor="background1" w:themeShade="80"/>
+                          <w:sz w:val="28"/>
+                          <w:szCs w:val="28"/>
+                        </w:rPr>
+                      </w:pPr>
+                      <w:r>
+                        <w:rPr>
+                          <w:rFonts w:asciiTheme="majorBidi" w:hAnsiTheme="majorBidi" w:cstheme="majorBidi"/>
+                          <w:color w:val="808080" w:themeColor="background1" w:themeShade="80"/>
+                          <w:sz w:val="28"/>
+                          <w:szCs w:val="28"/>
+                        </w:rPr>
+                        <w:t># Use a smaller, production-ready Node base image.</w:t>
+                      </w:r>
+                    </w:p>
+                    <w:p>
+                      <w:pPr>
+                        <w:rPr>
+                          <w:rFonts w:asciiTheme="majorBidi" w:hAnsiTheme="majorBidi" w:cstheme="majorBidi"/>
+                          <w:b/>
+                          <w:bCs/>
+                          <w:i/>
+                          <w:iCs/>
+                          <w:sz w:val="28"/>
+                          <w:szCs w:val="28"/>
+                        </w:rPr>
+                      </w:pPr>
+                      <w:r>
+                        <w:rPr>
+                          <w:rFonts w:asciiTheme="majorBidi" w:hAnsiTheme="majorBidi" w:cstheme="majorBidi"/>
+                          <w:b/>
+                          <w:bCs/>
+                          <w:i/>
+                          <w:iCs/>
+                          <w:sz w:val="28"/>
+                          <w:szCs w:val="28"/>
+                        </w:rPr>
+                        <w:t>FROM node:20-alpine</w:t>
+                      </w:r>
+                    </w:p>
+                    <w:p>
+                      <w:pPr>
+                        <w:spacing w:after="0"/>
+                        <w:rPr>
+                          <w:rFonts w:asciiTheme="majorBidi" w:hAnsiTheme="majorBidi" w:cstheme="majorBidi"/>
+                          <w:color w:val="808080" w:themeColor="background1" w:themeShade="80"/>
+                          <w:sz w:val="28"/>
+                          <w:szCs w:val="28"/>
+                        </w:rPr>
+                      </w:pPr>
+                      <w:r>
+                        <w:rPr>
+                          <w:rFonts w:asciiTheme="majorBidi" w:hAnsiTheme="majorBidi" w:cstheme="majorBidi"/>
+                          <w:color w:val="808080" w:themeColor="background1" w:themeShade="80"/>
+                          <w:sz w:val="28"/>
+                          <w:szCs w:val="28"/>
+                        </w:rPr>
+                        <w:t># Set environment variables for production</w:t>
+                      </w:r>
+                    </w:p>
+                    <w:p>
+                      <w:pPr>
+                        <w:rPr>
+                          <w:rFonts w:asciiTheme="majorBidi" w:hAnsiTheme="majorBidi" w:cstheme="majorBidi"/>
+                          <w:b/>
+                          <w:bCs/>
+                          <w:i/>
+                          <w:iCs/>
+                          <w:sz w:val="28"/>
+                          <w:szCs w:val="28"/>
+                        </w:rPr>
+                      </w:pPr>
+                      <w:r>
+                        <w:rPr>
+                          <w:rFonts w:asciiTheme="majorBidi" w:hAnsiTheme="majorBidi" w:cstheme="majorBidi"/>
+                          <w:b/>
+                          <w:bCs/>
+                          <w:i/>
+                          <w:iCs/>
+                          <w:sz w:val="28"/>
+                          <w:szCs w:val="28"/>
+                        </w:rPr>
+                        <w:t>ENV NODE_ENV=production</w:t>
+                      </w:r>
+                    </w:p>
+                    <w:p>
+                      <w:pPr>
+                        <w:spacing w:after="0"/>
+                        <w:rPr>
+                          <w:rFonts w:asciiTheme="majorBidi" w:hAnsiTheme="majorBidi" w:cstheme="majorBidi"/>
+                          <w:color w:val="808080" w:themeColor="background1" w:themeShade="80"/>
+                          <w:sz w:val="28"/>
+                          <w:szCs w:val="28"/>
+                        </w:rPr>
+                      </w:pPr>
+                      <w:r>
+                        <w:rPr>
+                          <w:rFonts w:asciiTheme="majorBidi" w:hAnsiTheme="majorBidi" w:cstheme="majorBidi"/>
+                          <w:color w:val="808080" w:themeColor="background1" w:themeShade="80"/>
+                          <w:sz w:val="28"/>
+                          <w:szCs w:val="28"/>
+                        </w:rPr>
+                        <w:t># Set the working directory</w:t>
+                      </w:r>
+                    </w:p>
+                    <w:p>
+                      <w:pPr>
+                        <w:rPr>
+                          <w:rFonts w:asciiTheme="majorBidi" w:hAnsiTheme="majorBidi" w:cstheme="majorBidi"/>
+                          <w:b/>
+                          <w:bCs/>
+                          <w:i/>
+                          <w:iCs/>
+                          <w:sz w:val="28"/>
+                          <w:szCs w:val="28"/>
+                        </w:rPr>
+                      </w:pPr>
+                      <w:r>
+                        <w:rPr>
+                          <w:rFonts w:asciiTheme="majorBidi" w:hAnsiTheme="majorBidi" w:cstheme="majorBidi"/>
+                          <w:b/>
+                          <w:bCs/>
+                          <w:i/>
+                          <w:iCs/>
+                          <w:sz w:val="28"/>
+                          <w:szCs w:val="28"/>
+                        </w:rPr>
+                        <w:t>WORKDIR /</w:t>
+                      </w:r>
+                      <w:proofErr w:type="spellStart"/>
+                      <w:r>
+                        <w:rPr>
+                          <w:rFonts w:asciiTheme="majorBidi" w:hAnsiTheme="majorBidi" w:cstheme="majorBidi"/>
+                          <w:b/>
+                          <w:bCs/>
+                          <w:i/>
+                          <w:iCs/>
+                          <w:sz w:val="28"/>
+                          <w:szCs w:val="28"/>
+                        </w:rPr>
+                        <w:t>usr</w:t>
+                      </w:r>
+                      <w:proofErr w:type="spellEnd"/>
+                      <w:r>
+                        <w:rPr>
+                          <w:rFonts w:asciiTheme="majorBidi" w:hAnsiTheme="majorBidi" w:cstheme="majorBidi"/>
+                          <w:b/>
+                          <w:bCs/>
+                          <w:i/>
+                          <w:iCs/>
+                          <w:sz w:val="28"/>
+                          <w:szCs w:val="28"/>
+                        </w:rPr>
+                        <w:t>/</w:t>
+                      </w:r>
+                      <w:proofErr w:type="spellStart"/>
+                      <w:r>
+                        <w:rPr>
+                          <w:rFonts w:asciiTheme="majorBidi" w:hAnsiTheme="majorBidi" w:cstheme="majorBidi"/>
+                          <w:b/>
+                          <w:bCs/>
+                          <w:i/>
+                          <w:iCs/>
+                          <w:sz w:val="28"/>
+                          <w:szCs w:val="28"/>
+                        </w:rPr>
+                        <w:t>src</w:t>
+                      </w:r>
+                      <w:proofErr w:type="spellEnd"/>
+                      <w:r>
+                        <w:rPr>
+                          <w:rFonts w:asciiTheme="majorBidi" w:hAnsiTheme="majorBidi" w:cstheme="majorBidi"/>
+                          <w:b/>
+                          <w:bCs/>
+                          <w:i/>
+                          <w:iCs/>
+                          <w:sz w:val="28"/>
+                          <w:szCs w:val="28"/>
+                        </w:rPr>
+                        <w:t>/app</w:t>
+                      </w:r>
+                    </w:p>
+                    <w:p>
+                      <w:pPr>
+                        <w:spacing w:after="0"/>
+                        <w:rPr>
+                          <w:rFonts w:asciiTheme="majorBidi" w:hAnsiTheme="majorBidi" w:cstheme="majorBidi"/>
+                          <w:color w:val="808080" w:themeColor="background1" w:themeShade="80"/>
+                          <w:sz w:val="28"/>
+                          <w:szCs w:val="28"/>
+                        </w:rPr>
+                      </w:pPr>
+                      <w:r>
+                        <w:rPr>
+                          <w:rFonts w:asciiTheme="majorBidi" w:hAnsiTheme="majorBidi" w:cstheme="majorBidi"/>
+                          <w:color w:val="808080" w:themeColor="background1" w:themeShade="80"/>
+                          <w:sz w:val="28"/>
+                          <w:szCs w:val="28"/>
+                        </w:rPr>
+                        <w:t># 1. Copy ONLY necessary files from the builder stage:</w:t>
+                      </w:r>
+                    </w:p>
+                    <w:p>
+                      <w:pPr>
+                        <w:spacing w:after="0"/>
+                        <w:rPr>
+                          <w:rFonts w:asciiTheme="majorBidi" w:hAnsiTheme="majorBidi" w:cstheme="majorBidi"/>
+                          <w:color w:val="808080" w:themeColor="background1" w:themeShade="80"/>
+                          <w:sz w:val="28"/>
+                          <w:szCs w:val="28"/>
+                        </w:rPr>
+                      </w:pPr>
+                      <w:r>
+                        <w:rPr>
+                          <w:rFonts w:asciiTheme="majorBidi" w:hAnsiTheme="majorBidi" w:cstheme="majorBidi"/>
+                          <w:color w:val="808080" w:themeColor="background1" w:themeShade="80"/>
+                          <w:sz w:val="28"/>
+                          <w:szCs w:val="28"/>
+                        </w:rPr>
+                        <w:t># a) The minimal production dependencies installed in Stage 1.</w:t>
+                      </w:r>
+                    </w:p>
+                    <w:p>
+                      <w:pPr>
+                        <w:rPr>
+                          <w:rFonts w:asciiTheme="majorBidi" w:hAnsiTheme="majorBidi" w:cstheme="majorBidi"/>
+                          <w:b/>
+                          <w:bCs/>
+                          <w:i/>
+                          <w:iCs/>
+                          <w:sz w:val="28"/>
+                          <w:szCs w:val="28"/>
+                        </w:rPr>
+                      </w:pPr>
+                      <w:r>
+                        <w:rPr>
+                          <w:rFonts w:asciiTheme="majorBidi" w:hAnsiTheme="majorBidi" w:cstheme="majorBidi"/>
+                          <w:b/>
+                          <w:bCs/>
+                          <w:i/>
+                          <w:iCs/>
+                          <w:sz w:val="28"/>
+                          <w:szCs w:val="28"/>
+                        </w:rPr>
+                        <w:t>COPY --from=builder /app/</w:t>
+                      </w:r>
+                      <w:proofErr w:type="spellStart"/>
+                      <w:r>
+                        <w:rPr>
+                          <w:rFonts w:asciiTheme="majorBidi" w:hAnsiTheme="majorBidi" w:cstheme="majorBidi"/>
+                          <w:b/>
+                          <w:bCs/>
+                          <w:i/>
+                          <w:iCs/>
+                          <w:sz w:val="28"/>
+                          <w:szCs w:val="28"/>
+                        </w:rPr>
+                        <w:t>node_</w:t>
+                      </w:r>
+                      <w:proofErr w:type="gramStart"/>
+                      <w:r>
+                        <w:rPr>
+                          <w:rFonts w:asciiTheme="majorBidi" w:hAnsiTheme="majorBidi" w:cstheme="majorBidi"/>
+                          <w:b/>
+                          <w:bCs/>
+                          <w:i/>
+                          <w:iCs/>
+                          <w:sz w:val="28"/>
+                          <w:szCs w:val="28"/>
+                        </w:rPr>
+                        <w:t>modules</w:t>
+                      </w:r>
+                      <w:proofErr w:type="spellEnd"/>
+                      <w:r>
+                        <w:rPr>
+                          <w:rFonts w:asciiTheme="majorBidi" w:hAnsiTheme="majorBidi" w:cstheme="majorBidi"/>
+                          <w:b/>
+                          <w:bCs/>
+                          <w:i/>
+                          <w:iCs/>
+                          <w:sz w:val="28"/>
+                          <w:szCs w:val="28"/>
+                        </w:rPr>
+                        <w:t xml:space="preserve"> .</w:t>
+                      </w:r>
+                      <w:proofErr w:type="gramEnd"/>
+                      <w:r>
+                        <w:rPr>
+                          <w:rFonts w:asciiTheme="majorBidi" w:hAnsiTheme="majorBidi" w:cstheme="majorBidi"/>
+                          <w:b/>
+                          <w:bCs/>
+                          <w:i/>
+                          <w:iCs/>
+                          <w:sz w:val="28"/>
+                          <w:szCs w:val="28"/>
+                        </w:rPr>
+                        <w:t>/</w:t>
+                      </w:r>
+                      <w:proofErr w:type="spellStart"/>
+                      <w:r>
+                        <w:rPr>
+                          <w:rFonts w:asciiTheme="majorBidi" w:hAnsiTheme="majorBidi" w:cstheme="majorBidi"/>
+                          <w:b/>
+                          <w:bCs/>
+                          <w:i/>
+                          <w:iCs/>
+                          <w:sz w:val="28"/>
+                          <w:szCs w:val="28"/>
+                        </w:rPr>
+                        <w:t>node_modules</w:t>
+                      </w:r>
+                      <w:proofErr w:type="spellEnd"/>
+                    </w:p>
+                    <w:p>
+                      <w:pPr>
+                        <w:spacing w:after="0"/>
+                        <w:rPr>
+                          <w:rFonts w:asciiTheme="majorBidi" w:hAnsiTheme="majorBidi" w:cstheme="majorBidi"/>
+                          <w:color w:val="808080" w:themeColor="background1" w:themeShade="80"/>
+                          <w:sz w:val="28"/>
+                          <w:szCs w:val="28"/>
+                        </w:rPr>
+                      </w:pPr>
+                      <w:r>
+                        <w:rPr>
+                          <w:rFonts w:asciiTheme="majorBidi" w:hAnsiTheme="majorBidi" w:cstheme="majorBidi"/>
+                          <w:color w:val="808080" w:themeColor="background1" w:themeShade="80"/>
+                          <w:sz w:val="28"/>
+                          <w:szCs w:val="28"/>
+                        </w:rPr>
+                        <w:t># b) The final compiled application output (assuming it's in /app/</w:t>
+                      </w:r>
+                      <w:proofErr w:type="spellStart"/>
+                      <w:r>
+                        <w:rPr>
+                          <w:rFonts w:asciiTheme="majorBidi" w:hAnsiTheme="majorBidi" w:cstheme="majorBidi"/>
+                          <w:color w:val="808080" w:themeColor="background1" w:themeShade="80"/>
+                          <w:sz w:val="28"/>
+                          <w:szCs w:val="28"/>
+                        </w:rPr>
+                        <w:t>dist</w:t>
+                      </w:r>
+                      <w:proofErr w:type="spellEnd"/>
+                      <w:r>
+                        <w:rPr>
+                          <w:rFonts w:asciiTheme="majorBidi" w:hAnsiTheme="majorBidi" w:cstheme="majorBidi"/>
+                          <w:color w:val="808080" w:themeColor="background1" w:themeShade="80"/>
+                          <w:sz w:val="28"/>
+                          <w:szCs w:val="28"/>
+                        </w:rPr>
+                        <w:t>)</w:t>
+                      </w:r>
+                    </w:p>
+                    <w:p>
+                      <w:pPr>
+                        <w:rPr>
+                          <w:rFonts w:asciiTheme="majorBidi" w:hAnsiTheme="majorBidi" w:cstheme="majorBidi"/>
+                          <w:b/>
+                          <w:bCs/>
+                          <w:i/>
+                          <w:iCs/>
+                          <w:sz w:val="28"/>
+                          <w:szCs w:val="28"/>
+                        </w:rPr>
+                      </w:pPr>
+                      <w:r>
+                        <w:rPr>
+                          <w:rFonts w:asciiTheme="majorBidi" w:hAnsiTheme="majorBidi" w:cstheme="majorBidi"/>
+                          <w:b/>
+                          <w:bCs/>
+                          <w:i/>
+                          <w:iCs/>
+                          <w:sz w:val="28"/>
+                          <w:szCs w:val="28"/>
+                        </w:rPr>
+                        <w:t>COPY --from=builder /app/</w:t>
+                      </w:r>
+                      <w:proofErr w:type="spellStart"/>
+                      <w:proofErr w:type="gramStart"/>
+                      <w:r>
+                        <w:rPr>
+                          <w:rFonts w:asciiTheme="majorBidi" w:hAnsiTheme="majorBidi" w:cstheme="majorBidi"/>
+                          <w:b/>
+                          <w:bCs/>
+                          <w:i/>
+                          <w:iCs/>
+                          <w:sz w:val="28"/>
+                          <w:szCs w:val="28"/>
+                        </w:rPr>
+                        <w:t>dist</w:t>
+                      </w:r>
+                      <w:proofErr w:type="spellEnd"/>
+                      <w:r>
+                        <w:rPr>
+                          <w:rFonts w:asciiTheme="majorBidi" w:hAnsiTheme="majorBidi" w:cstheme="majorBidi"/>
+                          <w:b/>
+                          <w:bCs/>
+                          <w:i/>
+                          <w:iCs/>
+                          <w:sz w:val="28"/>
+                          <w:szCs w:val="28"/>
+                        </w:rPr>
+                        <w:t xml:space="preserve"> .</w:t>
+                      </w:r>
+                      <w:proofErr w:type="gramEnd"/>
+                      <w:r>
+                        <w:rPr>
+                          <w:rFonts w:asciiTheme="majorBidi" w:hAnsiTheme="majorBidi" w:cstheme="majorBidi"/>
+                          <w:b/>
+                          <w:bCs/>
+                          <w:i/>
+                          <w:iCs/>
+                          <w:sz w:val="28"/>
+                          <w:szCs w:val="28"/>
+                        </w:rPr>
+                        <w:t>/</w:t>
+                      </w:r>
+                      <w:proofErr w:type="spellStart"/>
+                      <w:r>
+                        <w:rPr>
+                          <w:rFonts w:asciiTheme="majorBidi" w:hAnsiTheme="majorBidi" w:cstheme="majorBidi"/>
+                          <w:b/>
+                          <w:bCs/>
+                          <w:i/>
+                          <w:iCs/>
+                          <w:sz w:val="28"/>
+                          <w:szCs w:val="28"/>
+                        </w:rPr>
+                        <w:t>dist</w:t>
+                      </w:r>
+                      <w:proofErr w:type="spellEnd"/>
+                    </w:p>
+                    <w:p>
+                      <w:pPr>
+                        <w:spacing w:after="0"/>
+                        <w:rPr>
+                          <w:rFonts w:asciiTheme="majorBidi" w:hAnsiTheme="majorBidi" w:cstheme="majorBidi"/>
+                          <w:color w:val="808080" w:themeColor="background1" w:themeShade="80"/>
+                          <w:sz w:val="28"/>
+                          <w:szCs w:val="28"/>
+                        </w:rPr>
+                      </w:pPr>
+                      <w:r>
+                        <w:rPr>
+                          <w:rFonts w:asciiTheme="majorBidi" w:hAnsiTheme="majorBidi" w:cstheme="majorBidi"/>
+                          <w:color w:val="808080" w:themeColor="background1" w:themeShade="80"/>
+                          <w:sz w:val="28"/>
+                          <w:szCs w:val="28"/>
+                        </w:rPr>
+                        <w:t># 2. Expose the port the application listens on (optional, but good documentation)</w:t>
+                      </w:r>
+                    </w:p>
+                    <w:p>
+                      <w:pPr>
+                        <w:rPr>
+                          <w:rFonts w:asciiTheme="majorBidi" w:hAnsiTheme="majorBidi" w:cstheme="majorBidi"/>
+                          <w:b/>
+                          <w:bCs/>
+                          <w:i/>
+                          <w:iCs/>
+                          <w:sz w:val="28"/>
+                          <w:szCs w:val="28"/>
+                        </w:rPr>
+                      </w:pPr>
+                      <w:r>
+                        <w:rPr>
+                          <w:rFonts w:asciiTheme="majorBidi" w:hAnsiTheme="majorBidi" w:cstheme="majorBidi"/>
+                          <w:b/>
+                          <w:bCs/>
+                          <w:i/>
+                          <w:iCs/>
+                          <w:sz w:val="28"/>
+                          <w:szCs w:val="28"/>
+                        </w:rPr>
+                        <w:t>EXPOSE 3000</w:t>
+                      </w:r>
+                    </w:p>
+                    <w:p>
+                      <w:pPr>
+                        <w:rPr>
+                          <w:rFonts w:asciiTheme="majorBidi" w:hAnsiTheme="majorBidi" w:cstheme="majorBidi"/>
+                          <w:b/>
+                          <w:bCs/>
+                          <w:i/>
+                          <w:iCs/>
+                          <w:sz w:val="28"/>
+                          <w:szCs w:val="28"/>
+                        </w:rPr>
+                      </w:pPr>
                     </w:p>
                   </w:txbxContent>
                 </v:textbox>
@@ -11065,48 +12451,136 @@
           </mc:Fallback>
         </mc:AlternateContent>
       </w:r>
-      <w:r>
-        <w:rPr>
-          <w:rFonts w:asciiTheme="majorBidi" w:hAnsiTheme="majorBidi" w:cstheme="majorBidi"/>
-          <w:b/>
-          <w:bCs/>
-          <w:sz w:val="32"/>
-          <w:szCs w:val="32"/>
-        </w:rPr>
-        <w:t xml:space="preserve">Multi-Stage </w:t>
-      </w:r>
-      <w:proofErr w:type="spellStart"/>
-      <w:r>
-        <w:rPr>
-          <w:rFonts w:asciiTheme="majorBidi" w:hAnsiTheme="majorBidi" w:cstheme="majorBidi"/>
-          <w:b/>
-          <w:bCs/>
-          <w:sz w:val="32"/>
-          <w:szCs w:val="32"/>
-        </w:rPr>
-        <w:t>Dockerfile</w:t>
-      </w:r>
-      <w:proofErr w:type="spellEnd"/>
-      <w:r>
-        <w:rPr>
-          <w:rFonts w:asciiTheme="majorBidi" w:hAnsiTheme="majorBidi" w:cstheme="majorBidi"/>
-          <w:b/>
-          <w:bCs/>
-          <w:sz w:val="32"/>
-          <w:szCs w:val="32"/>
-        </w:rPr>
-        <w:t xml:space="preserve"> Example for a Node.js Application</w:t>
-      </w:r>
-      <w:r>
-        <w:rPr>
-          <w:rFonts w:asciiTheme="majorBidi" w:hAnsiTheme="majorBidi" w:cstheme="majorBidi"/>
-          <w:b/>
-          <w:bCs/>
-          <w:sz w:val="32"/>
-          <w:szCs w:val="32"/>
-        </w:rPr>
-        <w:t>:</w:t>
-      </w:r>
+    </w:p>
+    <w:p>
+      <w:pPr>
+        <w:jc w:val="both"/>
+        <w:rPr>
+          <w:rFonts w:asciiTheme="majorBidi" w:hAnsiTheme="majorBidi" w:cstheme="majorBidi"/>
+          <w:sz w:val="28"/>
+          <w:szCs w:val="28"/>
+        </w:rPr>
+      </w:pPr>
+    </w:p>
+    <w:p>
+      <w:pPr>
+        <w:jc w:val="both"/>
+        <w:rPr>
+          <w:rFonts w:asciiTheme="majorBidi" w:hAnsiTheme="majorBidi" w:cstheme="majorBidi"/>
+          <w:sz w:val="28"/>
+          <w:szCs w:val="28"/>
+        </w:rPr>
+      </w:pPr>
+    </w:p>
+    <w:p>
+      <w:pPr>
+        <w:jc w:val="both"/>
+        <w:rPr>
+          <w:rFonts w:asciiTheme="majorBidi" w:hAnsiTheme="majorBidi" w:cstheme="majorBidi"/>
+          <w:sz w:val="28"/>
+          <w:szCs w:val="28"/>
+        </w:rPr>
+      </w:pPr>
+    </w:p>
+    <w:p>
+      <w:pPr>
+        <w:jc w:val="both"/>
+        <w:rPr>
+          <w:rFonts w:asciiTheme="majorBidi" w:hAnsiTheme="majorBidi" w:cstheme="majorBidi"/>
+          <w:sz w:val="28"/>
+          <w:szCs w:val="28"/>
+        </w:rPr>
+      </w:pPr>
+    </w:p>
+    <w:p>
+      <w:pPr>
+        <w:jc w:val="both"/>
+        <w:rPr>
+          <w:rFonts w:asciiTheme="majorBidi" w:hAnsiTheme="majorBidi" w:cstheme="majorBidi"/>
+          <w:sz w:val="28"/>
+          <w:szCs w:val="28"/>
+        </w:rPr>
+      </w:pPr>
+    </w:p>
+    <w:p>
+      <w:pPr>
+        <w:jc w:val="both"/>
+        <w:rPr>
+          <w:rFonts w:asciiTheme="majorBidi" w:hAnsiTheme="majorBidi" w:cstheme="majorBidi"/>
+          <w:sz w:val="28"/>
+          <w:szCs w:val="28"/>
+        </w:rPr>
+      </w:pPr>
+    </w:p>
+    <w:p>
+      <w:pPr>
+        <w:jc w:val="both"/>
+        <w:rPr>
+          <w:rFonts w:asciiTheme="majorBidi" w:hAnsiTheme="majorBidi" w:cstheme="majorBidi"/>
+          <w:sz w:val="28"/>
+          <w:szCs w:val="28"/>
+        </w:rPr>
+      </w:pPr>
+    </w:p>
+    <w:p>
+      <w:pPr>
+        <w:jc w:val="both"/>
+        <w:rPr>
+          <w:rFonts w:asciiTheme="majorBidi" w:hAnsiTheme="majorBidi" w:cstheme="majorBidi"/>
+          <w:sz w:val="28"/>
+          <w:szCs w:val="28"/>
+        </w:rPr>
+      </w:pPr>
+    </w:p>
+    <w:p>
+      <w:pPr>
+        <w:jc w:val="both"/>
+        <w:rPr>
+          <w:rFonts w:asciiTheme="majorBidi" w:hAnsiTheme="majorBidi" w:cstheme="majorBidi"/>
+          <w:sz w:val="28"/>
+          <w:szCs w:val="28"/>
+        </w:rPr>
+      </w:pPr>
+    </w:p>
+    <w:p>
+      <w:pPr>
+        <w:jc w:val="both"/>
+        <w:rPr>
+          <w:rFonts w:asciiTheme="majorBidi" w:hAnsiTheme="majorBidi" w:cstheme="majorBidi"/>
+          <w:sz w:val="28"/>
+          <w:szCs w:val="28"/>
+        </w:rPr>
+      </w:pPr>
+    </w:p>
+    <w:p>
+      <w:pPr>
+        <w:jc w:val="both"/>
+        <w:rPr>
+          <w:rFonts w:asciiTheme="majorBidi" w:hAnsiTheme="majorBidi" w:cstheme="majorBidi"/>
+          <w:sz w:val="28"/>
+          <w:szCs w:val="28"/>
+        </w:rPr>
+      </w:pPr>
+    </w:p>
+    <w:p>
+      <w:pPr>
+        <w:jc w:val="both"/>
+        <w:rPr>
+          <w:rFonts w:asciiTheme="majorBidi" w:hAnsiTheme="majorBidi" w:cstheme="majorBidi"/>
+          <w:sz w:val="28"/>
+          <w:szCs w:val="28"/>
+        </w:rPr>
+      </w:pPr>
+    </w:p>
+    <w:p>
+      <w:pPr>
+        <w:jc w:val="both"/>
+        <w:rPr>
+          <w:rFonts w:asciiTheme="majorBidi" w:hAnsiTheme="majorBidi" w:cstheme="majorBidi"/>
+          <w:sz w:val="28"/>
+          <w:szCs w:val="28"/>
+        </w:rPr>
+      </w:pPr>
     </w:p>
     <w:p>
       <w:pPr>
@@ -11242,15 +12716,15 @@
         <mc:AlternateContent>
           <mc:Choice Requires="wps">
             <w:drawing>
-              <wp:anchor distT="0" distB="0" distL="114300" distR="114300" simplePos="0" relativeHeight="251666432" behindDoc="0" locked="0" layoutInCell="1" allowOverlap="1" wp14:anchorId="7E5F83BE" wp14:editId="779CF7B2">
+              <wp:anchor distT="0" distB="0" distL="114300" distR="114300" simplePos="0" relativeHeight="251666432" behindDoc="0" locked="0" layoutInCell="1" allowOverlap="1" wp14:anchorId="7E5F83BE" wp14:editId="5600DFE1">
                 <wp:simplePos x="0" y="0"/>
                 <wp:positionH relativeFrom="margin">
-                  <wp:align>right</wp:align>
+                  <wp:align>left</wp:align>
                 </wp:positionH>
                 <wp:positionV relativeFrom="paragraph">
-                  <wp:posOffset>7620</wp:posOffset>
+                  <wp:posOffset>-114300</wp:posOffset>
                 </wp:positionV>
-                <wp:extent cx="6842760" cy="6743700"/>
+                <wp:extent cx="6690360" cy="1885950"/>
                 <wp:effectExtent l="0" t="0" r="15240" b="19050"/>
                 <wp:wrapNone/>
                 <wp:docPr id="1332533193" name="Rectangle 7"/>
@@ -11262,7 +12736,7 @@
                       <wps:spPr>
                         <a:xfrm>
                           <a:off x="0" y="0"/>
-                          <a:ext cx="6842760" cy="6743700"/>
+                          <a:ext cx="6690360" cy="1885950"/>
                         </a:xfrm>
                         <a:prstGeom prst="rect">
                           <a:avLst/>
@@ -11303,624 +12777,6 @@
                                 <w:sz w:val="28"/>
                                 <w:szCs w:val="28"/>
                               </w:rPr>
-                              <w:t># 4. Run the production build step (e.g., compiling TypeScript, bundling frontend assets)</w:t>
-                            </w:r>
-                          </w:p>
-                          <w:p>
-                            <w:pPr>
-                              <w:spacing w:after="0"/>
-                              <w:rPr>
-                                <w:rFonts w:asciiTheme="majorBidi" w:hAnsiTheme="majorBidi" w:cstheme="majorBidi"/>
-                                <w:color w:val="808080" w:themeColor="background1" w:themeShade="80"/>
-                                <w:sz w:val="28"/>
-                                <w:szCs w:val="28"/>
-                              </w:rPr>
-                            </w:pPr>
-                            <w:r>
-                              <w:rPr>
-                                <w:rFonts w:asciiTheme="majorBidi" w:hAnsiTheme="majorBidi" w:cstheme="majorBidi"/>
-                                <w:color w:val="808080" w:themeColor="background1" w:themeShade="80"/>
-                                <w:sz w:val="28"/>
-                                <w:szCs w:val="28"/>
-                              </w:rPr>
-                              <w:t># This step creates the final, optimized artifacts in the '</w:t>
-                            </w:r>
-                            <w:proofErr w:type="spellStart"/>
-                            <w:r>
-                              <w:rPr>
-                                <w:rFonts w:asciiTheme="majorBidi" w:hAnsiTheme="majorBidi" w:cstheme="majorBidi"/>
-                                <w:color w:val="808080" w:themeColor="background1" w:themeShade="80"/>
-                                <w:sz w:val="28"/>
-                                <w:szCs w:val="28"/>
-                              </w:rPr>
-                              <w:t>dist</w:t>
-                            </w:r>
-                            <w:proofErr w:type="spellEnd"/>
-                            <w:r>
-                              <w:rPr>
-                                <w:rFonts w:asciiTheme="majorBidi" w:hAnsiTheme="majorBidi" w:cstheme="majorBidi"/>
-                                <w:color w:val="808080" w:themeColor="background1" w:themeShade="80"/>
-                                <w:sz w:val="28"/>
-                                <w:szCs w:val="28"/>
-                              </w:rPr>
-                              <w:t>' directory.</w:t>
-                            </w:r>
-                          </w:p>
-                          <w:p>
-                            <w:pPr>
-                              <w:spacing w:after="240"/>
-                              <w:rPr>
-                                <w:rFonts w:asciiTheme="majorBidi" w:hAnsiTheme="majorBidi" w:cstheme="majorBidi"/>
-                                <w:b/>
-                                <w:bCs/>
-                                <w:i/>
-                                <w:iCs/>
-                                <w:sz w:val="28"/>
-                                <w:szCs w:val="28"/>
-                              </w:rPr>
-                            </w:pPr>
-                            <w:r>
-                              <w:rPr>
-                                <w:rFonts w:asciiTheme="majorBidi" w:hAnsiTheme="majorBidi" w:cstheme="majorBidi"/>
-                                <w:b/>
-                                <w:bCs/>
-                                <w:i/>
-                                <w:iCs/>
-                                <w:sz w:val="28"/>
-                                <w:szCs w:val="28"/>
-                              </w:rPr>
-                              <w:t xml:space="preserve">RUN </w:t>
-                            </w:r>
-                            <w:proofErr w:type="spellStart"/>
-                            <w:r>
-                              <w:rPr>
-                                <w:rFonts w:asciiTheme="majorBidi" w:hAnsiTheme="majorBidi" w:cstheme="majorBidi"/>
-                                <w:b/>
-                                <w:bCs/>
-                                <w:i/>
-                                <w:iCs/>
-                                <w:sz w:val="28"/>
-                                <w:szCs w:val="28"/>
-                              </w:rPr>
-                              <w:t>npm</w:t>
-                            </w:r>
-                            <w:proofErr w:type="spellEnd"/>
-                            <w:r>
-                              <w:rPr>
-                                <w:rFonts w:asciiTheme="majorBidi" w:hAnsiTheme="majorBidi" w:cstheme="majorBidi"/>
-                                <w:b/>
-                                <w:bCs/>
-                                <w:i/>
-                                <w:iCs/>
-                                <w:sz w:val="28"/>
-                                <w:szCs w:val="28"/>
-                              </w:rPr>
-                              <w:t xml:space="preserve"> run build</w:t>
-                            </w:r>
-                          </w:p>
-                          <w:p>
-                            <w:pPr>
-                              <w:spacing w:after="120"/>
-                              <w:rPr>
-                                <w:rFonts w:asciiTheme="majorBidi" w:hAnsiTheme="majorBidi" w:cstheme="majorBidi"/>
-                                <w:b/>
-                                <w:bCs/>
-                                <w:color w:val="BFBFBF" w:themeColor="background1" w:themeShade="BF"/>
-                                <w:sz w:val="28"/>
-                                <w:szCs w:val="28"/>
-                              </w:rPr>
-                            </w:pPr>
-                            <w:r>
-                              <w:rPr>
-                                <w:rFonts w:asciiTheme="majorBidi" w:hAnsiTheme="majorBidi" w:cstheme="majorBidi"/>
-                                <w:b/>
-                                <w:bCs/>
-                                <w:color w:val="BFBFBF" w:themeColor="background1" w:themeShade="BF"/>
-                                <w:sz w:val="28"/>
-                                <w:szCs w:val="28"/>
-                              </w:rPr>
-                              <w:t># STAGE 2: PRODUCTION (Minimal runtime image)</w:t>
-                            </w:r>
-                          </w:p>
-                          <w:p>
-                            <w:pPr>
-                              <w:spacing w:after="0"/>
-                              <w:rPr>
-                                <w:rFonts w:asciiTheme="majorBidi" w:hAnsiTheme="majorBidi" w:cstheme="majorBidi"/>
-                                <w:color w:val="808080" w:themeColor="background1" w:themeShade="80"/>
-                                <w:sz w:val="28"/>
-                                <w:szCs w:val="28"/>
-                              </w:rPr>
-                            </w:pPr>
-                            <w:r>
-                              <w:rPr>
-                                <w:rFonts w:asciiTheme="majorBidi" w:hAnsiTheme="majorBidi" w:cstheme="majorBidi"/>
-                                <w:color w:val="808080" w:themeColor="background1" w:themeShade="80"/>
-                                <w:sz w:val="28"/>
-                                <w:szCs w:val="28"/>
-                              </w:rPr>
-                              <w:t># Use a smaller, production-ready Node base image.</w:t>
-                            </w:r>
-                          </w:p>
-                          <w:p>
-                            <w:pPr>
-                              <w:rPr>
-                                <w:rFonts w:asciiTheme="majorBidi" w:hAnsiTheme="majorBidi" w:cstheme="majorBidi"/>
-                                <w:b/>
-                                <w:bCs/>
-                                <w:i/>
-                                <w:iCs/>
-                                <w:sz w:val="28"/>
-                                <w:szCs w:val="28"/>
-                              </w:rPr>
-                            </w:pPr>
-                            <w:r>
-                              <w:rPr>
-                                <w:rFonts w:asciiTheme="majorBidi" w:hAnsiTheme="majorBidi" w:cstheme="majorBidi"/>
-                                <w:b/>
-                                <w:bCs/>
-                                <w:i/>
-                                <w:iCs/>
-                                <w:sz w:val="28"/>
-                                <w:szCs w:val="28"/>
-                              </w:rPr>
-                              <w:t>FROM node:20-alpine</w:t>
-                            </w:r>
-                          </w:p>
-                          <w:p>
-                            <w:pPr>
-                              <w:spacing w:after="0"/>
-                              <w:rPr>
-                                <w:rFonts w:asciiTheme="majorBidi" w:hAnsiTheme="majorBidi" w:cstheme="majorBidi"/>
-                                <w:color w:val="808080" w:themeColor="background1" w:themeShade="80"/>
-                                <w:sz w:val="28"/>
-                                <w:szCs w:val="28"/>
-                              </w:rPr>
-                            </w:pPr>
-                            <w:r>
-                              <w:rPr>
-                                <w:rFonts w:asciiTheme="majorBidi" w:hAnsiTheme="majorBidi" w:cstheme="majorBidi"/>
-                                <w:color w:val="808080" w:themeColor="background1" w:themeShade="80"/>
-                                <w:sz w:val="28"/>
-                                <w:szCs w:val="28"/>
-                              </w:rPr>
-                              <w:t># Set environment variables for production</w:t>
-                            </w:r>
-                          </w:p>
-                          <w:p>
-                            <w:pPr>
-                              <w:rPr>
-                                <w:rFonts w:asciiTheme="majorBidi" w:hAnsiTheme="majorBidi" w:cstheme="majorBidi"/>
-                                <w:b/>
-                                <w:bCs/>
-                                <w:i/>
-                                <w:iCs/>
-                                <w:sz w:val="28"/>
-                                <w:szCs w:val="28"/>
-                              </w:rPr>
-                            </w:pPr>
-                            <w:r>
-                              <w:rPr>
-                                <w:rFonts w:asciiTheme="majorBidi" w:hAnsiTheme="majorBidi" w:cstheme="majorBidi"/>
-                                <w:b/>
-                                <w:bCs/>
-                                <w:i/>
-                                <w:iCs/>
-                                <w:sz w:val="28"/>
-                                <w:szCs w:val="28"/>
-                              </w:rPr>
-                              <w:t>ENV NODE_ENV=production</w:t>
-                            </w:r>
-                          </w:p>
-                          <w:p>
-                            <w:pPr>
-                              <w:spacing w:after="0"/>
-                              <w:rPr>
-                                <w:rFonts w:asciiTheme="majorBidi" w:hAnsiTheme="majorBidi" w:cstheme="majorBidi"/>
-                                <w:color w:val="808080" w:themeColor="background1" w:themeShade="80"/>
-                                <w:sz w:val="28"/>
-                                <w:szCs w:val="28"/>
-                              </w:rPr>
-                            </w:pPr>
-                            <w:r>
-                              <w:rPr>
-                                <w:rFonts w:asciiTheme="majorBidi" w:hAnsiTheme="majorBidi" w:cstheme="majorBidi"/>
-                                <w:color w:val="808080" w:themeColor="background1" w:themeShade="80"/>
-                                <w:sz w:val="28"/>
-                                <w:szCs w:val="28"/>
-                              </w:rPr>
-                              <w:t># Set the working directory</w:t>
-                            </w:r>
-                          </w:p>
-                          <w:p>
-                            <w:pPr>
-                              <w:rPr>
-                                <w:rFonts w:asciiTheme="majorBidi" w:hAnsiTheme="majorBidi" w:cstheme="majorBidi"/>
-                                <w:b/>
-                                <w:bCs/>
-                                <w:i/>
-                                <w:iCs/>
-                                <w:sz w:val="28"/>
-                                <w:szCs w:val="28"/>
-                              </w:rPr>
-                            </w:pPr>
-                            <w:r>
-                              <w:rPr>
-                                <w:rFonts w:asciiTheme="majorBidi" w:hAnsiTheme="majorBidi" w:cstheme="majorBidi"/>
-                                <w:b/>
-                                <w:bCs/>
-                                <w:i/>
-                                <w:iCs/>
-                                <w:sz w:val="28"/>
-                                <w:szCs w:val="28"/>
-                              </w:rPr>
-                              <w:t>WORKDIR /</w:t>
-                            </w:r>
-                            <w:proofErr w:type="spellStart"/>
-                            <w:r>
-                              <w:rPr>
-                                <w:rFonts w:asciiTheme="majorBidi" w:hAnsiTheme="majorBidi" w:cstheme="majorBidi"/>
-                                <w:b/>
-                                <w:bCs/>
-                                <w:i/>
-                                <w:iCs/>
-                                <w:sz w:val="28"/>
-                                <w:szCs w:val="28"/>
-                              </w:rPr>
-                              <w:t>usr</w:t>
-                            </w:r>
-                            <w:proofErr w:type="spellEnd"/>
-                            <w:r>
-                              <w:rPr>
-                                <w:rFonts w:asciiTheme="majorBidi" w:hAnsiTheme="majorBidi" w:cstheme="majorBidi"/>
-                                <w:b/>
-                                <w:bCs/>
-                                <w:i/>
-                                <w:iCs/>
-                                <w:sz w:val="28"/>
-                                <w:szCs w:val="28"/>
-                              </w:rPr>
-                              <w:t>/</w:t>
-                            </w:r>
-                            <w:proofErr w:type="spellStart"/>
-                            <w:r>
-                              <w:rPr>
-                                <w:rFonts w:asciiTheme="majorBidi" w:hAnsiTheme="majorBidi" w:cstheme="majorBidi"/>
-                                <w:b/>
-                                <w:bCs/>
-                                <w:i/>
-                                <w:iCs/>
-                                <w:sz w:val="28"/>
-                                <w:szCs w:val="28"/>
-                              </w:rPr>
-                              <w:t>src</w:t>
-                            </w:r>
-                            <w:proofErr w:type="spellEnd"/>
-                            <w:r>
-                              <w:rPr>
-                                <w:rFonts w:asciiTheme="majorBidi" w:hAnsiTheme="majorBidi" w:cstheme="majorBidi"/>
-                                <w:b/>
-                                <w:bCs/>
-                                <w:i/>
-                                <w:iCs/>
-                                <w:sz w:val="28"/>
-                                <w:szCs w:val="28"/>
-                              </w:rPr>
-                              <w:t>/app</w:t>
-                            </w:r>
-                          </w:p>
-                          <w:p>
-                            <w:pPr>
-                              <w:spacing w:after="0"/>
-                              <w:rPr>
-                                <w:rFonts w:asciiTheme="majorBidi" w:hAnsiTheme="majorBidi" w:cstheme="majorBidi"/>
-                                <w:color w:val="808080" w:themeColor="background1" w:themeShade="80"/>
-                                <w:sz w:val="28"/>
-                                <w:szCs w:val="28"/>
-                              </w:rPr>
-                            </w:pPr>
-                            <w:r>
-                              <w:rPr>
-                                <w:rFonts w:asciiTheme="majorBidi" w:hAnsiTheme="majorBidi" w:cstheme="majorBidi"/>
-                                <w:color w:val="808080" w:themeColor="background1" w:themeShade="80"/>
-                                <w:sz w:val="28"/>
-                                <w:szCs w:val="28"/>
-                              </w:rPr>
-                              <w:t># 1. Copy ONLY necessary files from the builder stage:</w:t>
-                            </w:r>
-                          </w:p>
-                          <w:p>
-                            <w:pPr>
-                              <w:spacing w:after="0"/>
-                              <w:rPr>
-                                <w:rFonts w:asciiTheme="majorBidi" w:hAnsiTheme="majorBidi" w:cstheme="majorBidi"/>
-                                <w:color w:val="808080" w:themeColor="background1" w:themeShade="80"/>
-                                <w:sz w:val="28"/>
-                                <w:szCs w:val="28"/>
-                              </w:rPr>
-                            </w:pPr>
-                            <w:r>
-                              <w:rPr>
-                                <w:rFonts w:asciiTheme="majorBidi" w:hAnsiTheme="majorBidi" w:cstheme="majorBidi"/>
-                                <w:color w:val="808080" w:themeColor="background1" w:themeShade="80"/>
-                                <w:sz w:val="28"/>
-                                <w:szCs w:val="28"/>
-                              </w:rPr>
-                              <w:t># a) The minimal production dependencies installed in Stage 1.</w:t>
-                            </w:r>
-                          </w:p>
-                          <w:p>
-                            <w:pPr>
-                              <w:rPr>
-                                <w:rFonts w:asciiTheme="majorBidi" w:hAnsiTheme="majorBidi" w:cstheme="majorBidi"/>
-                                <w:b/>
-                                <w:bCs/>
-                                <w:i/>
-                                <w:iCs/>
-                                <w:sz w:val="28"/>
-                                <w:szCs w:val="28"/>
-                              </w:rPr>
-                            </w:pPr>
-                            <w:r>
-                              <w:rPr>
-                                <w:rFonts w:asciiTheme="majorBidi" w:hAnsiTheme="majorBidi" w:cstheme="majorBidi"/>
-                                <w:b/>
-                                <w:bCs/>
-                                <w:i/>
-                                <w:iCs/>
-                                <w:sz w:val="28"/>
-                                <w:szCs w:val="28"/>
-                              </w:rPr>
-                              <w:t>COPY --from=builder /app/</w:t>
-                            </w:r>
-                            <w:proofErr w:type="spellStart"/>
-                            <w:r>
-                              <w:rPr>
-                                <w:rFonts w:asciiTheme="majorBidi" w:hAnsiTheme="majorBidi" w:cstheme="majorBidi"/>
-                                <w:b/>
-                                <w:bCs/>
-                                <w:i/>
-                                <w:iCs/>
-                                <w:sz w:val="28"/>
-                                <w:szCs w:val="28"/>
-                              </w:rPr>
-                              <w:t>node_</w:t>
-                            </w:r>
-                            <w:proofErr w:type="gramStart"/>
-                            <w:r>
-                              <w:rPr>
-                                <w:rFonts w:asciiTheme="majorBidi" w:hAnsiTheme="majorBidi" w:cstheme="majorBidi"/>
-                                <w:b/>
-                                <w:bCs/>
-                                <w:i/>
-                                <w:iCs/>
-                                <w:sz w:val="28"/>
-                                <w:szCs w:val="28"/>
-                              </w:rPr>
-                              <w:t>modules</w:t>
-                            </w:r>
-                            <w:proofErr w:type="spellEnd"/>
-                            <w:r>
-                              <w:rPr>
-                                <w:rFonts w:asciiTheme="majorBidi" w:hAnsiTheme="majorBidi" w:cstheme="majorBidi"/>
-                                <w:b/>
-                                <w:bCs/>
-                                <w:i/>
-                                <w:iCs/>
-                                <w:sz w:val="28"/>
-                                <w:szCs w:val="28"/>
-                              </w:rPr>
-                              <w:t xml:space="preserve"> .</w:t>
-                            </w:r>
-                            <w:proofErr w:type="gramEnd"/>
-                            <w:r>
-                              <w:rPr>
-                                <w:rFonts w:asciiTheme="majorBidi" w:hAnsiTheme="majorBidi" w:cstheme="majorBidi"/>
-                                <w:b/>
-                                <w:bCs/>
-                                <w:i/>
-                                <w:iCs/>
-                                <w:sz w:val="28"/>
-                                <w:szCs w:val="28"/>
-                              </w:rPr>
-                              <w:t>/</w:t>
-                            </w:r>
-                            <w:proofErr w:type="spellStart"/>
-                            <w:r>
-                              <w:rPr>
-                                <w:rFonts w:asciiTheme="majorBidi" w:hAnsiTheme="majorBidi" w:cstheme="majorBidi"/>
-                                <w:b/>
-                                <w:bCs/>
-                                <w:i/>
-                                <w:iCs/>
-                                <w:sz w:val="28"/>
-                                <w:szCs w:val="28"/>
-                              </w:rPr>
-                              <w:t>node_modules</w:t>
-                            </w:r>
-                            <w:proofErr w:type="spellEnd"/>
-                          </w:p>
-                          <w:p>
-                            <w:pPr>
-                              <w:spacing w:after="0"/>
-                              <w:rPr>
-                                <w:rFonts w:asciiTheme="majorBidi" w:hAnsiTheme="majorBidi" w:cstheme="majorBidi"/>
-                                <w:color w:val="808080" w:themeColor="background1" w:themeShade="80"/>
-                                <w:sz w:val="28"/>
-                                <w:szCs w:val="28"/>
-                              </w:rPr>
-                            </w:pPr>
-                            <w:r>
-                              <w:rPr>
-                                <w:rFonts w:asciiTheme="majorBidi" w:hAnsiTheme="majorBidi" w:cstheme="majorBidi"/>
-                                <w:color w:val="808080" w:themeColor="background1" w:themeShade="80"/>
-                                <w:sz w:val="28"/>
-                                <w:szCs w:val="28"/>
-                              </w:rPr>
-                              <w:t># b) The final compiled application output (assuming it's in /app/</w:t>
-                            </w:r>
-                            <w:proofErr w:type="spellStart"/>
-                            <w:r>
-                              <w:rPr>
-                                <w:rFonts w:asciiTheme="majorBidi" w:hAnsiTheme="majorBidi" w:cstheme="majorBidi"/>
-                                <w:color w:val="808080" w:themeColor="background1" w:themeShade="80"/>
-                                <w:sz w:val="28"/>
-                                <w:szCs w:val="28"/>
-                              </w:rPr>
-                              <w:t>dist</w:t>
-                            </w:r>
-                            <w:proofErr w:type="spellEnd"/>
-                            <w:r>
-                              <w:rPr>
-                                <w:rFonts w:asciiTheme="majorBidi" w:hAnsiTheme="majorBidi" w:cstheme="majorBidi"/>
-                                <w:color w:val="808080" w:themeColor="background1" w:themeShade="80"/>
-                                <w:sz w:val="28"/>
-                                <w:szCs w:val="28"/>
-                              </w:rPr>
-                              <w:t>)</w:t>
-                            </w:r>
-                          </w:p>
-                          <w:p>
-                            <w:pPr>
-                              <w:rPr>
-                                <w:rFonts w:asciiTheme="majorBidi" w:hAnsiTheme="majorBidi" w:cstheme="majorBidi"/>
-                                <w:b/>
-                                <w:bCs/>
-                                <w:i/>
-                                <w:iCs/>
-                                <w:sz w:val="28"/>
-                                <w:szCs w:val="28"/>
-                              </w:rPr>
-                            </w:pPr>
-                            <w:r>
-                              <w:rPr>
-                                <w:rFonts w:asciiTheme="majorBidi" w:hAnsiTheme="majorBidi" w:cstheme="majorBidi"/>
-                                <w:b/>
-                                <w:bCs/>
-                                <w:i/>
-                                <w:iCs/>
-                                <w:sz w:val="28"/>
-                                <w:szCs w:val="28"/>
-                              </w:rPr>
-                              <w:t>COPY --from=builder /app/</w:t>
-                            </w:r>
-                            <w:proofErr w:type="spellStart"/>
-                            <w:proofErr w:type="gramStart"/>
-                            <w:r>
-                              <w:rPr>
-                                <w:rFonts w:asciiTheme="majorBidi" w:hAnsiTheme="majorBidi" w:cstheme="majorBidi"/>
-                                <w:b/>
-                                <w:bCs/>
-                                <w:i/>
-                                <w:iCs/>
-                                <w:sz w:val="28"/>
-                                <w:szCs w:val="28"/>
-                              </w:rPr>
-                              <w:t>dist</w:t>
-                            </w:r>
-                            <w:proofErr w:type="spellEnd"/>
-                            <w:r>
-                              <w:rPr>
-                                <w:rFonts w:asciiTheme="majorBidi" w:hAnsiTheme="majorBidi" w:cstheme="majorBidi"/>
-                                <w:b/>
-                                <w:bCs/>
-                                <w:i/>
-                                <w:iCs/>
-                                <w:sz w:val="28"/>
-                                <w:szCs w:val="28"/>
-                              </w:rPr>
-                              <w:t xml:space="preserve"> .</w:t>
-                            </w:r>
-                            <w:proofErr w:type="gramEnd"/>
-                            <w:r>
-                              <w:rPr>
-                                <w:rFonts w:asciiTheme="majorBidi" w:hAnsiTheme="majorBidi" w:cstheme="majorBidi"/>
-                                <w:b/>
-                                <w:bCs/>
-                                <w:i/>
-                                <w:iCs/>
-                                <w:sz w:val="28"/>
-                                <w:szCs w:val="28"/>
-                              </w:rPr>
-                              <w:t>/</w:t>
-                            </w:r>
-                            <w:proofErr w:type="spellStart"/>
-                            <w:r>
-                              <w:rPr>
-                                <w:rFonts w:asciiTheme="majorBidi" w:hAnsiTheme="majorBidi" w:cstheme="majorBidi"/>
-                                <w:b/>
-                                <w:bCs/>
-                                <w:i/>
-                                <w:iCs/>
-                                <w:sz w:val="28"/>
-                                <w:szCs w:val="28"/>
-                              </w:rPr>
-                              <w:t>dist</w:t>
-                            </w:r>
-                            <w:proofErr w:type="spellEnd"/>
-                          </w:p>
-                          <w:p>
-                            <w:pPr>
-                              <w:spacing w:after="0"/>
-                              <w:rPr>
-                                <w:rFonts w:asciiTheme="majorBidi" w:hAnsiTheme="majorBidi" w:cstheme="majorBidi"/>
-                                <w:color w:val="808080" w:themeColor="background1" w:themeShade="80"/>
-                                <w:sz w:val="28"/>
-                                <w:szCs w:val="28"/>
-                              </w:rPr>
-                            </w:pPr>
-                            <w:r>
-                              <w:rPr>
-                                <w:rFonts w:asciiTheme="majorBidi" w:hAnsiTheme="majorBidi" w:cstheme="majorBidi"/>
-                                <w:color w:val="808080" w:themeColor="background1" w:themeShade="80"/>
-                                <w:sz w:val="28"/>
-                                <w:szCs w:val="28"/>
-                              </w:rPr>
-                              <w:t># 2. Expose the port the application listens on (optional, but good documentation)</w:t>
-                            </w:r>
-                          </w:p>
-                          <w:p>
-                            <w:pPr>
-                              <w:rPr>
-                                <w:rFonts w:asciiTheme="majorBidi" w:hAnsiTheme="majorBidi" w:cstheme="majorBidi"/>
-                                <w:b/>
-                                <w:bCs/>
-                                <w:i/>
-                                <w:iCs/>
-                                <w:sz w:val="28"/>
-                                <w:szCs w:val="28"/>
-                              </w:rPr>
-                            </w:pPr>
-                            <w:r>
-                              <w:rPr>
-                                <w:rFonts w:asciiTheme="majorBidi" w:hAnsiTheme="majorBidi" w:cstheme="majorBidi"/>
-                                <w:b/>
-                                <w:bCs/>
-                                <w:i/>
-                                <w:iCs/>
-                                <w:sz w:val="28"/>
-                                <w:szCs w:val="28"/>
-                              </w:rPr>
-                              <w:t>EXPOSE 3000</w:t>
-                            </w:r>
-                          </w:p>
-                          <w:p>
-                            <w:pPr>
-                              <w:spacing w:after="0"/>
-                              <w:rPr>
-                                <w:rFonts w:asciiTheme="majorBidi" w:hAnsiTheme="majorBidi" w:cstheme="majorBidi"/>
-                                <w:color w:val="808080" w:themeColor="background1" w:themeShade="80"/>
-                                <w:sz w:val="28"/>
-                                <w:szCs w:val="28"/>
-                              </w:rPr>
-                            </w:pPr>
-                            <w:r>
-                              <w:rPr>
-                                <w:rFonts w:asciiTheme="majorBidi" w:hAnsiTheme="majorBidi" w:cstheme="majorBidi"/>
-                                <w:color w:val="808080" w:themeColor="background1" w:themeShade="80"/>
-                                <w:sz w:val="28"/>
-                                <w:szCs w:val="28"/>
-                              </w:rPr>
                               <w:t># 3. Set the non-root user (Best Practice for Security)</w:t>
                             </w:r>
                           </w:p>
@@ -12222,627 +13078,9 @@
           </mc:Choice>
           <mc:Fallback>
             <w:pict>
-              <v:rect w14:anchorId="7E5F83BE" id="Rectangle 7" o:spid="_x0000_s1031" style="position:absolute;left:0;text-align:left;margin-left:487.6pt;margin-top:.6pt;width:538.8pt;height:531pt;z-index:251666432;visibility:visible;mso-wrap-style:square;mso-width-percent:0;mso-height-percent:0;mso-wrap-distance-left:9pt;mso-wrap-distance-top:0;mso-wrap-distance-right:9pt;mso-wrap-distance-bottom:0;mso-position-horizontal:right;mso-position-horizontal-relative:margin;mso-position-vertical:absolute;mso-position-vertical-relative:text;mso-width-percent:0;mso-height-percent:0;mso-width-relative:margin;mso-height-relative:margin;v-text-anchor:middle" o:gfxdata="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" fillcolor="black [3200]" strokecolor="black [480]" strokeweight="1pt">
+              <v:rect w14:anchorId="7E5F83BE" id="Rectangle 7" o:spid="_x0000_s1032" style="position:absolute;left:0;text-align:left;margin-left:0;margin-top:-9pt;width:526.8pt;height:148.5pt;z-index:251666432;visibility:visible;mso-wrap-style:square;mso-width-percent:0;mso-height-percent:0;mso-wrap-distance-left:9pt;mso-wrap-distance-top:0;mso-wrap-distance-right:9pt;mso-wrap-distance-bottom:0;mso-position-horizontal:left;mso-position-horizontal-relative:margin;mso-position-vertical:absolute;mso-position-vertical-relative:text;mso-width-percent:0;mso-height-percent:0;mso-width-relative:margin;mso-height-relative:margin;v-text-anchor:middle" o:gfxdata="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" fillcolor="black [3200]" strokecolor="black [480]" strokeweight="1pt">
                 <v:textbox>
                   <w:txbxContent>
-                    <w:p>
-                      <w:pPr>
-                        <w:spacing w:after="0"/>
-                        <w:rPr>
-                          <w:rFonts w:asciiTheme="majorBidi" w:hAnsiTheme="majorBidi" w:cstheme="majorBidi"/>
-                          <w:color w:val="808080" w:themeColor="background1" w:themeShade="80"/>
-                          <w:sz w:val="28"/>
-                          <w:szCs w:val="28"/>
-                        </w:rPr>
-                      </w:pPr>
-                      <w:r>
-                        <w:rPr>
-                          <w:rFonts w:asciiTheme="majorBidi" w:hAnsiTheme="majorBidi" w:cstheme="majorBidi"/>
-                          <w:color w:val="808080" w:themeColor="background1" w:themeShade="80"/>
-                          <w:sz w:val="28"/>
-                          <w:szCs w:val="28"/>
-                        </w:rPr>
-                        <w:t># 4. Run the production build step (e.g., compiling TypeScript, bundling frontend assets)</w:t>
-                      </w:r>
-                    </w:p>
-                    <w:p>
-                      <w:pPr>
-                        <w:spacing w:after="0"/>
-                        <w:rPr>
-                          <w:rFonts w:asciiTheme="majorBidi" w:hAnsiTheme="majorBidi" w:cstheme="majorBidi"/>
-                          <w:color w:val="808080" w:themeColor="background1" w:themeShade="80"/>
-                          <w:sz w:val="28"/>
-                          <w:szCs w:val="28"/>
-                        </w:rPr>
-                      </w:pPr>
-                      <w:r>
-                        <w:rPr>
-                          <w:rFonts w:asciiTheme="majorBidi" w:hAnsiTheme="majorBidi" w:cstheme="majorBidi"/>
-                          <w:color w:val="808080" w:themeColor="background1" w:themeShade="80"/>
-                          <w:sz w:val="28"/>
-                          <w:szCs w:val="28"/>
-                        </w:rPr>
-                        <w:t># This step creates the final, optimized artifacts in the '</w:t>
-                      </w:r>
-                      <w:proofErr w:type="spellStart"/>
-                      <w:r>
-                        <w:rPr>
-                          <w:rFonts w:asciiTheme="majorBidi" w:hAnsiTheme="majorBidi" w:cstheme="majorBidi"/>
-                          <w:color w:val="808080" w:themeColor="background1" w:themeShade="80"/>
-                          <w:sz w:val="28"/>
-                          <w:szCs w:val="28"/>
-                        </w:rPr>
-                        <w:t>dist</w:t>
-                      </w:r>
-                      <w:proofErr w:type="spellEnd"/>
-                      <w:r>
-                        <w:rPr>
-                          <w:rFonts w:asciiTheme="majorBidi" w:hAnsiTheme="majorBidi" w:cstheme="majorBidi"/>
-                          <w:color w:val="808080" w:themeColor="background1" w:themeShade="80"/>
-                          <w:sz w:val="28"/>
-                          <w:szCs w:val="28"/>
-                        </w:rPr>
-                        <w:t>' directory.</w:t>
-                      </w:r>
-                    </w:p>
-                    <w:p>
-                      <w:pPr>
-                        <w:spacing w:after="240"/>
-                        <w:rPr>
-                          <w:rFonts w:asciiTheme="majorBidi" w:hAnsiTheme="majorBidi" w:cstheme="majorBidi"/>
-                          <w:b/>
-                          <w:bCs/>
-                          <w:i/>
-                          <w:iCs/>
-                          <w:sz w:val="28"/>
-                          <w:szCs w:val="28"/>
-                        </w:rPr>
-                      </w:pPr>
-                      <w:r>
-                        <w:rPr>
-                          <w:rFonts w:asciiTheme="majorBidi" w:hAnsiTheme="majorBidi" w:cstheme="majorBidi"/>
-                          <w:b/>
-                          <w:bCs/>
-                          <w:i/>
-                          <w:iCs/>
-                          <w:sz w:val="28"/>
-                          <w:szCs w:val="28"/>
-                        </w:rPr>
-                        <w:t xml:space="preserve">RUN </w:t>
-                      </w:r>
-                      <w:proofErr w:type="spellStart"/>
-                      <w:r>
-                        <w:rPr>
-                          <w:rFonts w:asciiTheme="majorBidi" w:hAnsiTheme="majorBidi" w:cstheme="majorBidi"/>
-                          <w:b/>
-                          <w:bCs/>
-                          <w:i/>
-                          <w:iCs/>
-                          <w:sz w:val="28"/>
-                          <w:szCs w:val="28"/>
-                        </w:rPr>
-                        <w:t>npm</w:t>
-                      </w:r>
-                      <w:proofErr w:type="spellEnd"/>
-                      <w:r>
-                        <w:rPr>
-                          <w:rFonts w:asciiTheme="majorBidi" w:hAnsiTheme="majorBidi" w:cstheme="majorBidi"/>
-                          <w:b/>
-                          <w:bCs/>
-                          <w:i/>
-                          <w:iCs/>
-                          <w:sz w:val="28"/>
-                          <w:szCs w:val="28"/>
-                        </w:rPr>
-                        <w:t xml:space="preserve"> run build</w:t>
-                      </w:r>
-                    </w:p>
-                    <w:p>
-                      <w:pPr>
-                        <w:spacing w:after="120"/>
-                        <w:rPr>
-                          <w:rFonts w:asciiTheme="majorBidi" w:hAnsiTheme="majorBidi" w:cstheme="majorBidi"/>
-                          <w:b/>
-                          <w:bCs/>
-                          <w:color w:val="BFBFBF" w:themeColor="background1" w:themeShade="BF"/>
-                          <w:sz w:val="28"/>
-                          <w:szCs w:val="28"/>
-                        </w:rPr>
-                      </w:pPr>
-                      <w:r>
-                        <w:rPr>
-                          <w:rFonts w:asciiTheme="majorBidi" w:hAnsiTheme="majorBidi" w:cstheme="majorBidi"/>
-                          <w:b/>
-                          <w:bCs/>
-                          <w:color w:val="BFBFBF" w:themeColor="background1" w:themeShade="BF"/>
-                          <w:sz w:val="28"/>
-                          <w:szCs w:val="28"/>
-                        </w:rPr>
-                        <w:t># STAGE 2: PRODUCTION (Minimal runtime image)</w:t>
-                      </w:r>
-                    </w:p>
-                    <w:p>
-                      <w:pPr>
-                        <w:spacing w:after="0"/>
-                        <w:rPr>
-                          <w:rFonts w:asciiTheme="majorBidi" w:hAnsiTheme="majorBidi" w:cstheme="majorBidi"/>
-                          <w:color w:val="808080" w:themeColor="background1" w:themeShade="80"/>
-                          <w:sz w:val="28"/>
-                          <w:szCs w:val="28"/>
-                        </w:rPr>
-                      </w:pPr>
-                      <w:r>
-                        <w:rPr>
-                          <w:rFonts w:asciiTheme="majorBidi" w:hAnsiTheme="majorBidi" w:cstheme="majorBidi"/>
-                          <w:color w:val="808080" w:themeColor="background1" w:themeShade="80"/>
-                          <w:sz w:val="28"/>
-                          <w:szCs w:val="28"/>
-                        </w:rPr>
-                        <w:t># Use a smaller, production-ready Node base image.</w:t>
-                      </w:r>
-                    </w:p>
-                    <w:p>
-                      <w:pPr>
-                        <w:rPr>
-                          <w:rFonts w:asciiTheme="majorBidi" w:hAnsiTheme="majorBidi" w:cstheme="majorBidi"/>
-                          <w:b/>
-                          <w:bCs/>
-                          <w:i/>
-                          <w:iCs/>
-                          <w:sz w:val="28"/>
-                          <w:szCs w:val="28"/>
-                        </w:rPr>
-                      </w:pPr>
-                      <w:r>
-                        <w:rPr>
-                          <w:rFonts w:asciiTheme="majorBidi" w:hAnsiTheme="majorBidi" w:cstheme="majorBidi"/>
-                          <w:b/>
-                          <w:bCs/>
-                          <w:i/>
-                          <w:iCs/>
-                          <w:sz w:val="28"/>
-                          <w:szCs w:val="28"/>
-                        </w:rPr>
-                        <w:t>FROM node:20-alpine</w:t>
-                      </w:r>
-                    </w:p>
-                    <w:p>
-                      <w:pPr>
-                        <w:spacing w:after="0"/>
-                        <w:rPr>
-                          <w:rFonts w:asciiTheme="majorBidi" w:hAnsiTheme="majorBidi" w:cstheme="majorBidi"/>
-                          <w:color w:val="808080" w:themeColor="background1" w:themeShade="80"/>
-                          <w:sz w:val="28"/>
-                          <w:szCs w:val="28"/>
-                        </w:rPr>
-                      </w:pPr>
-                      <w:r>
-                        <w:rPr>
-                          <w:rFonts w:asciiTheme="majorBidi" w:hAnsiTheme="majorBidi" w:cstheme="majorBidi"/>
-                          <w:color w:val="808080" w:themeColor="background1" w:themeShade="80"/>
-                          <w:sz w:val="28"/>
-                          <w:szCs w:val="28"/>
-                        </w:rPr>
-                        <w:t># Set environment variables for production</w:t>
-                      </w:r>
-                    </w:p>
-                    <w:p>
-                      <w:pPr>
-                        <w:rPr>
-                          <w:rFonts w:asciiTheme="majorBidi" w:hAnsiTheme="majorBidi" w:cstheme="majorBidi"/>
-                          <w:b/>
-                          <w:bCs/>
-                          <w:i/>
-                          <w:iCs/>
-                          <w:sz w:val="28"/>
-                          <w:szCs w:val="28"/>
-                        </w:rPr>
-                      </w:pPr>
-                      <w:r>
-                        <w:rPr>
-                          <w:rFonts w:asciiTheme="majorBidi" w:hAnsiTheme="majorBidi" w:cstheme="majorBidi"/>
-                          <w:b/>
-                          <w:bCs/>
-                          <w:i/>
-                          <w:iCs/>
-                          <w:sz w:val="28"/>
-                          <w:szCs w:val="28"/>
-                        </w:rPr>
-                        <w:t>ENV NODE_ENV=production</w:t>
-                      </w:r>
-                    </w:p>
-                    <w:p>
-                      <w:pPr>
-                        <w:spacing w:after="0"/>
-                        <w:rPr>
-                          <w:rFonts w:asciiTheme="majorBidi" w:hAnsiTheme="majorBidi" w:cstheme="majorBidi"/>
-                          <w:color w:val="808080" w:themeColor="background1" w:themeShade="80"/>
-                          <w:sz w:val="28"/>
-                          <w:szCs w:val="28"/>
-                        </w:rPr>
-                      </w:pPr>
-                      <w:r>
-                        <w:rPr>
-                          <w:rFonts w:asciiTheme="majorBidi" w:hAnsiTheme="majorBidi" w:cstheme="majorBidi"/>
-                          <w:color w:val="808080" w:themeColor="background1" w:themeShade="80"/>
-                          <w:sz w:val="28"/>
-                          <w:szCs w:val="28"/>
-                        </w:rPr>
-                        <w:t># Set the working directory</w:t>
-                      </w:r>
-                    </w:p>
-                    <w:p>
-                      <w:pPr>
-                        <w:rPr>
-                          <w:rFonts w:asciiTheme="majorBidi" w:hAnsiTheme="majorBidi" w:cstheme="majorBidi"/>
-                          <w:b/>
-                          <w:bCs/>
-                          <w:i/>
-                          <w:iCs/>
-                          <w:sz w:val="28"/>
-                          <w:szCs w:val="28"/>
-                        </w:rPr>
-                      </w:pPr>
-                      <w:r>
-                        <w:rPr>
-                          <w:rFonts w:asciiTheme="majorBidi" w:hAnsiTheme="majorBidi" w:cstheme="majorBidi"/>
-                          <w:b/>
-                          <w:bCs/>
-                          <w:i/>
-                          <w:iCs/>
-                          <w:sz w:val="28"/>
-                          <w:szCs w:val="28"/>
-                        </w:rPr>
-                        <w:t>WORKDIR /</w:t>
-                      </w:r>
-                      <w:proofErr w:type="spellStart"/>
-                      <w:r>
-                        <w:rPr>
-                          <w:rFonts w:asciiTheme="majorBidi" w:hAnsiTheme="majorBidi" w:cstheme="majorBidi"/>
-                          <w:b/>
-                          <w:bCs/>
-                          <w:i/>
-                          <w:iCs/>
-                          <w:sz w:val="28"/>
-                          <w:szCs w:val="28"/>
-                        </w:rPr>
-                        <w:t>usr</w:t>
-                      </w:r>
-                      <w:proofErr w:type="spellEnd"/>
-                      <w:r>
-                        <w:rPr>
-                          <w:rFonts w:asciiTheme="majorBidi" w:hAnsiTheme="majorBidi" w:cstheme="majorBidi"/>
-                          <w:b/>
-                          <w:bCs/>
-                          <w:i/>
-                          <w:iCs/>
-                          <w:sz w:val="28"/>
-                          <w:szCs w:val="28"/>
-                        </w:rPr>
-                        <w:t>/</w:t>
-                      </w:r>
-                      <w:proofErr w:type="spellStart"/>
-                      <w:r>
-                        <w:rPr>
-                          <w:rFonts w:asciiTheme="majorBidi" w:hAnsiTheme="majorBidi" w:cstheme="majorBidi"/>
-                          <w:b/>
-                          <w:bCs/>
-                          <w:i/>
-                          <w:iCs/>
-                          <w:sz w:val="28"/>
-                          <w:szCs w:val="28"/>
-                        </w:rPr>
-                        <w:t>src</w:t>
-                      </w:r>
-                      <w:proofErr w:type="spellEnd"/>
-                      <w:r>
-                        <w:rPr>
-                          <w:rFonts w:asciiTheme="majorBidi" w:hAnsiTheme="majorBidi" w:cstheme="majorBidi"/>
-                          <w:b/>
-                          <w:bCs/>
-                          <w:i/>
-                          <w:iCs/>
-                          <w:sz w:val="28"/>
-                          <w:szCs w:val="28"/>
-                        </w:rPr>
-                        <w:t>/app</w:t>
-                      </w:r>
-                    </w:p>
-                    <w:p>
-                      <w:pPr>
-                        <w:spacing w:after="0"/>
-                        <w:rPr>
-                          <w:rFonts w:asciiTheme="majorBidi" w:hAnsiTheme="majorBidi" w:cstheme="majorBidi"/>
-                          <w:color w:val="808080" w:themeColor="background1" w:themeShade="80"/>
-                          <w:sz w:val="28"/>
-                          <w:szCs w:val="28"/>
-                        </w:rPr>
-                      </w:pPr>
-                      <w:r>
-                        <w:rPr>
-                          <w:rFonts w:asciiTheme="majorBidi" w:hAnsiTheme="majorBidi" w:cstheme="majorBidi"/>
-                          <w:color w:val="808080" w:themeColor="background1" w:themeShade="80"/>
-                          <w:sz w:val="28"/>
-                          <w:szCs w:val="28"/>
-                        </w:rPr>
-                        <w:t># 1. Copy ONLY necessary files from the builder stage:</w:t>
-                      </w:r>
-                    </w:p>
-                    <w:p>
-                      <w:pPr>
-                        <w:spacing w:after="0"/>
-                        <w:rPr>
-                          <w:rFonts w:asciiTheme="majorBidi" w:hAnsiTheme="majorBidi" w:cstheme="majorBidi"/>
-                          <w:color w:val="808080" w:themeColor="background1" w:themeShade="80"/>
-                          <w:sz w:val="28"/>
-                          <w:szCs w:val="28"/>
-                        </w:rPr>
-                      </w:pPr>
-                      <w:r>
-                        <w:rPr>
-                          <w:rFonts w:asciiTheme="majorBidi" w:hAnsiTheme="majorBidi" w:cstheme="majorBidi"/>
-                          <w:color w:val="808080" w:themeColor="background1" w:themeShade="80"/>
-                          <w:sz w:val="28"/>
-                          <w:szCs w:val="28"/>
-                        </w:rPr>
-                        <w:t># a) The minimal production dependencies installed in Stage 1.</w:t>
-                      </w:r>
-                    </w:p>
-                    <w:p>
-                      <w:pPr>
-                        <w:rPr>
-                          <w:rFonts w:asciiTheme="majorBidi" w:hAnsiTheme="majorBidi" w:cstheme="majorBidi"/>
-                          <w:b/>
-                          <w:bCs/>
-                          <w:i/>
-                          <w:iCs/>
-                          <w:sz w:val="28"/>
-                          <w:szCs w:val="28"/>
-                        </w:rPr>
-                      </w:pPr>
-                      <w:r>
-                        <w:rPr>
-                          <w:rFonts w:asciiTheme="majorBidi" w:hAnsiTheme="majorBidi" w:cstheme="majorBidi"/>
-                          <w:b/>
-                          <w:bCs/>
-                          <w:i/>
-                          <w:iCs/>
-                          <w:sz w:val="28"/>
-                          <w:szCs w:val="28"/>
-                        </w:rPr>
-                        <w:t>COPY --from=builder /app/</w:t>
-                      </w:r>
-                      <w:proofErr w:type="spellStart"/>
-                      <w:r>
-                        <w:rPr>
-                          <w:rFonts w:asciiTheme="majorBidi" w:hAnsiTheme="majorBidi" w:cstheme="majorBidi"/>
-                          <w:b/>
-                          <w:bCs/>
-                          <w:i/>
-                          <w:iCs/>
-                          <w:sz w:val="28"/>
-                          <w:szCs w:val="28"/>
-                        </w:rPr>
-                        <w:t>node_</w:t>
-                      </w:r>
-                      <w:proofErr w:type="gramStart"/>
-                      <w:r>
-                        <w:rPr>
-                          <w:rFonts w:asciiTheme="majorBidi" w:hAnsiTheme="majorBidi" w:cstheme="majorBidi"/>
-                          <w:b/>
-                          <w:bCs/>
-                          <w:i/>
-                          <w:iCs/>
-                          <w:sz w:val="28"/>
-                          <w:szCs w:val="28"/>
-                        </w:rPr>
-                        <w:t>modules</w:t>
-                      </w:r>
-                      <w:proofErr w:type="spellEnd"/>
-                      <w:r>
-                        <w:rPr>
-                          <w:rFonts w:asciiTheme="majorBidi" w:hAnsiTheme="majorBidi" w:cstheme="majorBidi"/>
-                          <w:b/>
-                          <w:bCs/>
-                          <w:i/>
-                          <w:iCs/>
-                          <w:sz w:val="28"/>
-                          <w:szCs w:val="28"/>
-                        </w:rPr>
-                        <w:t xml:space="preserve"> .</w:t>
-                      </w:r>
-                      <w:proofErr w:type="gramEnd"/>
-                      <w:r>
-                        <w:rPr>
-                          <w:rFonts w:asciiTheme="majorBidi" w:hAnsiTheme="majorBidi" w:cstheme="majorBidi"/>
-                          <w:b/>
-                          <w:bCs/>
-                          <w:i/>
-                          <w:iCs/>
-                          <w:sz w:val="28"/>
-                          <w:szCs w:val="28"/>
-                        </w:rPr>
-                        <w:t>/</w:t>
-                      </w:r>
-                      <w:proofErr w:type="spellStart"/>
-                      <w:r>
-                        <w:rPr>
-                          <w:rFonts w:asciiTheme="majorBidi" w:hAnsiTheme="majorBidi" w:cstheme="majorBidi"/>
-                          <w:b/>
-                          <w:bCs/>
-                          <w:i/>
-                          <w:iCs/>
-                          <w:sz w:val="28"/>
-                          <w:szCs w:val="28"/>
-                        </w:rPr>
-                        <w:t>node_modules</w:t>
-                      </w:r>
-                      <w:proofErr w:type="spellEnd"/>
-                    </w:p>
-                    <w:p>
-                      <w:pPr>
-                        <w:spacing w:after="0"/>
-                        <w:rPr>
-                          <w:rFonts w:asciiTheme="majorBidi" w:hAnsiTheme="majorBidi" w:cstheme="majorBidi"/>
-                          <w:color w:val="808080" w:themeColor="background1" w:themeShade="80"/>
-                          <w:sz w:val="28"/>
-                          <w:szCs w:val="28"/>
-                        </w:rPr>
-                      </w:pPr>
-                      <w:r>
-                        <w:rPr>
-                          <w:rFonts w:asciiTheme="majorBidi" w:hAnsiTheme="majorBidi" w:cstheme="majorBidi"/>
-                          <w:color w:val="808080" w:themeColor="background1" w:themeShade="80"/>
-                          <w:sz w:val="28"/>
-                          <w:szCs w:val="28"/>
-                        </w:rPr>
-                        <w:t># b) The final compiled application output (assuming it's in /app/</w:t>
-                      </w:r>
-                      <w:proofErr w:type="spellStart"/>
-                      <w:r>
-                        <w:rPr>
-                          <w:rFonts w:asciiTheme="majorBidi" w:hAnsiTheme="majorBidi" w:cstheme="majorBidi"/>
-                          <w:color w:val="808080" w:themeColor="background1" w:themeShade="80"/>
-                          <w:sz w:val="28"/>
-                          <w:szCs w:val="28"/>
-                        </w:rPr>
-                        <w:t>dist</w:t>
-                      </w:r>
-                      <w:proofErr w:type="spellEnd"/>
-                      <w:r>
-                        <w:rPr>
-                          <w:rFonts w:asciiTheme="majorBidi" w:hAnsiTheme="majorBidi" w:cstheme="majorBidi"/>
-                          <w:color w:val="808080" w:themeColor="background1" w:themeShade="80"/>
-                          <w:sz w:val="28"/>
-                          <w:szCs w:val="28"/>
-                        </w:rPr>
-                        <w:t>)</w:t>
-                      </w:r>
-                    </w:p>
-                    <w:p>
-                      <w:pPr>
-                        <w:rPr>
-                          <w:rFonts w:asciiTheme="majorBidi" w:hAnsiTheme="majorBidi" w:cstheme="majorBidi"/>
-                          <w:b/>
-                          <w:bCs/>
-                          <w:i/>
-                          <w:iCs/>
-                          <w:sz w:val="28"/>
-                          <w:szCs w:val="28"/>
-                        </w:rPr>
-                      </w:pPr>
-                      <w:r>
-                        <w:rPr>
-                          <w:rFonts w:asciiTheme="majorBidi" w:hAnsiTheme="majorBidi" w:cstheme="majorBidi"/>
-                          <w:b/>
-                          <w:bCs/>
-                          <w:i/>
-                          <w:iCs/>
-                          <w:sz w:val="28"/>
-                          <w:szCs w:val="28"/>
-                        </w:rPr>
-                        <w:t>COPY --from=builder /app/</w:t>
-                      </w:r>
-                      <w:proofErr w:type="spellStart"/>
-                      <w:proofErr w:type="gramStart"/>
-                      <w:r>
-                        <w:rPr>
-                          <w:rFonts w:asciiTheme="majorBidi" w:hAnsiTheme="majorBidi" w:cstheme="majorBidi"/>
-                          <w:b/>
-                          <w:bCs/>
-                          <w:i/>
-                          <w:iCs/>
-                          <w:sz w:val="28"/>
-                          <w:szCs w:val="28"/>
-                        </w:rPr>
-                        <w:t>dist</w:t>
-                      </w:r>
-                      <w:proofErr w:type="spellEnd"/>
-                      <w:r>
-                        <w:rPr>
-                          <w:rFonts w:asciiTheme="majorBidi" w:hAnsiTheme="majorBidi" w:cstheme="majorBidi"/>
-                          <w:b/>
-                          <w:bCs/>
-                          <w:i/>
-                          <w:iCs/>
-                          <w:sz w:val="28"/>
-                          <w:szCs w:val="28"/>
-                        </w:rPr>
-                        <w:t xml:space="preserve"> .</w:t>
-                      </w:r>
-                      <w:proofErr w:type="gramEnd"/>
-                      <w:r>
-                        <w:rPr>
-                          <w:rFonts w:asciiTheme="majorBidi" w:hAnsiTheme="majorBidi" w:cstheme="majorBidi"/>
-                          <w:b/>
-                          <w:bCs/>
-                          <w:i/>
-                          <w:iCs/>
-                          <w:sz w:val="28"/>
-                          <w:szCs w:val="28"/>
-                        </w:rPr>
-                        <w:t>/</w:t>
-                      </w:r>
-                      <w:proofErr w:type="spellStart"/>
-                      <w:r>
-                        <w:rPr>
-                          <w:rFonts w:asciiTheme="majorBidi" w:hAnsiTheme="majorBidi" w:cstheme="majorBidi"/>
-                          <w:b/>
-                          <w:bCs/>
-                          <w:i/>
-                          <w:iCs/>
-                          <w:sz w:val="28"/>
-                          <w:szCs w:val="28"/>
-                        </w:rPr>
-                        <w:t>dist</w:t>
-                      </w:r>
-                      <w:proofErr w:type="spellEnd"/>
-                    </w:p>
-                    <w:p>
-                      <w:pPr>
-                        <w:spacing w:after="0"/>
-                        <w:rPr>
-                          <w:rFonts w:asciiTheme="majorBidi" w:hAnsiTheme="majorBidi" w:cstheme="majorBidi"/>
-                          <w:color w:val="808080" w:themeColor="background1" w:themeShade="80"/>
-                          <w:sz w:val="28"/>
-                          <w:szCs w:val="28"/>
-                        </w:rPr>
-                      </w:pPr>
-                      <w:r>
-                        <w:rPr>
-                          <w:rFonts w:asciiTheme="majorBidi" w:hAnsiTheme="majorBidi" w:cstheme="majorBidi"/>
-                          <w:color w:val="808080" w:themeColor="background1" w:themeShade="80"/>
-                          <w:sz w:val="28"/>
-                          <w:szCs w:val="28"/>
-                        </w:rPr>
-                        <w:t># 2. Expose the port the application listens on (optional, but good documentation)</w:t>
-                      </w:r>
-                    </w:p>
-                    <w:p>
-                      <w:pPr>
-                        <w:rPr>
-                          <w:rFonts w:asciiTheme="majorBidi" w:hAnsiTheme="majorBidi" w:cstheme="majorBidi"/>
-                          <w:b/>
-                          <w:bCs/>
-                          <w:i/>
-                          <w:iCs/>
-                          <w:sz w:val="28"/>
-                          <w:szCs w:val="28"/>
-                        </w:rPr>
-                      </w:pPr>
-                      <w:r>
-                        <w:rPr>
-                          <w:rFonts w:asciiTheme="majorBidi" w:hAnsiTheme="majorBidi" w:cstheme="majorBidi"/>
-                          <w:b/>
-                          <w:bCs/>
-                          <w:i/>
-                          <w:iCs/>
-                          <w:sz w:val="28"/>
-                          <w:szCs w:val="28"/>
-                        </w:rPr>
-                        <w:t>EXPOSE 3000</w:t>
-                      </w:r>
-                    </w:p>
                     <w:p>
                       <w:pPr>
                         <w:spacing w:after="0"/>
@@ -13193,152 +13431,12 @@
         <w:jc w:val="both"/>
         <w:rPr>
           <w:rFonts w:asciiTheme="majorBidi" w:hAnsiTheme="majorBidi" w:cstheme="majorBidi"/>
-          <w:sz w:val="28"/>
-          <w:szCs w:val="28"/>
-        </w:rPr>
-      </w:pPr>
-    </w:p>
-    <w:p>
-      <w:pPr>
-        <w:jc w:val="both"/>
-        <w:rPr>
-          <w:rFonts w:asciiTheme="majorBidi" w:hAnsiTheme="majorBidi" w:cstheme="majorBidi"/>
-          <w:sz w:val="28"/>
-          <w:szCs w:val="28"/>
-        </w:rPr>
-      </w:pPr>
-    </w:p>
-    <w:p>
-      <w:pPr>
-        <w:jc w:val="both"/>
-        <w:rPr>
-          <w:rFonts w:asciiTheme="majorBidi" w:hAnsiTheme="majorBidi" w:cstheme="majorBidi"/>
-          <w:sz w:val="28"/>
-          <w:szCs w:val="28"/>
-        </w:rPr>
-      </w:pPr>
-    </w:p>
-    <w:p>
-      <w:pPr>
-        <w:jc w:val="both"/>
-        <w:rPr>
-          <w:rFonts w:asciiTheme="majorBidi" w:hAnsiTheme="majorBidi" w:cstheme="majorBidi"/>
-          <w:sz w:val="28"/>
-          <w:szCs w:val="28"/>
-        </w:rPr>
-      </w:pPr>
-    </w:p>
-    <w:p>
-      <w:pPr>
-        <w:jc w:val="both"/>
-        <w:rPr>
-          <w:rFonts w:asciiTheme="majorBidi" w:hAnsiTheme="majorBidi" w:cstheme="majorBidi"/>
-          <w:sz w:val="28"/>
-          <w:szCs w:val="28"/>
-        </w:rPr>
-      </w:pPr>
-    </w:p>
-    <w:p>
-      <w:pPr>
-        <w:jc w:val="both"/>
-        <w:rPr>
-          <w:rFonts w:asciiTheme="majorBidi" w:hAnsiTheme="majorBidi" w:cstheme="majorBidi"/>
-          <w:sz w:val="28"/>
-          <w:szCs w:val="28"/>
-        </w:rPr>
-      </w:pPr>
-    </w:p>
-    <w:p>
-      <w:pPr>
-        <w:jc w:val="both"/>
-        <w:rPr>
-          <w:rFonts w:asciiTheme="majorBidi" w:hAnsiTheme="majorBidi" w:cstheme="majorBidi"/>
-          <w:sz w:val="28"/>
-          <w:szCs w:val="28"/>
-        </w:rPr>
-      </w:pPr>
-    </w:p>
-    <w:p>
-      <w:pPr>
-        <w:jc w:val="both"/>
-        <w:rPr>
-          <w:rFonts w:asciiTheme="majorBidi" w:hAnsiTheme="majorBidi" w:cstheme="majorBidi"/>
-          <w:sz w:val="28"/>
-          <w:szCs w:val="28"/>
-        </w:rPr>
-      </w:pPr>
-    </w:p>
-    <w:p>
-      <w:pPr>
-        <w:jc w:val="both"/>
-        <w:rPr>
-          <w:rFonts w:asciiTheme="majorBidi" w:hAnsiTheme="majorBidi" w:cstheme="majorBidi"/>
-          <w:sz w:val="28"/>
-          <w:szCs w:val="28"/>
-        </w:rPr>
-      </w:pPr>
-    </w:p>
-    <w:p>
-      <w:pPr>
-        <w:jc w:val="both"/>
-        <w:rPr>
-          <w:rFonts w:asciiTheme="majorBidi" w:hAnsiTheme="majorBidi" w:cstheme="majorBidi"/>
-          <w:sz w:val="28"/>
-          <w:szCs w:val="28"/>
-        </w:rPr>
-      </w:pPr>
-    </w:p>
-    <w:p>
-      <w:pPr>
-        <w:jc w:val="both"/>
-        <w:rPr>
-          <w:rFonts w:asciiTheme="majorBidi" w:hAnsiTheme="majorBidi" w:cstheme="majorBidi"/>
-          <w:sz w:val="28"/>
-          <w:szCs w:val="28"/>
-        </w:rPr>
-      </w:pPr>
-    </w:p>
-    <w:p>
-      <w:pPr>
-        <w:jc w:val="both"/>
-        <w:rPr>
-          <w:rFonts w:asciiTheme="majorBidi" w:hAnsiTheme="majorBidi" w:cstheme="majorBidi"/>
-          <w:sz w:val="28"/>
-          <w:szCs w:val="28"/>
-        </w:rPr>
-      </w:pPr>
-    </w:p>
-    <w:p>
-      <w:pPr>
-        <w:jc w:val="both"/>
-        <w:rPr>
-          <w:rFonts w:asciiTheme="majorBidi" w:hAnsiTheme="majorBidi" w:cstheme="majorBidi"/>
-          <w:sz w:val="28"/>
-          <w:szCs w:val="28"/>
-        </w:rPr>
-      </w:pPr>
-    </w:p>
-    <w:p>
-      <w:pPr>
-        <w:jc w:val="both"/>
-        <w:rPr>
-          <w:rFonts w:asciiTheme="majorBidi" w:hAnsiTheme="majorBidi" w:cstheme="majorBidi"/>
-          <w:sz w:val="28"/>
-          <w:szCs w:val="28"/>
-        </w:rPr>
-      </w:pPr>
-    </w:p>
-    <w:p>
-      <w:pPr>
-        <w:jc w:val="both"/>
-        <w:rPr>
-          <w:rFonts w:asciiTheme="majorBidi" w:hAnsiTheme="majorBidi" w:cstheme="majorBidi"/>
-          <w:b/>
-          <w:bCs/>
-          <w:i/>
-          <w:iCs/>
-          <w:sz w:val="32"/>
-          <w:szCs w:val="32"/>
+          <w:b/>
+          <w:bCs/>
+          <w:i/>
+          <w:iCs/>
+          <w:sz w:val="2"/>
+          <w:szCs w:val="2"/>
         </w:rPr>
       </w:pPr>
     </w:p>
@@ -13423,31 +13521,17 @@
         </w:rPr>
         <w:t xml:space="preserve"> is copied and installed before the entire source code (</w:t>
       </w:r>
-      <w:proofErr w:type="gramStart"/>
-      <w:r>
-        <w:rPr>
-          <w:rFonts w:asciiTheme="majorBidi" w:hAnsiTheme="majorBidi" w:cstheme="majorBidi"/>
-          <w:b/>
-          <w:bCs/>
-          <w:i/>
-          <w:iCs/>
-          <w:sz w:val="28"/>
-          <w:szCs w:val="28"/>
-        </w:rPr>
-        <w:t>COPY .</w:t>
-      </w:r>
-      <w:proofErr w:type="gramEnd"/>
-      <w:r>
-        <w:rPr>
-          <w:rFonts w:asciiTheme="majorBidi" w:hAnsiTheme="majorBidi" w:cstheme="majorBidi"/>
-          <w:b/>
-          <w:bCs/>
-          <w:i/>
-          <w:iCs/>
-          <w:sz w:val="28"/>
-          <w:szCs w:val="28"/>
-        </w:rPr>
-        <w:t xml:space="preserve"> .</w:t>
+      <w:r>
+        <w:rPr>
+          <w:rFonts w:asciiTheme="majorBidi" w:hAnsiTheme="majorBidi" w:cstheme="majorBidi"/>
+          <w:b/>
+          <w:bCs/>
+          <w:i/>
+          <w:iCs/>
+          <w:sz w:val="28"/>
+          <w:szCs w:val="28"/>
+        </w:rPr>
+        <w:t>COPY . .</w:t>
       </w:r>
       <w:r>
         <w:rPr>
@@ -13633,7 +13717,6 @@
           <w:sz w:val="28"/>
           <w:szCs w:val="28"/>
         </w:rPr>
-        <w:lastRenderedPageBreak/>
         <w:t>Separation of Concerns: All compilation/bundling happens in builder. The final image only contains the minimal Node runtime, the application’s production dependencies, and the final compiled artifacts in /dist.</w:t>
       </w:r>
     </w:p>
@@ -14147,6 +14230,7 @@
           <w:sz w:val="28"/>
           <w:szCs w:val="28"/>
         </w:rPr>
+        <w:lastRenderedPageBreak/>
         <w:t>--build-</w:t>
       </w:r>
       <w:proofErr w:type="spellStart"/>
@@ -14181,25 +14265,7 @@
           <w:sz w:val="28"/>
           <w:szCs w:val="28"/>
         </w:rPr>
-        <w:t xml:space="preserve"> → Passes runtime </w:t>
-      </w:r>
-      <w:proofErr w:type="gramStart"/>
-      <w:r>
-        <w:rPr>
-          <w:rFonts w:asciiTheme="majorBidi" w:hAnsiTheme="majorBidi" w:cstheme="majorBidi"/>
-          <w:sz w:val="28"/>
-          <w:szCs w:val="28"/>
-        </w:rPr>
-        <w:t>build</w:t>
-      </w:r>
-      <w:proofErr w:type="gramEnd"/>
-      <w:r>
-        <w:rPr>
-          <w:rFonts w:asciiTheme="majorBidi" w:hAnsiTheme="majorBidi" w:cstheme="majorBidi"/>
-          <w:sz w:val="28"/>
-          <w:szCs w:val="28"/>
-        </w:rPr>
-        <w:t xml:space="preserve"> variables defined by </w:t>
+        <w:t xml:space="preserve"> → Passes runtime build variables defined by </w:t>
       </w:r>
       <w:r>
         <w:rPr>
@@ -14651,7 +14717,6 @@
           <w:sz w:val="28"/>
           <w:szCs w:val="28"/>
         </w:rPr>
-        <w:lastRenderedPageBreak/>
         <w:t>For instructions that access the context (</w:t>
       </w:r>
       <w:r>
@@ -14743,7 +14808,7 @@
       </w:r>
     </w:p>
     <w:sectPr>
-      <w:pgSz w:w="12240" w:h="15840"/>
+      <w:pgSz w:w="11906" w:h="16838" w:code="9"/>
       <w:pgMar w:top="720" w:right="720" w:bottom="720" w:left="720" w:header="720" w:footer="720" w:gutter="0"/>
       <w:cols w:space="720"/>
       <w:docGrid w:linePitch="360"/>
@@ -14753,7 +14818,7 @@
 </file>
 
 <file path=word/numbering.xml><?xml version="1.0" encoding="utf-8"?>
-<w:numbering xmlns:wpc="http://schemas.microsoft.com/office/word/2010/wordprocessingCanvas" xmlns:cx="http://schemas.microsoft.com/office/drawing/2014/chartex" xmlns:cx1="http://schemas.microsoft.com/office/drawing/2015/9/8/chartex" xmlns:cx2="http://schemas.microsoft.com/office/drawing/2015/10/21/chartex" xmlns:cx3="http://schemas.microsoft.com/office/drawing/2016/5/9/chartex" xmlns:cx4="http://schemas.microsoft.com/office/drawing/2016/5/10/chartex" xmlns:cx5="http://schemas.microsoft.com/office/drawing/2016/5/11/chartex" xmlns:cx6="http://schemas.microsoft.com/office/drawing/2016/5/12/chartex" xmlns:cx7="http://schemas.microsoft.com/office/drawing/2016/5/13/chartex" xmlns:cx8="http://schemas.microsoft.com/office/drawing/2016/5/14/chartex" xmlns:mc="http://schemas.openxmlformats.org/markup-compatibility/2006" xmlns:aink="http://schemas.microsoft.com/office/drawing/2016/ink" xmlns:am3d="http://schemas.microsoft.com/office/drawing/2017/model3d" xmlns:o="urn:schemas-microsoft-com:office:office" xmlns:oel="http://schemas.microsoft.com/office/2019/extlst" xmlns:r="http://schemas.openxmlformats.org/officeDocument/2006/relationships" xmlns:m="http://schemas.openxmlformats.org/officeDocument/2006/math" xmlns:v="urn:schemas-microsoft-com:vml" xmlns:wp14="http://schemas.microsoft.com/office/word/2010/wordprocessingDrawing" xmlns:wp="http://schemas.openxmlformats.org/drawingml/2006/wordprocessingDrawing" xmlns:w10="urn:schemas-microsoft-com:office:word" xmlns:w="http://schemas.openxmlformats.org/wordprocessingml/2006/main" xmlns:w14="http://schemas.microsoft.com/office/word/2010/wordml" xmlns:w15="http://schemas.microsoft.com/office/word/2012/wordml" xmlns:w16cex="http://schemas.microsoft.com/office/word/2018/wordml/cex" xmlns:w16cid="http://schemas.microsoft.com/office/word/2016/wordml/cid" xmlns:w16="http://schemas.microsoft.com/office/word/2018/wordml" xmlns:w16du="http://schemas.microsoft.com/office/word/2023/wordml/word16du" xmlns:w16sdtdh="http://schemas.microsoft.com/office/word/2020/wordml/sdtdatahash" xmlns:w16sdtfl="http://schemas.microsoft.com/office/word/2024/wordml/sdtformatlock" xmlns:w16se="http://schemas.microsoft.com/office/word/2015/wordml/symex" xmlns:wpg="http://schemas.microsoft.com/office/word/2010/wordprocessingGroup" xmlns:wpi="http://schemas.microsoft.com/office/word/2010/wordprocessingInk" xmlns:wne="http://schemas.microsoft.com/office/word/2006/wordml" xmlns:wps="http://schemas.microsoft.com/office/word/2010/wordprocessingShape" mc:Ignorable="w14 w15 w16se w16cid w16 w16cex w16sdtdh w16sdtfl w16du wp14">
+<w:numbering xmlns:wpc="http://schemas.microsoft.com/office/word/2010/wordprocessingCanvas" xmlns:cx="http://schemas.microsoft.com/office/drawing/2014/chartex" xmlns:cx1="http://schemas.microsoft.com/office/drawing/2015/9/8/chartex" xmlns:cx2="http://schemas.microsoft.com/office/drawing/2015/10/21/chartex" xmlns:cx3="http://schemas.microsoft.com/office/drawing/2016/5/9/chartex" xmlns:cx4="http://schemas.microsoft.com/office/drawing/2016/5/10/chartex" xmlns:cx5="http://schemas.microsoft.com/office/drawing/2016/5/11/chartex" xmlns:cx6="http://schemas.microsoft.com/office/drawing/2016/5/12/chartex" xmlns:cx7="http://schemas.microsoft.com/office/drawing/2016/5/13/chartex" xmlns:cx8="http://schemas.microsoft.com/office/drawing/2016/5/14/chartex" xmlns:mc="http://schemas.openxmlformats.org/markup-compatibility/2006" xmlns:aink="http://schemas.microsoft.com/office/drawing/2016/ink" xmlns:am3d="http://schemas.microsoft.com/office/drawing/2017/model3d" xmlns:o="urn:schemas-microsoft-com:office:office" xmlns:oel="http://schemas.microsoft.com/office/2019/extlst" xmlns:r="http://schemas.openxmlformats.org/officeDocument/2006/relationships" xmlns:m="http://schemas.openxmlformats.org/officeDocument/2006/math" xmlns:v="urn:schemas-microsoft-com:vml" xmlns:wp14="http://schemas.microsoft.com/office/word/2010/wordprocessingDrawing" xmlns:wp="http://schemas.openxmlformats.org/drawingml/2006/wordprocessingDrawing" xmlns:w10="urn:schemas-microsoft-com:office:word" xmlns:w="http://schemas.openxmlformats.org/wordprocessingml/2006/main" xmlns:w14="http://schemas.microsoft.com/office/word/2010/wordml" xmlns:w15="http://schemas.microsoft.com/office/word/2012/wordml" xmlns:w16cex="http://schemas.microsoft.com/office/word/2018/wordml/cex" xmlns:w16cid="http://schemas.microsoft.com/office/word/2016/wordml/cid" xmlns:w16="http://schemas.microsoft.com/office/word/2018/wordml" xmlns:w16sdtdh="http://schemas.microsoft.com/office/word/2020/wordml/sdtdatahash" xmlns:w16se="http://schemas.microsoft.com/office/word/2015/wordml/symex" xmlns:wpg="http://schemas.microsoft.com/office/word/2010/wordprocessingGroup" xmlns:wpi="http://schemas.microsoft.com/office/word/2010/wordprocessingInk" xmlns:wne="http://schemas.microsoft.com/office/word/2006/wordml" xmlns:wps="http://schemas.microsoft.com/office/word/2010/wordprocessingShape" mc:Ignorable="w14 w15 w16se w16cid w16 w16cex w16sdtdh wp14">
   <w:abstractNum w:abstractNumId="0" w15:restartNumberingAfterBreak="0">
     <w:nsid w:val="03D65AAD"/>
     <w:multiLevelType w:val="hybridMultilevel"/>
@@ -17229,7 +17294,7 @@
 </file>
 
 <file path=word/styles.xml><?xml version="1.0" encoding="utf-8"?>
-<w:styles xmlns:mc="http://schemas.openxmlformats.org/markup-compatibility/2006" xmlns:r="http://schemas.openxmlformats.org/officeDocument/2006/relationships" xmlns:w="http://schemas.openxmlformats.org/wordprocessingml/2006/main" xmlns:w14="http://schemas.microsoft.com/office/word/2010/wordml" xmlns:w15="http://schemas.microsoft.com/office/word/2012/wordml" xmlns:w16cex="http://schemas.microsoft.com/office/word/2018/wordml/cex" xmlns:w16cid="http://schemas.microsoft.com/office/word/2016/wordml/cid" xmlns:w16="http://schemas.microsoft.com/office/word/2018/wordml" xmlns:w16du="http://schemas.microsoft.com/office/word/2023/wordml/word16du" xmlns:w16sdtdh="http://schemas.microsoft.com/office/word/2020/wordml/sdtdatahash" xmlns:w16sdtfl="http://schemas.microsoft.com/office/word/2024/wordml/sdtformatlock" xmlns:w16se="http://schemas.microsoft.com/office/word/2015/wordml/symex" mc:Ignorable="w14 w15 w16se w16cid w16 w16cex w16sdtdh w16sdtfl w16du">
+<w:styles xmlns:mc="http://schemas.openxmlformats.org/markup-compatibility/2006" xmlns:r="http://schemas.openxmlformats.org/officeDocument/2006/relationships" xmlns:w="http://schemas.openxmlformats.org/wordprocessingml/2006/main" xmlns:w14="http://schemas.microsoft.com/office/word/2010/wordml" xmlns:w15="http://schemas.microsoft.com/office/word/2012/wordml" xmlns:w16cex="http://schemas.microsoft.com/office/word/2018/wordml/cex" xmlns:w16cid="http://schemas.microsoft.com/office/word/2016/wordml/cid" xmlns:w16="http://schemas.microsoft.com/office/word/2018/wordml" xmlns:w16sdtdh="http://schemas.microsoft.com/office/word/2020/wordml/sdtdatahash" xmlns:w16se="http://schemas.microsoft.com/office/word/2015/wordml/symex" mc:Ignorable="w14 w15 w16se w16cid w16 w16cex w16sdtdh">
   <w:docDefaults>
     <w:rPrDefault>
       <w:rPr>

--- a/Docker/8-dockerfile.docx
+++ b/Docker/8-dockerfile.docx
@@ -4,6 +4,7 @@
   <w:body>
     <w:p>
       <w:pPr>
+        <w:spacing w:after="120"/>
         <w:jc w:val="both"/>
         <w:rPr>
           <w:rFonts w:asciiTheme="majorBidi" w:hAnsiTheme="majorBidi" w:cstheme="majorBidi"/>
@@ -23,6 +24,8 @@
       <w:r>
         <w:rPr>
           <w:rFonts w:asciiTheme="majorBidi" w:hAnsiTheme="majorBidi" w:cstheme="majorBidi"/>
+          <w:b/>
+          <w:bCs/>
           <w:sz w:val="28"/>
           <w:szCs w:val="28"/>
         </w:rPr>
@@ -58,7 +61,7 @@
     </w:p>
     <w:p>
       <w:pPr>
-        <w:spacing w:after="120"/>
+        <w:spacing w:after="60"/>
         <w:jc w:val="both"/>
         <w:rPr>
           <w:rFonts w:asciiTheme="majorBidi" w:hAnsiTheme="majorBidi" w:cstheme="majorBidi"/>
@@ -218,6 +221,7 @@
           <w:ilvl w:val="0"/>
           <w:numId w:val="1"/>
         </w:numPr>
+        <w:spacing w:after="120"/>
         <w:ind w:left="360"/>
         <w:jc w:val="both"/>
         <w:rPr>
@@ -1757,6 +1761,10 @@
       <w:r>
         <w:rPr>
           <w:rFonts w:asciiTheme="majorBidi" w:hAnsiTheme="majorBidi" w:cstheme="majorBidi"/>
+          <w:b/>
+          <w:bCs/>
+          <w:i/>
+          <w:iCs/>
           <w:sz w:val="28"/>
           <w:szCs w:val="28"/>
         </w:rPr>
@@ -1875,14 +1883,32 @@
           <w:sz w:val="28"/>
           <w:szCs w:val="28"/>
         </w:rPr>
-        <w:t>. By default, Docker uses /bin/</w:t>
+        <w:t xml:space="preserve">. By default, Docker uses </w:t>
+      </w:r>
+      <w:r>
+        <w:rPr>
+          <w:rFonts w:asciiTheme="majorBidi" w:hAnsiTheme="majorBidi" w:cstheme="majorBidi"/>
+          <w:b/>
+          <w:bCs/>
+          <w:i/>
+          <w:iCs/>
+          <w:sz w:val="28"/>
+          <w:szCs w:val="28"/>
+          <w:u w:val="single"/>
+        </w:rPr>
+        <w:t>/bin/</w:t>
       </w:r>
       <w:proofErr w:type="spellStart"/>
       <w:r>
         <w:rPr>
           <w:rFonts w:asciiTheme="majorBidi" w:hAnsiTheme="majorBidi" w:cstheme="majorBidi"/>
-          <w:sz w:val="28"/>
-          <w:szCs w:val="28"/>
+          <w:b/>
+          <w:bCs/>
+          <w:i/>
+          <w:iCs/>
+          <w:sz w:val="28"/>
+          <w:szCs w:val="28"/>
+          <w:u w:val="single"/>
         </w:rPr>
         <w:t>sh</w:t>
       </w:r>
@@ -1892,8 +1918,38 @@
           <w:rFonts w:asciiTheme="majorBidi" w:hAnsiTheme="majorBidi" w:cstheme="majorBidi"/>
           <w:sz w:val="28"/>
           <w:szCs w:val="28"/>
-        </w:rPr>
-        <w:t xml:space="preserve"> -c as the shell interpreter for shell-form instructions. The </w:t>
+          <w:u w:val="single"/>
+        </w:rPr>
+        <w:t xml:space="preserve"> </w:t>
+      </w:r>
+      <w:r>
+        <w:rPr>
+          <w:rFonts w:asciiTheme="majorBidi" w:hAnsiTheme="majorBidi" w:cstheme="majorBidi"/>
+          <w:b/>
+          <w:bCs/>
+          <w:i/>
+          <w:iCs/>
+          <w:sz w:val="28"/>
+          <w:szCs w:val="28"/>
+          <w:u w:val="single"/>
+        </w:rPr>
+        <w:t>-c</w:t>
+      </w:r>
+      <w:r>
+        <w:rPr>
+          <w:rFonts w:asciiTheme="majorBidi" w:hAnsiTheme="majorBidi" w:cstheme="majorBidi"/>
+          <w:sz w:val="28"/>
+          <w:szCs w:val="28"/>
+        </w:rPr>
+        <w:t xml:space="preserve"> </w:t>
+      </w:r>
+      <w:r>
+        <w:rPr>
+          <w:rFonts w:asciiTheme="majorBidi" w:hAnsiTheme="majorBidi" w:cstheme="majorBidi"/>
+          <w:sz w:val="28"/>
+          <w:szCs w:val="28"/>
+        </w:rPr>
+        <w:t xml:space="preserve">as the shell interpreter for shell-form instructions. The </w:t>
       </w:r>
       <w:r>
         <w:rPr>
@@ -2308,6 +2364,7 @@
     <w:p>
       <w:pPr>
         <w:ind w:left="360"/>
+        <w:jc w:val="both"/>
         <w:rPr>
           <w:rFonts w:asciiTheme="majorBidi" w:hAnsiTheme="majorBidi" w:cstheme="majorBidi"/>
           <w:b/>
@@ -5226,7 +5283,27 @@
           <w:sz w:val="28"/>
           <w:szCs w:val="28"/>
         </w:rPr>
-        <w:t xml:space="preserve"> instruction, ensuring that the application specified in CMD (</w:t>
+        <w:t xml:space="preserve"> instruction, ensuring that the application specified in </w:t>
+      </w:r>
+      <w:r>
+        <w:rPr>
+          <w:rFonts w:asciiTheme="majorBidi" w:hAnsiTheme="majorBidi" w:cstheme="majorBidi"/>
+          <w:b/>
+          <w:bCs/>
+          <w:i/>
+          <w:iCs/>
+          <w:sz w:val="28"/>
+          <w:szCs w:val="28"/>
+        </w:rPr>
+        <w:t>CMD</w:t>
+      </w:r>
+      <w:r>
+        <w:rPr>
+          <w:rFonts w:asciiTheme="majorBidi" w:hAnsiTheme="majorBidi" w:cstheme="majorBidi"/>
+          <w:sz w:val="28"/>
+          <w:szCs w:val="28"/>
+        </w:rPr>
+        <w:t xml:space="preserve"> (</w:t>
       </w:r>
       <w:r>
         <w:rPr>
@@ -5843,6 +5920,7 @@
     </w:p>
     <w:p>
       <w:pPr>
+        <w:spacing w:after="120"/>
         <w:jc w:val="both"/>
         <w:rPr>
           <w:rFonts w:asciiTheme="majorBidi" w:hAnsiTheme="majorBidi" w:cstheme="majorBidi"/>
@@ -6594,7 +6672,27 @@
           <w:sz w:val="28"/>
           <w:szCs w:val="28"/>
         </w:rPr>
-        <w:t xml:space="preserve"> Always clean up cache files (like apt-get clean or deleting package lists) within the same RUN instruction where they were created. If you clean up in a later layer, the data still exists in the previous layer, bloating the final image size.</w:t>
+        <w:t xml:space="preserve"> Always clean up cache files (like </w:t>
+      </w:r>
+      <w:r>
+        <w:rPr>
+          <w:rFonts w:asciiTheme="majorBidi" w:hAnsiTheme="majorBidi" w:cstheme="majorBidi"/>
+          <w:b/>
+          <w:bCs/>
+          <w:i/>
+          <w:iCs/>
+          <w:sz w:val="28"/>
+          <w:szCs w:val="28"/>
+        </w:rPr>
+        <w:t>apt-get clean</w:t>
+      </w:r>
+      <w:r>
+        <w:rPr>
+          <w:rFonts w:asciiTheme="majorBidi" w:hAnsiTheme="majorBidi" w:cstheme="majorBidi"/>
+          <w:sz w:val="28"/>
+          <w:szCs w:val="28"/>
+        </w:rPr>
+        <w:t xml:space="preserve"> or deleting package lists) within the same RUN instruction where they were created. If you clean up in a later layer, the data still exists in the previous layer, bloating the final image size.</w:t>
       </w:r>
     </w:p>
     <w:p>
@@ -6662,7 +6760,27 @@
           <w:sz w:val="28"/>
           <w:szCs w:val="28"/>
         </w:rPr>
-        <w:t xml:space="preserve"> Place instructions that change infrequently (like installing core dependencies via RUN) before instructions that change often (like copying application source code via COPY). This maximizes Docker’s build cache effectiveness.</w:t>
+        <w:t xml:space="preserve"> Place instructions that change infrequently (like installing core dependencies via </w:t>
+      </w:r>
+      <w:r>
+        <w:rPr>
+          <w:rFonts w:asciiTheme="majorBidi" w:hAnsiTheme="majorBidi" w:cstheme="majorBidi"/>
+          <w:b/>
+          <w:bCs/>
+          <w:i/>
+          <w:iCs/>
+          <w:sz w:val="28"/>
+          <w:szCs w:val="28"/>
+        </w:rPr>
+        <w:t>RUN</w:t>
+      </w:r>
+      <w:r>
+        <w:rPr>
+          <w:rFonts w:asciiTheme="majorBidi" w:hAnsiTheme="majorBidi" w:cstheme="majorBidi"/>
+          <w:sz w:val="28"/>
+          <w:szCs w:val="28"/>
+        </w:rPr>
+        <w:t>) before instructions that change often (like copying application source code via COPY). This maximizes Docker’s build cache effectiveness.</w:t>
       </w:r>
     </w:p>
     <w:p>
@@ -7264,6 +7382,7 @@
     </w:p>
     <w:p>
       <w:pPr>
+        <w:spacing w:after="120"/>
         <w:jc w:val="both"/>
         <w:rPr>
           <w:rFonts w:asciiTheme="majorBidi" w:hAnsiTheme="majorBidi" w:cstheme="majorBidi"/>
@@ -9354,6 +9473,7 @@
     </w:p>
     <w:p>
       <w:pPr>
+        <w:spacing w:after="60"/>
         <w:jc w:val="both"/>
         <w:rPr>
           <w:rFonts w:asciiTheme="majorBidi" w:hAnsiTheme="majorBidi" w:cstheme="majorBidi"/>
@@ -9437,6 +9557,7 @@
     </w:p>
     <w:p>
       <w:pPr>
+        <w:spacing w:after="120"/>
         <w:ind w:left="360"/>
         <w:jc w:val="both"/>
         <w:rPr>
@@ -9968,6 +10089,7 @@
     </w:p>
     <w:p>
       <w:pPr>
+        <w:spacing w:after="60"/>
         <w:jc w:val="both"/>
         <w:rPr>
           <w:rFonts w:asciiTheme="majorBidi" w:hAnsiTheme="majorBidi" w:cstheme="majorBidi"/>
@@ -13768,6 +13890,7 @@
     </w:p>
     <w:p>
       <w:pPr>
+        <w:spacing w:after="120"/>
         <w:jc w:val="both"/>
         <w:rPr>
           <w:rFonts w:asciiTheme="majorBidi" w:hAnsiTheme="majorBidi" w:cstheme="majorBidi"/>
@@ -13812,6 +13935,8 @@
     </w:p>
     <w:p>
       <w:pPr>
+        <w:spacing w:after="60"/>
+        <w:jc w:val="both"/>
         <w:rPr>
           <w:rFonts w:asciiTheme="majorBidi" w:hAnsiTheme="majorBidi" w:cstheme="majorBidi"/>
           <w:sz w:val="28"/>
@@ -13847,6 +13972,7 @@
     </w:p>
     <w:p>
       <w:pPr>
+        <w:spacing w:after="60"/>
         <w:jc w:val="both"/>
         <w:rPr>
           <w:rFonts w:asciiTheme="majorBidi" w:hAnsiTheme="majorBidi" w:cstheme="majorBidi"/>
@@ -14044,8 +14170,29 @@
           <w:sz w:val="28"/>
           <w:szCs w:val="28"/>
         </w:rPr>
-        <w:t xml:space="preserve">) to the resulting image. If omitted, Docker assigns a random ID. The convention is </w:t>
-      </w:r>
+        <w:t>) to the resulting image. If omitted, Docker assigns a random ID. The convention is</w:t>
+      </w:r>
+      <w:r>
+        <w:rPr>
+          <w:rFonts w:asciiTheme="majorBidi" w:hAnsiTheme="majorBidi" w:cstheme="majorBidi"/>
+          <w:sz w:val="28"/>
+          <w:szCs w:val="28"/>
+        </w:rPr>
+        <w:t>:</w:t>
+      </w:r>
+    </w:p>
+    <w:p>
+      <w:pPr>
+        <w:pStyle w:val="ListParagraph"/>
+        <w:spacing w:after="120"/>
+        <w:ind w:left="360"/>
+        <w:jc w:val="both"/>
+        <w:rPr>
+          <w:rFonts w:asciiTheme="majorBidi" w:hAnsiTheme="majorBidi" w:cstheme="majorBidi"/>
+          <w:sz w:val="28"/>
+          <w:szCs w:val="28"/>
+        </w:rPr>
+      </w:pPr>
       <w:r>
         <w:rPr>
           <w:rFonts w:asciiTheme="majorBidi" w:hAnsiTheme="majorBidi" w:cstheme="majorBidi"/>
@@ -14097,6 +14244,7 @@
     </w:p>
     <w:p>
       <w:pPr>
+        <w:spacing w:after="120"/>
         <w:jc w:val="both"/>
         <w:rPr>
           <w:rFonts w:asciiTheme="majorBidi" w:hAnsiTheme="majorBidi" w:cstheme="majorBidi"/>
@@ -14119,12 +14267,28 @@
           <w:sz w:val="28"/>
           <w:szCs w:val="28"/>
         </w:rPr>
-        <w:t>the .</w:t>
+        <w:t xml:space="preserve">the </w:t>
+      </w:r>
+      <w:r>
+        <w:rPr>
+          <w:rFonts w:asciiTheme="majorBidi" w:hAnsiTheme="majorBidi" w:cstheme="majorBidi"/>
+          <w:b/>
+          <w:bCs/>
+          <w:i/>
+          <w:iCs/>
+          <w:sz w:val="28"/>
+          <w:szCs w:val="28"/>
+        </w:rPr>
+        <w:t>.</w:t>
       </w:r>
       <w:proofErr w:type="spellStart"/>
       <w:r>
         <w:rPr>
           <w:rFonts w:asciiTheme="majorBidi" w:hAnsiTheme="majorBidi" w:cstheme="majorBidi"/>
+          <w:b/>
+          <w:bCs/>
+          <w:i/>
+          <w:iCs/>
           <w:sz w:val="28"/>
           <w:szCs w:val="28"/>
         </w:rPr>
@@ -14143,7 +14307,8 @@
     </w:p>
     <w:p>
       <w:pPr>
-        <w:spacing w:after="120"/>
+        <w:spacing w:after="60"/>
+        <w:jc w:val="both"/>
         <w:rPr>
           <w:rFonts w:asciiTheme="majorBidi" w:hAnsiTheme="majorBidi" w:cstheme="majorBidi"/>
           <w:sz w:val="28"/>
@@ -14169,6 +14334,7 @@
           <w:numId w:val="13"/>
         </w:numPr>
         <w:ind w:left="360"/>
+        <w:jc w:val="both"/>
         <w:rPr>
           <w:rFonts w:asciiTheme="majorBidi" w:hAnsiTheme="majorBidi" w:cstheme="majorBidi"/>
           <w:sz w:val="28"/>
@@ -14214,23 +14380,23 @@
           <w:numId w:val="13"/>
         </w:numPr>
         <w:ind w:left="360"/>
-        <w:rPr>
-          <w:rFonts w:asciiTheme="majorBidi" w:hAnsiTheme="majorBidi" w:cstheme="majorBidi"/>
-          <w:sz w:val="28"/>
-          <w:szCs w:val="28"/>
-        </w:rPr>
-      </w:pPr>
-      <w:r>
-        <w:rPr>
-          <w:rFonts w:asciiTheme="majorBidi" w:hAnsiTheme="majorBidi" w:cstheme="majorBidi"/>
-          <w:b/>
-          <w:bCs/>
-          <w:i/>
-          <w:iCs/>
-          <w:sz w:val="28"/>
-          <w:szCs w:val="28"/>
-        </w:rPr>
-        <w:lastRenderedPageBreak/>
+        <w:jc w:val="both"/>
+        <w:rPr>
+          <w:rFonts w:asciiTheme="majorBidi" w:hAnsiTheme="majorBidi" w:cstheme="majorBidi"/>
+          <w:sz w:val="28"/>
+          <w:szCs w:val="28"/>
+        </w:rPr>
+      </w:pPr>
+      <w:r>
+        <w:rPr>
+          <w:rFonts w:asciiTheme="majorBidi" w:hAnsiTheme="majorBidi" w:cstheme="majorBidi"/>
+          <w:b/>
+          <w:bCs/>
+          <w:i/>
+          <w:iCs/>
+          <w:sz w:val="28"/>
+          <w:szCs w:val="28"/>
+        </w:rPr>
         <w:t>--build-</w:t>
       </w:r>
       <w:proofErr w:type="spellStart"/>
@@ -14318,22 +14484,24 @@
           <w:numId w:val="13"/>
         </w:numPr>
         <w:ind w:left="360"/>
-        <w:rPr>
-          <w:rFonts w:asciiTheme="majorBidi" w:hAnsiTheme="majorBidi" w:cstheme="majorBidi"/>
-          <w:sz w:val="28"/>
-          <w:szCs w:val="28"/>
-        </w:rPr>
-      </w:pPr>
-      <w:r>
-        <w:rPr>
-          <w:rFonts w:asciiTheme="majorBidi" w:hAnsiTheme="majorBidi" w:cstheme="majorBidi"/>
-          <w:b/>
-          <w:bCs/>
-          <w:i/>
-          <w:iCs/>
-          <w:sz w:val="28"/>
-          <w:szCs w:val="28"/>
-        </w:rPr>
+        <w:jc w:val="both"/>
+        <w:rPr>
+          <w:rFonts w:asciiTheme="majorBidi" w:hAnsiTheme="majorBidi" w:cstheme="majorBidi"/>
+          <w:sz w:val="28"/>
+          <w:szCs w:val="28"/>
+        </w:rPr>
+      </w:pPr>
+      <w:r>
+        <w:rPr>
+          <w:rFonts w:asciiTheme="majorBidi" w:hAnsiTheme="majorBidi" w:cstheme="majorBidi"/>
+          <w:b/>
+          <w:bCs/>
+          <w:i/>
+          <w:iCs/>
+          <w:sz w:val="28"/>
+          <w:szCs w:val="28"/>
+        </w:rPr>
+        <w:lastRenderedPageBreak/>
         <w:t>-f &lt;file</w:t>
       </w:r>
       <w:r>
@@ -14413,6 +14581,7 @@
       <w:pPr>
         <w:pStyle w:val="ListParagraph"/>
         <w:ind w:left="360"/>
+        <w:jc w:val="both"/>
         <w:rPr>
           <w:rFonts w:asciiTheme="majorBidi" w:hAnsiTheme="majorBidi" w:cstheme="majorBidi"/>
           <w:sz w:val="28"/>
@@ -14568,6 +14737,11 @@
     </w:p>
     <w:p>
       <w:pPr>
+        <w:tabs>
+          <w:tab w:val="center" w:pos="5233"/>
+        </w:tabs>
+        <w:spacing w:after="60"/>
+        <w:jc w:val="both"/>
         <w:rPr>
           <w:rFonts w:asciiTheme="majorBidi" w:hAnsiTheme="majorBidi" w:cstheme="majorBidi"/>
           <w:b/>
@@ -14595,6 +14769,16 @@
           <w:szCs w:val="32"/>
         </w:rPr>
         <w:t>:</w:t>
+      </w:r>
+      <w:r>
+        <w:rPr>
+          <w:rFonts w:asciiTheme="majorBidi" w:hAnsiTheme="majorBidi" w:cstheme="majorBidi"/>
+          <w:b/>
+          <w:bCs/>
+          <w:sz w:val="32"/>
+          <w:szCs w:val="32"/>
+        </w:rPr>
+        <w:tab/>
       </w:r>
     </w:p>
     <w:p>
@@ -14605,6 +14789,7 @@
           <w:numId w:val="15"/>
         </w:numPr>
         <w:ind w:left="360"/>
+        <w:jc w:val="both"/>
         <w:rPr>
           <w:rFonts w:asciiTheme="majorBidi" w:hAnsiTheme="majorBidi" w:cstheme="majorBidi"/>
           <w:sz w:val="28"/>
@@ -14629,19 +14814,30 @@
         </w:numPr>
         <w:spacing w:after="0"/>
         <w:ind w:left="360"/>
-        <w:rPr>
-          <w:rFonts w:asciiTheme="majorBidi" w:hAnsiTheme="majorBidi" w:cstheme="majorBidi"/>
-          <w:sz w:val="28"/>
-          <w:szCs w:val="28"/>
-        </w:rPr>
-      </w:pPr>
-      <w:r>
-        <w:rPr>
-          <w:rFonts w:asciiTheme="majorBidi" w:hAnsiTheme="majorBidi" w:cstheme="majorBidi"/>
-          <w:sz w:val="28"/>
-          <w:szCs w:val="28"/>
-        </w:rPr>
-        <w:t xml:space="preserve">Instruction Execution: The daemon reads the </w:t>
+        <w:jc w:val="both"/>
+        <w:rPr>
+          <w:rFonts w:asciiTheme="majorBidi" w:hAnsiTheme="majorBidi" w:cstheme="majorBidi"/>
+          <w:sz w:val="28"/>
+          <w:szCs w:val="28"/>
+        </w:rPr>
+      </w:pPr>
+      <w:r>
+        <w:rPr>
+          <w:rFonts w:asciiTheme="majorBidi" w:hAnsiTheme="majorBidi" w:cstheme="majorBidi"/>
+          <w:b/>
+          <w:bCs/>
+          <w:sz w:val="28"/>
+          <w:szCs w:val="28"/>
+        </w:rPr>
+        <w:t>Instruction Execution:</w:t>
+      </w:r>
+      <w:r>
+        <w:rPr>
+          <w:rFonts w:asciiTheme="majorBidi" w:hAnsiTheme="majorBidi" w:cstheme="majorBidi"/>
+          <w:sz w:val="28"/>
+          <w:szCs w:val="28"/>
+        </w:rPr>
+        <w:t xml:space="preserve"> The daemon reads the </w:t>
       </w:r>
       <w:proofErr w:type="spellStart"/>
       <w:r>
@@ -14666,6 +14862,7 @@
       <w:pPr>
         <w:spacing w:after="0"/>
         <w:ind w:left="360"/>
+        <w:jc w:val="both"/>
         <w:rPr>
           <w:rFonts w:asciiTheme="majorBidi" w:hAnsiTheme="majorBidi" w:cstheme="majorBidi"/>
           <w:sz w:val="28"/>
@@ -14705,6 +14902,7 @@
       <w:pPr>
         <w:spacing w:after="0"/>
         <w:ind w:left="360"/>
+        <w:jc w:val="both"/>
         <w:rPr>
           <w:rFonts w:asciiTheme="majorBidi" w:hAnsiTheme="majorBidi" w:cstheme="majorBidi"/>
           <w:sz w:val="28"/>
@@ -14748,19 +14946,30 @@
           <w:numId w:val="15"/>
         </w:numPr>
         <w:ind w:left="360"/>
-        <w:rPr>
-          <w:rFonts w:asciiTheme="majorBidi" w:hAnsiTheme="majorBidi" w:cstheme="majorBidi"/>
-          <w:sz w:val="28"/>
-          <w:szCs w:val="28"/>
-        </w:rPr>
-      </w:pPr>
-      <w:r>
-        <w:rPr>
-          <w:rFonts w:asciiTheme="majorBidi" w:hAnsiTheme="majorBidi" w:cstheme="majorBidi"/>
-          <w:sz w:val="28"/>
-          <w:szCs w:val="28"/>
-        </w:rPr>
-        <w:t>Layer Creation: Each successful instruction (except FROM, ARG, ENV, WORKDIR, USER in some cases) results in a new, immutable image layer.</w:t>
+        <w:jc w:val="both"/>
+        <w:rPr>
+          <w:rFonts w:asciiTheme="majorBidi" w:hAnsiTheme="majorBidi" w:cstheme="majorBidi"/>
+          <w:sz w:val="28"/>
+          <w:szCs w:val="28"/>
+        </w:rPr>
+      </w:pPr>
+      <w:r>
+        <w:rPr>
+          <w:rFonts w:asciiTheme="majorBidi" w:hAnsiTheme="majorBidi" w:cstheme="majorBidi"/>
+          <w:b/>
+          <w:bCs/>
+          <w:sz w:val="28"/>
+          <w:szCs w:val="28"/>
+        </w:rPr>
+        <w:t>Layer Creation:</w:t>
+      </w:r>
+      <w:r>
+        <w:rPr>
+          <w:rFonts w:asciiTheme="majorBidi" w:hAnsiTheme="majorBidi" w:cstheme="majorBidi"/>
+          <w:sz w:val="28"/>
+          <w:szCs w:val="28"/>
+        </w:rPr>
+        <w:t xml:space="preserve"> Each successful instruction (except FROM, ARG, ENV, WORKDIR, USER in some cases) results in a new, immutable image layer.</w:t>
       </w:r>
     </w:p>
     <w:p>
@@ -14781,16 +14990,30 @@
       <w:r>
         <w:rPr>
           <w:rFonts w:asciiTheme="majorBidi" w:hAnsiTheme="majorBidi" w:cstheme="majorBidi"/>
-          <w:sz w:val="28"/>
-          <w:szCs w:val="28"/>
-        </w:rPr>
-        <w:t>Final Image: Once all steps are complete, the final layer references are combined according to the metadata defined in the last instruction, resulting in the tagged image (</w:t>
+          <w:b/>
+          <w:bCs/>
+          <w:sz w:val="28"/>
+          <w:szCs w:val="28"/>
+        </w:rPr>
+        <w:t>Final Image:</w:t>
+      </w:r>
+      <w:r>
+        <w:rPr>
+          <w:rFonts w:asciiTheme="majorBidi" w:hAnsiTheme="majorBidi" w:cstheme="majorBidi"/>
+          <w:sz w:val="28"/>
+          <w:szCs w:val="28"/>
+        </w:rPr>
+        <w:t xml:space="preserve"> Once all steps are complete, the final layer references are combined according to the metadata defined in the last instruction, resulting in the tagged image (</w:t>
       </w:r>
       <w:proofErr w:type="spellStart"/>
       <w:proofErr w:type="gramStart"/>
       <w:r>
         <w:rPr>
           <w:rFonts w:asciiTheme="majorBidi" w:hAnsiTheme="majorBidi" w:cstheme="majorBidi"/>
+          <w:b/>
+          <w:bCs/>
+          <w:i/>
+          <w:iCs/>
           <w:sz w:val="28"/>
           <w:szCs w:val="28"/>
         </w:rPr>
